--- a/Knowledge/3-Work knowledge/1-Software Engineering/1-Testing/5-My Source/1-ISTQB Foundation Level/3-Static Testing/5-Static analysis.docx
+++ b/Knowledge/3-Work knowledge/1-Software Engineering/1-Testing/5-My Source/1-ISTQB Foundation Level/3-Static Testing/5-Static analysis.docx
@@ -45,21 +45,12 @@
         </w:rPr>
         <w:t xml:space="preserve">: </w:t>
       </w:r>
-      <w:proofErr w:type="spellStart"/>
-      <w:r>
-        <w:rPr>
-          <w:b/>
-          <w:shd w:val="clear" w:color="auto" w:fill="B7B7B7"/>
-        </w:rPr>
-        <w:t>Chatgpt</w:t>
-      </w:r>
-      <w:proofErr w:type="spellEnd"/>
-      <w:r>
-        <w:rPr>
-          <w:b/>
-          <w:shd w:val="clear" w:color="auto" w:fill="B7B7B7"/>
-        </w:rPr>
-        <w:t xml:space="preserve"> </w:t>
+      <w:r>
+        <w:rPr>
+          <w:b/>
+          <w:shd w:val="clear" w:color="auto" w:fill="B7B7B7"/>
+        </w:rPr>
+        <w:t xml:space="preserve">Chatgpt </w:t>
       </w:r>
       <w:r>
         <w:rPr>
@@ -68,16 +59,17 @@
           <w:szCs w:val="14"/>
           <w:shd w:val="clear" w:color="auto" w:fill="B7B7B7"/>
         </w:rPr>
-        <w:t>(GPT-5-Standard) at [</w:t>
-      </w:r>
-      <w:r>
-        <w:rPr>
+        <w:t>(GPT</w:t>
+      </w:r>
+      <w:r>
+        <w:rPr>
+          <w:rFonts w:ascii="Cambria Math" w:hAnsi="Cambria Math" w:cs="Cambria Math"/>
           <w:b/>
           <w:sz w:val="14"/>
           <w:szCs w:val="14"/>
           <w:shd w:val="clear" w:color="auto" w:fill="B7B7B7"/>
         </w:rPr>
-        <w:t>9</w:t>
+        <w:t>‑</w:t>
       </w:r>
       <w:r>
         <w:rPr>
@@ -86,7 +78,102 @@
           <w:szCs w:val="14"/>
           <w:shd w:val="clear" w:color="auto" w:fill="B7B7B7"/>
         </w:rPr>
-        <w:t>/</w:t>
+        <w:t>5 Mini) at [9/3/2025]</w:t>
+      </w:r>
+    </w:p>
+    <w:p>
+      <w:pPr>
+        <w:rPr>
+          <w:rFonts w:ascii="Roboto Mono" w:hAnsi="Roboto Mono"/>
+        </w:rPr>
+      </w:pPr>
+      <w:r>
+        <w:rPr>
+          <w:rFonts w:ascii="Roboto Mono" w:hAnsi="Roboto Mono"/>
+          <w:b/>
+          <w:bCs/>
+        </w:rPr>
+        <w:t>Static analysis</w:t>
+      </w:r>
+      <w:r>
+        <w:rPr>
+          <w:rFonts w:ascii="Roboto Mono" w:hAnsi="Roboto Mono"/>
+        </w:rPr>
+        <w:t xml:space="preserve"> is a method of examining software </w:t>
+      </w:r>
+      <w:r>
+        <w:rPr>
+          <w:rFonts w:ascii="Roboto Mono" w:hAnsi="Roboto Mono"/>
+          <w:b/>
+          <w:bCs/>
+        </w:rPr>
+        <w:t>without executing it</w:t>
+      </w:r>
+      <w:r>
+        <w:rPr>
+          <w:rFonts w:ascii="Roboto Mono" w:hAnsi="Roboto Mono"/>
+        </w:rPr>
+        <w:t>.</w:t>
+      </w:r>
+    </w:p>
+    <w:p>
+      <w:pPr>
+        <w:rPr>
+          <w:rFonts w:ascii="Roboto Mono" w:hAnsi="Roboto Mono"/>
+        </w:rPr>
+      </w:pPr>
+      <w:r>
+        <w:rPr>
+          <w:rFonts w:ascii="Roboto Mono" w:hAnsi="Roboto Mono"/>
+        </w:rPr>
+        <w:t xml:space="preserve">It means analyzing the source code, bytecode, or even documentation to detect issues </w:t>
+      </w:r>
+      <w:r>
+        <w:rPr>
+          <w:rFonts w:ascii="Roboto Mono" w:hAnsi="Roboto Mono"/>
+          <w:b/>
+          <w:bCs/>
+        </w:rPr>
+        <w:t>before running the program</w:t>
+      </w:r>
+      <w:r>
+        <w:rPr>
+          <w:rFonts w:ascii="Roboto Mono" w:hAnsi="Roboto Mono"/>
+        </w:rPr>
+        <w:t>.</w:t>
+      </w:r>
+    </w:p>
+    <w:p>
+      <w:pPr>
+        <w:pStyle w:val="Heading2"/>
+      </w:pPr>
+      <w:r>
+        <w:t>Key points about static analysis:</w:t>
+      </w:r>
+    </w:p>
+    <w:p>
+      <w:pPr>
+        <w:spacing w:before="240" w:after="240"/>
+      </w:pPr>
+      <w:r>
+        <w:rPr>
+          <w:b/>
+          <w:shd w:val="clear" w:color="auto" w:fill="B7B7B7"/>
+        </w:rPr>
+        <w:t># Source</w:t>
+      </w:r>
+      <w:r>
+        <w:rPr>
+          <w:shd w:val="clear" w:color="auto" w:fill="B7B7B7"/>
+        </w:rPr>
+        <w:t xml:space="preserve">: </w:t>
+      </w:r>
+      <w:r>
+        <w:rPr>
+          <w:b/>
+          <w:shd w:val="clear" w:color="auto" w:fill="B7B7B7"/>
+        </w:rPr>
+        <w:t xml:space="preserve">Chatgpt </w:t>
       </w:r>
       <w:r>
         <w:rPr>
@@ -95,120 +182,17 @@
           <w:szCs w:val="14"/>
           <w:shd w:val="clear" w:color="auto" w:fill="B7B7B7"/>
         </w:rPr>
-        <w:t>3</w:t>
-      </w:r>
-      <w:r>
-        <w:rPr>
+        <w:t>(GPT</w:t>
+      </w:r>
+      <w:r>
+        <w:rPr>
+          <w:rFonts w:ascii="Cambria Math" w:hAnsi="Cambria Math" w:cs="Cambria Math"/>
           <w:b/>
           <w:sz w:val="14"/>
           <w:szCs w:val="14"/>
           <w:shd w:val="clear" w:color="auto" w:fill="B7B7B7"/>
         </w:rPr>
-        <w:t>/2025]</w:t>
-      </w:r>
-    </w:p>
-    <w:p>
-      <w:pPr>
-        <w:rPr>
-          <w:rFonts w:ascii="Roboto Mono" w:hAnsi="Roboto Mono"/>
-        </w:rPr>
-      </w:pPr>
-      <w:r>
-        <w:rPr>
-          <w:rFonts w:ascii="Roboto Mono" w:hAnsi="Roboto Mono"/>
-          <w:b/>
-          <w:bCs/>
-        </w:rPr>
-        <w:t>Static analysis</w:t>
-      </w:r>
-      <w:r>
-        <w:rPr>
-          <w:rFonts w:ascii="Roboto Mono" w:hAnsi="Roboto Mono"/>
-        </w:rPr>
-        <w:t xml:space="preserve"> is a method of examining software </w:t>
-      </w:r>
-      <w:r>
-        <w:rPr>
-          <w:rFonts w:ascii="Roboto Mono" w:hAnsi="Roboto Mono"/>
-          <w:b/>
-          <w:bCs/>
-        </w:rPr>
-        <w:t>without executing it</w:t>
-      </w:r>
-      <w:r>
-        <w:rPr>
-          <w:rFonts w:ascii="Roboto Mono" w:hAnsi="Roboto Mono"/>
-        </w:rPr>
-        <w:t>.</w:t>
-      </w:r>
-    </w:p>
-    <w:p>
-      <w:pPr>
-        <w:rPr>
-          <w:rFonts w:ascii="Roboto Mono" w:hAnsi="Roboto Mono"/>
-        </w:rPr>
-      </w:pPr>
-      <w:r>
-        <w:rPr>
-          <w:rFonts w:ascii="Roboto Mono" w:hAnsi="Roboto Mono"/>
-        </w:rPr>
-        <w:t xml:space="preserve">It means analyzing the source code, bytecode, or even documentation to detect issues </w:t>
-      </w:r>
-      <w:r>
-        <w:rPr>
-          <w:rFonts w:ascii="Roboto Mono" w:hAnsi="Roboto Mono"/>
-          <w:b/>
-          <w:bCs/>
-        </w:rPr>
-        <w:t>before running the program</w:t>
-      </w:r>
-      <w:r>
-        <w:rPr>
-          <w:rFonts w:ascii="Roboto Mono" w:hAnsi="Roboto Mono"/>
-        </w:rPr>
-        <w:t>.</w:t>
-      </w:r>
-    </w:p>
-    <w:p>
-      <w:pPr>
-        <w:pStyle w:val="Heading2"/>
-      </w:pPr>
-      <w:r>
-        <w:t>Key points about static analysis:</w:t>
-      </w:r>
-    </w:p>
-    <w:p>
-      <w:pPr>
-        <w:spacing w:before="240" w:after="240"/>
-      </w:pPr>
-      <w:r>
-        <w:rPr>
-          <w:b/>
-          <w:shd w:val="clear" w:color="auto" w:fill="B7B7B7"/>
-        </w:rPr>
-        <w:t># Source</w:t>
-      </w:r>
-      <w:r>
-        <w:rPr>
-          <w:shd w:val="clear" w:color="auto" w:fill="B7B7B7"/>
-        </w:rPr>
-        <w:t xml:space="preserve">: </w:t>
-      </w:r>
-      <w:proofErr w:type="spellStart"/>
-      <w:r>
-        <w:rPr>
-          <w:b/>
-          <w:shd w:val="clear" w:color="auto" w:fill="B7B7B7"/>
-        </w:rPr>
-        <w:t>Chatgpt</w:t>
-      </w:r>
-      <w:proofErr w:type="spellEnd"/>
-      <w:r>
-        <w:rPr>
-          <w:b/>
-          <w:shd w:val="clear" w:color="auto" w:fill="B7B7B7"/>
-        </w:rPr>
-        <w:t xml:space="preserve"> </w:t>
+        <w:t>‑</w:t>
       </w:r>
       <w:r>
         <w:rPr>
@@ -217,7 +201,7 @@
           <w:szCs w:val="14"/>
           <w:shd w:val="clear" w:color="auto" w:fill="B7B7B7"/>
         </w:rPr>
-        <w:t>(GPT-5-Standard) at [9/3/2025]</w:t>
+        <w:t>5 Mini) at [9/3/2025]</w:t>
       </w:r>
     </w:p>
     <w:p>
@@ -416,21 +400,12 @@
         </w:rPr>
         <w:t xml:space="preserve">: </w:t>
       </w:r>
-      <w:proofErr w:type="spellStart"/>
-      <w:r>
-        <w:rPr>
-          <w:b/>
-          <w:shd w:val="clear" w:color="auto" w:fill="B7B7B7"/>
-        </w:rPr>
-        <w:t>Chatgpt</w:t>
-      </w:r>
-      <w:proofErr w:type="spellEnd"/>
-      <w:r>
-        <w:rPr>
-          <w:b/>
-          <w:shd w:val="clear" w:color="auto" w:fill="B7B7B7"/>
-        </w:rPr>
-        <w:t xml:space="preserve"> </w:t>
+      <w:r>
+        <w:rPr>
+          <w:b/>
+          <w:shd w:val="clear" w:color="auto" w:fill="B7B7B7"/>
+        </w:rPr>
+        <w:t xml:space="preserve">Chatgpt </w:t>
       </w:r>
       <w:r>
         <w:rPr>
@@ -439,7 +414,26 @@
           <w:szCs w:val="14"/>
           <w:shd w:val="clear" w:color="auto" w:fill="B7B7B7"/>
         </w:rPr>
-        <w:t>(GPT-5-Standard) at [9/3/2025]</w:t>
+        <w:t>(GPT</w:t>
+      </w:r>
+      <w:r>
+        <w:rPr>
+          <w:rFonts w:ascii="Cambria Math" w:hAnsi="Cambria Math" w:cs="Cambria Math"/>
+          <w:b/>
+          <w:sz w:val="14"/>
+          <w:szCs w:val="14"/>
+          <w:shd w:val="clear" w:color="auto" w:fill="B7B7B7"/>
+        </w:rPr>
+        <w:t>‑</w:t>
+      </w:r>
+      <w:r>
+        <w:rPr>
+          <w:b/>
+          <w:sz w:val="14"/>
+          <w:szCs w:val="14"/>
+          <w:shd w:val="clear" w:color="auto" w:fill="B7B7B7"/>
+        </w:rPr>
+        <w:t>5 Mini) at [9/3/2025]</w:t>
       </w:r>
     </w:p>
     <w:p>
@@ -575,8 +569,8 @@
     </w:p>
     <w:p>
       <w:r>
-        <w:pict w14:anchorId="5B522A9E">
-          <v:rect id="_x0000_i1590" style="width:0;height:1.5pt" o:hralign="center" o:hrstd="t" o:hr="t" fillcolor="#a0a0a0" stroked="f"/>
+        <w:pict w14:anchorId="44F90208">
+          <v:rect id="_x0000_i1025" style="width:0;height:1.5pt" o:hralign="center" o:hrstd="t" o:hr="t" fillcolor="#a0a0a0" stroked="f"/>
         </w:pict>
       </w:r>
     </w:p>
@@ -611,21 +605,12 @@
         </w:rPr>
         <w:t xml:space="preserve">: </w:t>
       </w:r>
-      <w:proofErr w:type="spellStart"/>
-      <w:r>
-        <w:rPr>
-          <w:b/>
-          <w:shd w:val="clear" w:color="auto" w:fill="B7B7B7"/>
-        </w:rPr>
-        <w:t>Chatgpt</w:t>
-      </w:r>
-      <w:proofErr w:type="spellEnd"/>
-      <w:r>
-        <w:rPr>
-          <w:b/>
-          <w:shd w:val="clear" w:color="auto" w:fill="B7B7B7"/>
-        </w:rPr>
-        <w:t xml:space="preserve"> </w:t>
+      <w:r>
+        <w:rPr>
+          <w:b/>
+          <w:shd w:val="clear" w:color="auto" w:fill="B7B7B7"/>
+        </w:rPr>
+        <w:t xml:space="preserve">Chatgpt </w:t>
       </w:r>
       <w:r>
         <w:rPr>
@@ -634,7 +619,26 @@
           <w:szCs w:val="14"/>
           <w:shd w:val="clear" w:color="auto" w:fill="B7B7B7"/>
         </w:rPr>
-        <w:t>(GPT-5-Standard) at [9/3/2025]</w:t>
+        <w:t>(GPT</w:t>
+      </w:r>
+      <w:r>
+        <w:rPr>
+          <w:rFonts w:ascii="Cambria Math" w:hAnsi="Cambria Math" w:cs="Cambria Math"/>
+          <w:b/>
+          <w:sz w:val="14"/>
+          <w:szCs w:val="14"/>
+          <w:shd w:val="clear" w:color="auto" w:fill="B7B7B7"/>
+        </w:rPr>
+        <w:t>‑</w:t>
+      </w:r>
+      <w:r>
+        <w:rPr>
+          <w:b/>
+          <w:sz w:val="14"/>
+          <w:szCs w:val="14"/>
+          <w:shd w:val="clear" w:color="auto" w:fill="B7B7B7"/>
+        </w:rPr>
+        <w:t>5 Mini) at [9/3/2025]</w:t>
       </w:r>
     </w:p>
     <w:p>
@@ -739,8 +743,8 @@
     </w:p>
     <w:p>
       <w:r>
-        <w:pict w14:anchorId="7A39DC44">
-          <v:rect id="_x0000_i1591" style="width:0;height:1.5pt" o:hralign="center" o:hrstd="t" o:hr="t" fillcolor="#a0a0a0" stroked="f"/>
+        <w:pict w14:anchorId="1FCFC94C">
+          <v:rect id="_x0000_i1026" style="width:0;height:1.5pt" o:hralign="center" o:hrstd="t" o:hr="t" fillcolor="#a0a0a0" stroked="f"/>
         </w:pict>
       </w:r>
     </w:p>
@@ -775,21 +779,12 @@
         </w:rPr>
         <w:t xml:space="preserve">: </w:t>
       </w:r>
-      <w:proofErr w:type="spellStart"/>
-      <w:r>
-        <w:rPr>
-          <w:b/>
-          <w:shd w:val="clear" w:color="auto" w:fill="B7B7B7"/>
-        </w:rPr>
-        <w:t>Chatgpt</w:t>
-      </w:r>
-      <w:proofErr w:type="spellEnd"/>
-      <w:r>
-        <w:rPr>
-          <w:b/>
-          <w:shd w:val="clear" w:color="auto" w:fill="B7B7B7"/>
-        </w:rPr>
-        <w:t xml:space="preserve"> </w:t>
+      <w:r>
+        <w:rPr>
+          <w:b/>
+          <w:shd w:val="clear" w:color="auto" w:fill="B7B7B7"/>
+        </w:rPr>
+        <w:t xml:space="preserve">Chatgpt </w:t>
       </w:r>
       <w:r>
         <w:rPr>
@@ -798,7 +793,26 @@
           <w:szCs w:val="14"/>
           <w:shd w:val="clear" w:color="auto" w:fill="B7B7B7"/>
         </w:rPr>
-        <w:t>(GPT-5-Standard) at [9/3/2025]</w:t>
+        <w:t>(GPT</w:t>
+      </w:r>
+      <w:r>
+        <w:rPr>
+          <w:rFonts w:ascii="Cambria Math" w:hAnsi="Cambria Math" w:cs="Cambria Math"/>
+          <w:b/>
+          <w:sz w:val="14"/>
+          <w:szCs w:val="14"/>
+          <w:shd w:val="clear" w:color="auto" w:fill="B7B7B7"/>
+        </w:rPr>
+        <w:t>‑</w:t>
+      </w:r>
+      <w:r>
+        <w:rPr>
+          <w:b/>
+          <w:sz w:val="14"/>
+          <w:szCs w:val="14"/>
+          <w:shd w:val="clear" w:color="auto" w:fill="B7B7B7"/>
+        </w:rPr>
+        <w:t>5 Mini) at [9/3/2025]</w:t>
       </w:r>
     </w:p>
     <w:p>
@@ -830,19 +844,11 @@
           <w:rFonts w:ascii="Roboto Mono" w:hAnsi="Roboto Mono"/>
         </w:rPr>
       </w:pPr>
-      <w:proofErr w:type="spellStart"/>
-      <w:r>
-        <w:rPr>
-          <w:rFonts w:ascii="Roboto Mono" w:hAnsi="Roboto Mono"/>
-        </w:rPr>
-        <w:t>ESLint</w:t>
-      </w:r>
-      <w:proofErr w:type="spellEnd"/>
-      <w:r>
-        <w:rPr>
-          <w:rFonts w:ascii="Roboto Mono" w:hAnsi="Roboto Mono"/>
-        </w:rPr>
-        <w:t xml:space="preserve"> (JavaScript/TypeScript)</w:t>
+      <w:r>
+        <w:rPr>
+          <w:rFonts w:ascii="Roboto Mono" w:hAnsi="Roboto Mono"/>
+        </w:rPr>
+        <w:t>ESLint (JavaScript/TypeScript)</w:t>
       </w:r>
     </w:p>
     <w:p>
@@ -855,19 +861,11 @@
           <w:rFonts w:ascii="Roboto Mono" w:hAnsi="Roboto Mono"/>
         </w:rPr>
       </w:pPr>
-      <w:proofErr w:type="spellStart"/>
-      <w:r>
-        <w:rPr>
-          <w:rFonts w:ascii="Roboto Mono" w:hAnsi="Roboto Mono"/>
-        </w:rPr>
-        <w:t>Pylint</w:t>
-      </w:r>
-      <w:proofErr w:type="spellEnd"/>
-      <w:r>
-        <w:rPr>
-          <w:rFonts w:ascii="Roboto Mono" w:hAnsi="Roboto Mono"/>
-        </w:rPr>
-        <w:t xml:space="preserve"> (Python)</w:t>
+      <w:r>
+        <w:rPr>
+          <w:rFonts w:ascii="Roboto Mono" w:hAnsi="Roboto Mono"/>
+        </w:rPr>
+        <w:t>Pylint (Python)</w:t>
       </w:r>
     </w:p>
     <w:p>
@@ -880,19 +878,11 @@
           <w:rFonts w:ascii="Roboto Mono" w:hAnsi="Roboto Mono"/>
         </w:rPr>
       </w:pPr>
-      <w:proofErr w:type="spellStart"/>
-      <w:r>
-        <w:rPr>
-          <w:rFonts w:ascii="Roboto Mono" w:hAnsi="Roboto Mono"/>
-        </w:rPr>
-        <w:t>Checkstyle</w:t>
-      </w:r>
-      <w:proofErr w:type="spellEnd"/>
-      <w:r>
-        <w:rPr>
-          <w:rFonts w:ascii="Roboto Mono" w:hAnsi="Roboto Mono"/>
-        </w:rPr>
-        <w:t xml:space="preserve"> (Java)</w:t>
+      <w:r>
+        <w:rPr>
+          <w:rFonts w:ascii="Roboto Mono" w:hAnsi="Roboto Mono"/>
+        </w:rPr>
+        <w:t>Checkstyle (Java)</w:t>
       </w:r>
     </w:p>
     <w:p>
@@ -994,20 +984,12 @@
           <w:rFonts w:ascii="Roboto Mono" w:hAnsi="Roboto Mono"/>
         </w:rPr>
       </w:pPr>
-      <w:proofErr w:type="spellStart"/>
       <w:r>
         <w:rPr>
           <w:rFonts w:ascii="Roboto Mono" w:hAnsi="Roboto Mono"/>
         </w:rPr>
         <w:lastRenderedPageBreak/>
-        <w:t>Polyspace</w:t>
-      </w:r>
-      <w:proofErr w:type="spellEnd"/>
-      <w:r>
-        <w:rPr>
-          <w:rFonts w:ascii="Roboto Mono" w:hAnsi="Roboto Mono"/>
-        </w:rPr>
-        <w:t xml:space="preserve"> (for aerospace/automotive, checks MISRA-C compliance)</w:t>
+        <w:t>Polyspace (for aerospace/automotive, checks MISRA-C compliance)</w:t>
       </w:r>
     </w:p>
     <w:p>
@@ -1056,19 +1038,11 @@
           <w:rFonts w:ascii="Roboto Mono" w:hAnsi="Roboto Mono"/>
         </w:rPr>
       </w:pPr>
-      <w:proofErr w:type="spellStart"/>
-      <w:r>
-        <w:rPr>
-          <w:rFonts w:ascii="Roboto Mono" w:hAnsi="Roboto Mono"/>
-        </w:rPr>
-        <w:t>QVscribe</w:t>
-      </w:r>
-      <w:proofErr w:type="spellEnd"/>
-      <w:r>
-        <w:rPr>
-          <w:rFonts w:ascii="Roboto Mono" w:hAnsi="Roboto Mono"/>
-        </w:rPr>
-        <w:t xml:space="preserve"> (flags ambiguous requirements)</w:t>
+      <w:r>
+        <w:rPr>
+          <w:rFonts w:ascii="Roboto Mono" w:hAnsi="Roboto Mono"/>
+        </w:rPr>
+        <w:t>QVscribe (flags ambiguous requirements)</w:t>
       </w:r>
     </w:p>
     <w:p>
@@ -1107,8 +1081,8 @@
     </w:p>
     <w:p>
       <w:r>
-        <w:pict w14:anchorId="18C419FC">
-          <v:rect id="_x0000_i1592" style="width:0;height:1.5pt" o:hralign="center" o:hrstd="t" o:hr="t" fillcolor="#a0a0a0" stroked="f"/>
+        <w:pict w14:anchorId="016A1AAA">
+          <v:rect id="_x0000_i1027" style="width:0;height:1.5pt" o:hralign="center" o:hrstd="t" o:hr="t" fillcolor="#a0a0a0" stroked="f"/>
         </w:pict>
       </w:r>
     </w:p>
@@ -1143,21 +1117,12 @@
         </w:rPr>
         <w:t xml:space="preserve">: </w:t>
       </w:r>
-      <w:proofErr w:type="spellStart"/>
-      <w:r>
-        <w:rPr>
-          <w:b/>
-          <w:shd w:val="clear" w:color="auto" w:fill="B7B7B7"/>
-        </w:rPr>
-        <w:t>Chatgpt</w:t>
-      </w:r>
-      <w:proofErr w:type="spellEnd"/>
-      <w:r>
-        <w:rPr>
-          <w:b/>
-          <w:shd w:val="clear" w:color="auto" w:fill="B7B7B7"/>
-        </w:rPr>
-        <w:t xml:space="preserve"> </w:t>
+      <w:r>
+        <w:rPr>
+          <w:b/>
+          <w:shd w:val="clear" w:color="auto" w:fill="B7B7B7"/>
+        </w:rPr>
+        <w:t xml:space="preserve">Chatgpt </w:t>
       </w:r>
       <w:r>
         <w:rPr>
@@ -1166,7 +1131,26 @@
           <w:szCs w:val="14"/>
           <w:shd w:val="clear" w:color="auto" w:fill="B7B7B7"/>
         </w:rPr>
-        <w:t>(GPT-5-Standard) at [9/3/2025]</w:t>
+        <w:t>(GPT</w:t>
+      </w:r>
+      <w:r>
+        <w:rPr>
+          <w:rFonts w:ascii="Cambria Math" w:hAnsi="Cambria Math" w:cs="Cambria Math"/>
+          <w:b/>
+          <w:sz w:val="14"/>
+          <w:szCs w:val="14"/>
+          <w:shd w:val="clear" w:color="auto" w:fill="B7B7B7"/>
+        </w:rPr>
+        <w:t>‑</w:t>
+      </w:r>
+      <w:r>
+        <w:rPr>
+          <w:b/>
+          <w:sz w:val="14"/>
+          <w:szCs w:val="14"/>
+          <w:shd w:val="clear" w:color="auto" w:fill="B7B7B7"/>
+        </w:rPr>
+        <w:t>5 Mini) at [9/3/2025]</w:t>
       </w:r>
     </w:p>
     <w:p>
@@ -1192,64 +1176,20 @@
         <w:rPr>
           <w:rFonts w:ascii="Roboto Mono" w:hAnsi="Roboto Mono"/>
         </w:rPr>
-        <w:t xml:space="preserve">char </w:t>
-      </w:r>
-      <w:proofErr w:type="gramStart"/>
-      <w:r>
-        <w:rPr>
-          <w:rFonts w:ascii="Roboto Mono" w:hAnsi="Roboto Mono"/>
-        </w:rPr>
-        <w:t>name[</w:t>
-      </w:r>
-      <w:proofErr w:type="gramEnd"/>
-      <w:r>
-        <w:rPr>
-          <w:rFonts w:ascii="Roboto Mono" w:hAnsi="Roboto Mono"/>
-        </w:rPr>
-        <w:t>10];</w:t>
-      </w:r>
-    </w:p>
-    <w:p>
-      <w:pPr>
-        <w:rPr>
-          <w:rFonts w:ascii="Roboto Mono" w:hAnsi="Roboto Mono"/>
-        </w:rPr>
-      </w:pPr>
-      <w:proofErr w:type="spellStart"/>
-      <w:proofErr w:type="gramStart"/>
-      <w:r>
-        <w:rPr>
-          <w:rFonts w:ascii="Roboto Mono" w:hAnsi="Roboto Mono"/>
-        </w:rPr>
-        <w:t>strcpy</w:t>
-      </w:r>
-      <w:proofErr w:type="spellEnd"/>
-      <w:r>
-        <w:rPr>
-          <w:rFonts w:ascii="Roboto Mono" w:hAnsi="Roboto Mono"/>
-        </w:rPr>
-        <w:t>(</w:t>
-      </w:r>
-      <w:proofErr w:type="gramEnd"/>
-      <w:r>
-        <w:rPr>
-          <w:rFonts w:ascii="Roboto Mono" w:hAnsi="Roboto Mono"/>
-        </w:rPr>
-        <w:t>name, "</w:t>
-      </w:r>
-      <w:proofErr w:type="spellStart"/>
-      <w:r>
-        <w:rPr>
-          <w:rFonts w:ascii="Roboto Mono" w:hAnsi="Roboto Mono"/>
-        </w:rPr>
-        <w:t>ThisIsAVeryLongName</w:t>
-      </w:r>
-      <w:proofErr w:type="spellEnd"/>
-      <w:r>
-        <w:rPr>
-          <w:rFonts w:ascii="Roboto Mono" w:hAnsi="Roboto Mono"/>
-        </w:rPr>
-        <w:t xml:space="preserve">"); </w:t>
+        <w:t>char name[10];</w:t>
+      </w:r>
+    </w:p>
+    <w:p>
+      <w:pPr>
+        <w:rPr>
+          <w:rFonts w:ascii="Roboto Mono" w:hAnsi="Roboto Mono"/>
+        </w:rPr>
+      </w:pPr>
+      <w:r>
+        <w:rPr>
+          <w:rFonts w:ascii="Roboto Mono" w:hAnsi="Roboto Mono"/>
+        </w:rPr>
+        <w:t xml:space="preserve">strcpy(name, "ThisIsAVeryLongName"); </w:t>
       </w:r>
     </w:p>
     <w:p>
@@ -1282,7 +1222,6 @@
         </w:rPr>
         <w:t xml:space="preserve"> like </w:t>
       </w:r>
-      <w:proofErr w:type="spellStart"/>
       <w:r>
         <w:rPr>
           <w:rFonts w:ascii="Roboto Mono" w:hAnsi="Roboto Mono"/>
@@ -1291,7 +1230,6 @@
         </w:rPr>
         <w:t>Cppcheck</w:t>
       </w:r>
-      <w:proofErr w:type="spellEnd"/>
       <w:r>
         <w:rPr>
           <w:rFonts w:ascii="Roboto Mono" w:hAnsi="Roboto Mono"/>
@@ -1327,21 +1265,7 @@
         <w:rPr>
           <w:rFonts w:ascii="Roboto Mono" w:hAnsi="Roboto Mono"/>
         </w:rPr>
-        <w:t>It sees that "</w:t>
-      </w:r>
-      <w:proofErr w:type="spellStart"/>
-      <w:r>
-        <w:rPr>
-          <w:rFonts w:ascii="Roboto Mono" w:hAnsi="Roboto Mono"/>
-        </w:rPr>
-        <w:t>ThisIsAVeryLongName</w:t>
-      </w:r>
-      <w:proofErr w:type="spellEnd"/>
-      <w:r>
-        <w:rPr>
-          <w:rFonts w:ascii="Roboto Mono" w:hAnsi="Roboto Mono"/>
-        </w:rPr>
-        <w:t>" is longer than 10 characters.</w:t>
+        <w:t>It sees that "ThisIsAVeryLongName" is longer than 10 characters.</w:t>
       </w:r>
     </w:p>
     <w:p>
@@ -1389,8 +1313,8 @@
     </w:p>
     <w:p>
       <w:r>
-        <w:pict w14:anchorId="3625A6FF">
-          <v:rect id="_x0000_i1593" style="width:0;height:1.5pt" o:hralign="center" o:hrstd="t" o:hr="t" fillcolor="#a0a0a0" stroked="f"/>
+        <w:pict w14:anchorId="5E8DAC1F">
+          <v:rect id="_x0000_i1028" style="width:0;height:1.5pt" o:hralign="center" o:hrstd="t" o:hr="t" fillcolor="#a0a0a0" stroked="f"/>
         </w:pict>
       </w:r>
     </w:p>
@@ -1443,8 +1367,8 @@
     </w:p>
     <w:p>
       <w:r>
-        <w:pict w14:anchorId="1184E249">
-          <v:rect id="_x0000_i1612" style="width:0;height:1.5pt" o:hralign="center" o:hrstd="t" o:hr="t" fillcolor="#a0a0a0" stroked="f"/>
+        <w:pict w14:anchorId="7C10FC39">
+          <v:rect id="_x0000_i1029" style="width:0;height:1.5pt" o:hralign="center" o:hrstd="t" o:hr="t" fillcolor="#a0a0a0" stroked="f"/>
         </w:pict>
       </w:r>
     </w:p>
@@ -1480,21 +1404,12 @@
         </w:rPr>
         <w:t xml:space="preserve">: </w:t>
       </w:r>
-      <w:proofErr w:type="spellStart"/>
-      <w:r>
-        <w:rPr>
-          <w:b/>
-          <w:shd w:val="clear" w:color="auto" w:fill="B7B7B7"/>
-        </w:rPr>
-        <w:t>Chatgpt</w:t>
-      </w:r>
-      <w:proofErr w:type="spellEnd"/>
-      <w:r>
-        <w:rPr>
-          <w:b/>
-          <w:shd w:val="clear" w:color="auto" w:fill="B7B7B7"/>
-        </w:rPr>
-        <w:t xml:space="preserve"> </w:t>
+      <w:r>
+        <w:rPr>
+          <w:b/>
+          <w:shd w:val="clear" w:color="auto" w:fill="B7B7B7"/>
+        </w:rPr>
+        <w:t xml:space="preserve">Chatgpt </w:t>
       </w:r>
       <w:r>
         <w:rPr>
@@ -1503,7 +1418,26 @@
           <w:szCs w:val="14"/>
           <w:shd w:val="clear" w:color="auto" w:fill="B7B7B7"/>
         </w:rPr>
-        <w:t>(GPT-5-Standard) at [9/3/2025]</w:t>
+        <w:t>(GPT</w:t>
+      </w:r>
+      <w:r>
+        <w:rPr>
+          <w:rFonts w:ascii="Cambria Math" w:hAnsi="Cambria Math" w:cs="Cambria Math"/>
+          <w:b/>
+          <w:sz w:val="14"/>
+          <w:szCs w:val="14"/>
+          <w:shd w:val="clear" w:color="auto" w:fill="B7B7B7"/>
+        </w:rPr>
+        <w:t>‑</w:t>
+      </w:r>
+      <w:r>
+        <w:rPr>
+          <w:b/>
+          <w:sz w:val="14"/>
+          <w:szCs w:val="14"/>
+          <w:shd w:val="clear" w:color="auto" w:fill="B7B7B7"/>
+        </w:rPr>
+        <w:t>5 Mini) at [9/3/2025]</w:t>
       </w:r>
     </w:p>
     <w:p>
@@ -1650,7 +1584,6 @@
           <w:rFonts w:ascii="Roboto Mono" w:hAnsi="Roboto Mono"/>
         </w:rPr>
       </w:pPr>
-      <w:proofErr w:type="spellStart"/>
       <w:r>
         <w:rPr>
           <w:rFonts w:ascii="Roboto Mono" w:hAnsi="Roboto Mono"/>
@@ -1659,7 +1592,6 @@
         </w:rPr>
         <w:t>ESLint</w:t>
       </w:r>
-      <w:proofErr w:type="spellEnd"/>
       <w:r>
         <w:rPr>
           <w:rFonts w:ascii="Roboto Mono" w:hAnsi="Roboto Mono"/>
@@ -1751,27 +1683,13 @@
         <w:rPr>
           <w:rFonts w:ascii="Roboto Mono" w:hAnsi="Roboto Mono"/>
         </w:rPr>
-        <w:t xml:space="preserve">Example: In a web app, </w:t>
-      </w:r>
-      <w:proofErr w:type="spellStart"/>
-      <w:r>
-        <w:rPr>
-          <w:rFonts w:ascii="Roboto Mono" w:hAnsi="Roboto Mono"/>
-        </w:rPr>
-        <w:t>ESLint</w:t>
-      </w:r>
-      <w:proofErr w:type="spellEnd"/>
-      <w:r>
-        <w:rPr>
-          <w:rFonts w:ascii="Roboto Mono" w:hAnsi="Roboto Mono"/>
-        </w:rPr>
-        <w:t xml:space="preserve"> can warn if you forget to handle a Promise properly.</w:t>
-      </w:r>
-    </w:p>
-    <w:p>
-      <w:r>
-        <w:pict w14:anchorId="31E9BC7F">
-          <v:rect id="_x0000_i1613" style="width:0;height:1.5pt" o:hralign="center" o:hrstd="t" o:hr="t" fillcolor="#a0a0a0" stroked="f"/>
+        <w:t>Example: In a web app, ESLint can warn if you forget to handle a Promise properly.</w:t>
+      </w:r>
+    </w:p>
+    <w:p>
+      <w:r>
+        <w:pict w14:anchorId="32A90FA4">
+          <v:rect id="_x0000_i1030" style="width:0;height:1.5pt" o:hralign="center" o:hrstd="t" o:hr="t" fillcolor="#a0a0a0" stroked="f"/>
         </w:pict>
       </w:r>
     </w:p>
@@ -1806,21 +1724,12 @@
         </w:rPr>
         <w:t xml:space="preserve">: </w:t>
       </w:r>
-      <w:proofErr w:type="spellStart"/>
-      <w:r>
-        <w:rPr>
-          <w:b/>
-          <w:shd w:val="clear" w:color="auto" w:fill="B7B7B7"/>
-        </w:rPr>
-        <w:t>Chatgpt</w:t>
-      </w:r>
-      <w:proofErr w:type="spellEnd"/>
-      <w:r>
-        <w:rPr>
-          <w:b/>
-          <w:shd w:val="clear" w:color="auto" w:fill="B7B7B7"/>
-        </w:rPr>
-        <w:t xml:space="preserve"> </w:t>
+      <w:r>
+        <w:rPr>
+          <w:b/>
+          <w:shd w:val="clear" w:color="auto" w:fill="B7B7B7"/>
+        </w:rPr>
+        <w:t xml:space="preserve">Chatgpt </w:t>
       </w:r>
       <w:r>
         <w:rPr>
@@ -1829,7 +1738,26 @@
           <w:szCs w:val="14"/>
           <w:shd w:val="clear" w:color="auto" w:fill="B7B7B7"/>
         </w:rPr>
-        <w:t>(GPT-5-Standard) at [9/3/2025]</w:t>
+        <w:t>(GPT</w:t>
+      </w:r>
+      <w:r>
+        <w:rPr>
+          <w:rFonts w:ascii="Cambria Math" w:hAnsi="Cambria Math" w:cs="Cambria Math"/>
+          <w:b/>
+          <w:sz w:val="14"/>
+          <w:szCs w:val="14"/>
+          <w:shd w:val="clear" w:color="auto" w:fill="B7B7B7"/>
+        </w:rPr>
+        <w:t>‑</w:t>
+      </w:r>
+      <w:r>
+        <w:rPr>
+          <w:b/>
+          <w:sz w:val="14"/>
+          <w:szCs w:val="14"/>
+          <w:shd w:val="clear" w:color="auto" w:fill="B7B7B7"/>
+        </w:rPr>
+        <w:t>5 Mini) at [9/3/2025]</w:t>
       </w:r>
     </w:p>
     <w:p>
@@ -2022,21 +1950,7 @@
         <w:rPr>
           <w:rFonts w:ascii="Roboto Mono" w:hAnsi="Roboto Mono"/>
         </w:rPr>
-        <w:t xml:space="preserve">Finds use of </w:t>
-      </w:r>
-      <w:proofErr w:type="gramStart"/>
-      <w:r>
-        <w:rPr>
-          <w:rFonts w:ascii="Roboto Mono" w:hAnsi="Roboto Mono"/>
-        </w:rPr>
-        <w:t>eval(</w:t>
-      </w:r>
-      <w:proofErr w:type="gramEnd"/>
-      <w:r>
-        <w:rPr>
-          <w:rFonts w:ascii="Roboto Mono" w:hAnsi="Roboto Mono"/>
-        </w:rPr>
-        <w:t>) (dangerous if user input is passed).</w:t>
+        <w:t>Finds use of eval() (dangerous if user input is passed).</w:t>
       </w:r>
     </w:p>
     <w:p>
@@ -2075,8 +1989,8 @@
     </w:p>
     <w:p>
       <w:r>
-        <w:pict w14:anchorId="6EF133E4">
-          <v:rect id="_x0000_i1614" style="width:0;height:1.5pt" o:hralign="center" o:hrstd="t" o:hr="t" fillcolor="#a0a0a0" stroked="f"/>
+        <w:pict w14:anchorId="1AC9E703">
+          <v:rect id="_x0000_i1031" style="width:0;height:1.5pt" o:hralign="center" o:hrstd="t" o:hr="t" fillcolor="#a0a0a0" stroked="f"/>
         </w:pict>
       </w:r>
     </w:p>
@@ -2111,21 +2025,12 @@
         </w:rPr>
         <w:t xml:space="preserve">: </w:t>
       </w:r>
-      <w:proofErr w:type="spellStart"/>
-      <w:r>
-        <w:rPr>
-          <w:b/>
-          <w:shd w:val="clear" w:color="auto" w:fill="B7B7B7"/>
-        </w:rPr>
-        <w:t>Chatgpt</w:t>
-      </w:r>
-      <w:proofErr w:type="spellEnd"/>
-      <w:r>
-        <w:rPr>
-          <w:b/>
-          <w:shd w:val="clear" w:color="auto" w:fill="B7B7B7"/>
-        </w:rPr>
-        <w:t xml:space="preserve"> </w:t>
+      <w:r>
+        <w:rPr>
+          <w:b/>
+          <w:shd w:val="clear" w:color="auto" w:fill="B7B7B7"/>
+        </w:rPr>
+        <w:t xml:space="preserve">Chatgpt </w:t>
       </w:r>
       <w:r>
         <w:rPr>
@@ -2134,7 +2039,26 @@
           <w:szCs w:val="14"/>
           <w:shd w:val="clear" w:color="auto" w:fill="B7B7B7"/>
         </w:rPr>
-        <w:t>(GPT-5-Standard) at [9/3/2025]</w:t>
+        <w:t>(GPT</w:t>
+      </w:r>
+      <w:r>
+        <w:rPr>
+          <w:rFonts w:ascii="Cambria Math" w:hAnsi="Cambria Math" w:cs="Cambria Math"/>
+          <w:b/>
+          <w:sz w:val="14"/>
+          <w:szCs w:val="14"/>
+          <w:shd w:val="clear" w:color="auto" w:fill="B7B7B7"/>
+        </w:rPr>
+        <w:t>‑</w:t>
+      </w:r>
+      <w:r>
+        <w:rPr>
+          <w:b/>
+          <w:sz w:val="14"/>
+          <w:szCs w:val="14"/>
+          <w:shd w:val="clear" w:color="auto" w:fill="B7B7B7"/>
+        </w:rPr>
+        <w:t>5 Mini) at [9/3/2025]</w:t>
       </w:r>
     </w:p>
     <w:p>
@@ -2147,23 +2071,13 @@
           <w:rFonts w:ascii="Roboto Mono" w:hAnsi="Roboto Mono"/>
         </w:rPr>
       </w:pPr>
-      <w:proofErr w:type="spellStart"/>
       <w:r>
         <w:rPr>
           <w:rFonts w:ascii="Roboto Mono" w:hAnsi="Roboto Mono"/>
           <w:b/>
           <w:bCs/>
         </w:rPr>
-        <w:t>Polyspace</w:t>
-      </w:r>
-      <w:proofErr w:type="spellEnd"/>
-      <w:r>
-        <w:rPr>
-          <w:rFonts w:ascii="Roboto Mono" w:hAnsi="Roboto Mono"/>
-          <w:b/>
-          <w:bCs/>
-        </w:rPr>
-        <w:t xml:space="preserve"> (by MathWorks)</w:t>
+        <w:t>Polyspace (by MathWorks)</w:t>
       </w:r>
     </w:p>
     <w:p>
@@ -2265,21 +2179,7 @@
         <w:rPr>
           <w:rFonts w:ascii="Roboto Mono" w:hAnsi="Roboto Mono"/>
         </w:rPr>
-        <w:t xml:space="preserve">, </w:t>
-      </w:r>
-      <w:proofErr w:type="spellStart"/>
-      <w:r>
-        <w:rPr>
-          <w:rFonts w:ascii="Roboto Mono" w:hAnsi="Roboto Mono"/>
-        </w:rPr>
-        <w:t>Polyspace</w:t>
-      </w:r>
-      <w:proofErr w:type="spellEnd"/>
-      <w:r>
-        <w:rPr>
-          <w:rFonts w:ascii="Roboto Mono" w:hAnsi="Roboto Mono"/>
-        </w:rPr>
-        <w:t xml:space="preserve"> ensures no buffer overflow or null pointer dereference exists.</w:t>
+        <w:t>, Polyspace ensures no buffer overflow or null pointer dereference exists.</w:t>
       </w:r>
     </w:p>
     <w:p>
@@ -2404,8 +2304,8 @@
     </w:p>
     <w:p>
       <w:r>
-        <w:pict w14:anchorId="3660B747">
-          <v:rect id="_x0000_i1615" style="width:0;height:1.5pt" o:hralign="center" o:hrstd="t" o:hr="t" fillcolor="#a0a0a0" stroked="f"/>
+        <w:pict w14:anchorId="4EB02F29">
+          <v:rect id="_x0000_i1032" style="width:0;height:1.5pt" o:hralign="center" o:hrstd="t" o:hr="t" fillcolor="#a0a0a0" stroked="f"/>
         </w:pict>
       </w:r>
     </w:p>
@@ -2440,21 +2340,12 @@
         </w:rPr>
         <w:t xml:space="preserve">: </w:t>
       </w:r>
-      <w:proofErr w:type="spellStart"/>
-      <w:r>
-        <w:rPr>
-          <w:b/>
-          <w:shd w:val="clear" w:color="auto" w:fill="B7B7B7"/>
-        </w:rPr>
-        <w:t>Chatgpt</w:t>
-      </w:r>
-      <w:proofErr w:type="spellEnd"/>
-      <w:r>
-        <w:rPr>
-          <w:b/>
-          <w:shd w:val="clear" w:color="auto" w:fill="B7B7B7"/>
-        </w:rPr>
-        <w:t xml:space="preserve"> </w:t>
+      <w:r>
+        <w:rPr>
+          <w:b/>
+          <w:shd w:val="clear" w:color="auto" w:fill="B7B7B7"/>
+        </w:rPr>
+        <w:t xml:space="preserve">Chatgpt </w:t>
       </w:r>
       <w:r>
         <w:rPr>
@@ -2463,7 +2354,26 @@
           <w:szCs w:val="14"/>
           <w:shd w:val="clear" w:color="auto" w:fill="B7B7B7"/>
         </w:rPr>
-        <w:t>(GPT-5-Standard) at [9/3/2025]</w:t>
+        <w:t>(GPT</w:t>
+      </w:r>
+      <w:r>
+        <w:rPr>
+          <w:rFonts w:ascii="Cambria Math" w:hAnsi="Cambria Math" w:cs="Cambria Math"/>
+          <w:b/>
+          <w:sz w:val="14"/>
+          <w:szCs w:val="14"/>
+          <w:shd w:val="clear" w:color="auto" w:fill="B7B7B7"/>
+        </w:rPr>
+        <w:t>‑</w:t>
+      </w:r>
+      <w:r>
+        <w:rPr>
+          <w:b/>
+          <w:sz w:val="14"/>
+          <w:szCs w:val="14"/>
+          <w:shd w:val="clear" w:color="auto" w:fill="B7B7B7"/>
+        </w:rPr>
+        <w:t>5 Mini) at [9/3/2025]</w:t>
       </w:r>
     </w:p>
     <w:p>
@@ -2476,23 +2386,13 @@
           <w:rFonts w:ascii="Roboto Mono" w:hAnsi="Roboto Mono"/>
         </w:rPr>
       </w:pPr>
-      <w:proofErr w:type="spellStart"/>
       <w:r>
         <w:rPr>
           <w:rFonts w:ascii="Roboto Mono" w:hAnsi="Roboto Mono"/>
           <w:b/>
           <w:bCs/>
         </w:rPr>
-        <w:t>Pylint</w:t>
-      </w:r>
-      <w:proofErr w:type="spellEnd"/>
-      <w:r>
-        <w:rPr>
-          <w:rFonts w:ascii="Roboto Mono" w:hAnsi="Roboto Mono"/>
-          <w:b/>
-          <w:bCs/>
-        </w:rPr>
-        <w:t xml:space="preserve"> (Python)</w:t>
+        <w:t>Pylint (Python)</w:t>
       </w:r>
     </w:p>
     <w:p>
@@ -2576,21 +2476,7 @@
         <w:rPr>
           <w:rFonts w:ascii="Roboto Mono" w:hAnsi="Roboto Mono"/>
         </w:rPr>
-        <w:t xml:space="preserve">, </w:t>
-      </w:r>
-      <w:proofErr w:type="spellStart"/>
-      <w:r>
-        <w:rPr>
-          <w:rFonts w:ascii="Roboto Mono" w:hAnsi="Roboto Mono"/>
-        </w:rPr>
-        <w:t>Pylint</w:t>
-      </w:r>
-      <w:proofErr w:type="spellEnd"/>
-      <w:r>
-        <w:rPr>
-          <w:rFonts w:ascii="Roboto Mono" w:hAnsi="Roboto Mono"/>
-        </w:rPr>
-        <w:t xml:space="preserve"> warns if you define a variable but never use it.</w:t>
+        <w:t>, Pylint warns if you define a variable but never use it.</w:t>
       </w:r>
     </w:p>
     <w:p>
@@ -2603,23 +2489,13 @@
           <w:rFonts w:ascii="Roboto Mono" w:hAnsi="Roboto Mono"/>
         </w:rPr>
       </w:pPr>
-      <w:proofErr w:type="spellStart"/>
       <w:r>
         <w:rPr>
           <w:rFonts w:ascii="Roboto Mono" w:hAnsi="Roboto Mono"/>
           <w:b/>
           <w:bCs/>
         </w:rPr>
-        <w:t>Cppcheck</w:t>
-      </w:r>
-      <w:proofErr w:type="spellEnd"/>
-      <w:r>
-        <w:rPr>
-          <w:rFonts w:ascii="Roboto Mono" w:hAnsi="Roboto Mono"/>
-          <w:b/>
-          <w:bCs/>
-        </w:rPr>
-        <w:t xml:space="preserve"> (C/C++)</w:t>
+        <w:t>Cppcheck (C/C++)</w:t>
       </w:r>
     </w:p>
     <w:p>
@@ -2704,27 +2580,13 @@
         <w:rPr>
           <w:rFonts w:ascii="Roboto Mono" w:hAnsi="Roboto Mono"/>
         </w:rPr>
-        <w:t xml:space="preserve">, </w:t>
-      </w:r>
-      <w:proofErr w:type="spellStart"/>
-      <w:r>
-        <w:rPr>
-          <w:rFonts w:ascii="Roboto Mono" w:hAnsi="Roboto Mono"/>
-        </w:rPr>
-        <w:t>Cppcheck</w:t>
-      </w:r>
-      <w:proofErr w:type="spellEnd"/>
-      <w:r>
-        <w:rPr>
-          <w:rFonts w:ascii="Roboto Mono" w:hAnsi="Roboto Mono"/>
-        </w:rPr>
-        <w:t xml:space="preserve"> can flag dereferencing of a possibly NULL pointer.</w:t>
-      </w:r>
-    </w:p>
-    <w:p>
-      <w:r>
-        <w:pict w14:anchorId="0A3975D8">
-          <v:rect id="_x0000_i1661" style="width:0;height:1.5pt" o:hralign="center" o:hrstd="t" o:hr="t" fillcolor="#a0a0a0" stroked="f"/>
+        <w:t>, Cppcheck can flag dereferencing of a possibly NULL pointer.</w:t>
+      </w:r>
+    </w:p>
+    <w:p>
+      <w:r>
+        <w:pict w14:anchorId="580E2643">
+          <v:rect id="_x0000_i1033" style="width:0;height:1.5pt" o:hralign="center" o:hrstd="t" o:hr="t" fillcolor="#a0a0a0" stroked="f"/>
         </w:pict>
       </w:r>
     </w:p>
@@ -2759,21 +2621,12 @@
         </w:rPr>
         <w:t xml:space="preserve">: </w:t>
       </w:r>
-      <w:proofErr w:type="spellStart"/>
-      <w:r>
-        <w:rPr>
-          <w:b/>
-          <w:shd w:val="clear" w:color="auto" w:fill="B7B7B7"/>
-        </w:rPr>
-        <w:t>Chatgpt</w:t>
-      </w:r>
-      <w:proofErr w:type="spellEnd"/>
-      <w:r>
-        <w:rPr>
-          <w:b/>
-          <w:shd w:val="clear" w:color="auto" w:fill="B7B7B7"/>
-        </w:rPr>
-        <w:t xml:space="preserve"> </w:t>
+      <w:r>
+        <w:rPr>
+          <w:b/>
+          <w:shd w:val="clear" w:color="auto" w:fill="B7B7B7"/>
+        </w:rPr>
+        <w:t xml:space="preserve">Chatgpt </w:t>
       </w:r>
       <w:r>
         <w:rPr>
@@ -2782,7 +2635,26 @@
           <w:szCs w:val="14"/>
           <w:shd w:val="clear" w:color="auto" w:fill="B7B7B7"/>
         </w:rPr>
-        <w:t>(GPT-5-Standard) at [9/3/2025]</w:t>
+        <w:t>(GPT</w:t>
+      </w:r>
+      <w:r>
+        <w:rPr>
+          <w:rFonts w:ascii="Cambria Math" w:hAnsi="Cambria Math" w:cs="Cambria Math"/>
+          <w:b/>
+          <w:sz w:val="14"/>
+          <w:szCs w:val="14"/>
+          <w:shd w:val="clear" w:color="auto" w:fill="B7B7B7"/>
+        </w:rPr>
+        <w:t>‑</w:t>
+      </w:r>
+      <w:r>
+        <w:rPr>
+          <w:b/>
+          <w:sz w:val="14"/>
+          <w:szCs w:val="14"/>
+          <w:shd w:val="clear" w:color="auto" w:fill="B7B7B7"/>
+        </w:rPr>
+        <w:t>5 Mini) at [9/3/2025]</w:t>
       </w:r>
     </w:p>
     <w:p>
@@ -2822,7 +2694,6 @@
           <w:rFonts w:ascii="Roboto Mono" w:hAnsi="Roboto Mono"/>
         </w:rPr>
       </w:pPr>
-      <w:proofErr w:type="spellStart"/>
       <w:r>
         <w:rPr>
           <w:rFonts w:ascii="Roboto Mono" w:hAnsi="Roboto Mono"/>
@@ -2831,7 +2702,6 @@
         </w:rPr>
         <w:t>QVscribe</w:t>
       </w:r>
-      <w:proofErr w:type="spellEnd"/>
       <w:r>
         <w:rPr>
           <w:rFonts w:ascii="Roboto Mono" w:hAnsi="Roboto Mono"/>
@@ -2935,21 +2805,7 @@
         <w:rPr>
           <w:rFonts w:ascii="Roboto Mono" w:hAnsi="Roboto Mono"/>
         </w:rPr>
-        <w:t xml:space="preserve">Example: In a government RFP, </w:t>
-      </w:r>
-      <w:proofErr w:type="spellStart"/>
-      <w:r>
-        <w:rPr>
-          <w:rFonts w:ascii="Roboto Mono" w:hAnsi="Roboto Mono"/>
-        </w:rPr>
-        <w:t>QVscribe</w:t>
-      </w:r>
-      <w:proofErr w:type="spellEnd"/>
-      <w:r>
-        <w:rPr>
-          <w:rFonts w:ascii="Roboto Mono" w:hAnsi="Roboto Mono"/>
-        </w:rPr>
-        <w:t xml:space="preserve"> may flag </w:t>
+        <w:t xml:space="preserve">Example: In a government RFP, QVscribe may flag </w:t>
       </w:r>
       <w:r>
         <w:rPr>
@@ -3122,8 +2978,8 @@
     </w:p>
     <w:p>
       <w:r>
-        <w:pict w14:anchorId="596A8994">
-          <v:rect id="_x0000_i1662" style="width:0;height:1.5pt" o:hralign="center" o:hrstd="t" o:hr="t" fillcolor="#a0a0a0" stroked="f"/>
+        <w:pict w14:anchorId="31DEC789">
+          <v:rect id="_x0000_i1034" style="width:0;height:1.5pt" o:hralign="center" o:hrstd="t" o:hr="t" fillcolor="#a0a0a0" stroked="f"/>
         </w:pict>
       </w:r>
     </w:p>
@@ -3158,21 +3014,12 @@
         </w:rPr>
         <w:t xml:space="preserve">: </w:t>
       </w:r>
-      <w:proofErr w:type="spellStart"/>
-      <w:r>
-        <w:rPr>
-          <w:b/>
-          <w:shd w:val="clear" w:color="auto" w:fill="B7B7B7"/>
-        </w:rPr>
-        <w:t>Chatgpt</w:t>
-      </w:r>
-      <w:proofErr w:type="spellEnd"/>
-      <w:r>
-        <w:rPr>
-          <w:b/>
-          <w:shd w:val="clear" w:color="auto" w:fill="B7B7B7"/>
-        </w:rPr>
-        <w:t xml:space="preserve"> </w:t>
+      <w:r>
+        <w:rPr>
+          <w:b/>
+          <w:shd w:val="clear" w:color="auto" w:fill="B7B7B7"/>
+        </w:rPr>
+        <w:t xml:space="preserve">Chatgpt </w:t>
       </w:r>
       <w:r>
         <w:rPr>
@@ -3181,7 +3028,26 @@
           <w:szCs w:val="14"/>
           <w:shd w:val="clear" w:color="auto" w:fill="B7B7B7"/>
         </w:rPr>
-        <w:t>(GPT-5-Standard) at [9/3/2025]</w:t>
+        <w:t>(GPT</w:t>
+      </w:r>
+      <w:r>
+        <w:rPr>
+          <w:rFonts w:ascii="Cambria Math" w:hAnsi="Cambria Math" w:cs="Cambria Math"/>
+          <w:b/>
+          <w:sz w:val="14"/>
+          <w:szCs w:val="14"/>
+          <w:shd w:val="clear" w:color="auto" w:fill="B7B7B7"/>
+        </w:rPr>
+        <w:t>‑</w:t>
+      </w:r>
+      <w:r>
+        <w:rPr>
+          <w:b/>
+          <w:sz w:val="14"/>
+          <w:szCs w:val="14"/>
+          <w:shd w:val="clear" w:color="auto" w:fill="B7B7B7"/>
+        </w:rPr>
+        <w:t>5 Mini) at [9/3/2025]</w:t>
       </w:r>
     </w:p>
     <w:p>
@@ -3208,7 +3074,6 @@
           <w:rFonts w:ascii="Roboto Mono" w:hAnsi="Roboto Mono"/>
         </w:rPr>
       </w:pPr>
-      <w:proofErr w:type="spellStart"/>
       <w:r>
         <w:rPr>
           <w:rFonts w:ascii="Roboto Mono" w:hAnsi="Roboto Mono"/>
@@ -3217,7 +3082,6 @@
         </w:rPr>
         <w:t>CodeClimate</w:t>
       </w:r>
-      <w:proofErr w:type="spellEnd"/>
     </w:p>
     <w:p>
       <w:pPr>
@@ -3284,21 +3148,7 @@
         <w:rPr>
           <w:rFonts w:ascii="Roboto Mono" w:hAnsi="Roboto Mono"/>
         </w:rPr>
-        <w:t xml:space="preserve">Example: In a startup’s CI pipeline, </w:t>
-      </w:r>
-      <w:proofErr w:type="spellStart"/>
-      <w:r>
-        <w:rPr>
-          <w:rFonts w:ascii="Roboto Mono" w:hAnsi="Roboto Mono"/>
-        </w:rPr>
-        <w:t>CodeClimate</w:t>
-      </w:r>
-      <w:proofErr w:type="spellEnd"/>
-      <w:r>
-        <w:rPr>
-          <w:rFonts w:ascii="Roboto Mono" w:hAnsi="Roboto Mono"/>
-        </w:rPr>
-        <w:t xml:space="preserve"> may flag a method that’s too complex and suggest refactoring.</w:t>
+        <w:t>Example: In a startup’s CI pipeline, CodeClimate may flag a method that’s too complex and suggest refactoring.</w:t>
       </w:r>
     </w:p>
     <w:p>
@@ -3311,7 +3161,6 @@
           <w:rFonts w:ascii="Roboto Mono" w:hAnsi="Roboto Mono"/>
         </w:rPr>
       </w:pPr>
-      <w:proofErr w:type="spellStart"/>
       <w:r>
         <w:rPr>
           <w:rFonts w:ascii="Roboto Mono" w:hAnsi="Roboto Mono"/>
@@ -3320,7 +3169,6 @@
         </w:rPr>
         <w:t>DeepSource</w:t>
       </w:r>
-      <w:proofErr w:type="spellEnd"/>
     </w:p>
     <w:p>
       <w:pPr>
@@ -3387,27 +3235,13 @@
         <w:rPr>
           <w:rFonts w:ascii="Roboto Mono" w:hAnsi="Roboto Mono"/>
         </w:rPr>
-        <w:t xml:space="preserve">Example: In a fintech app, </w:t>
-      </w:r>
-      <w:proofErr w:type="spellStart"/>
-      <w:r>
-        <w:rPr>
-          <w:rFonts w:ascii="Roboto Mono" w:hAnsi="Roboto Mono"/>
-        </w:rPr>
-        <w:t>DeepSource</w:t>
-      </w:r>
-      <w:proofErr w:type="spellEnd"/>
-      <w:r>
-        <w:rPr>
-          <w:rFonts w:ascii="Roboto Mono" w:hAnsi="Roboto Mono"/>
-        </w:rPr>
-        <w:t xml:space="preserve"> might warn against using pickle (unsafe deserialization in Python).</w:t>
-      </w:r>
-    </w:p>
-    <w:p>
-      <w:r>
-        <w:pict w14:anchorId="672CCFC0">
-          <v:rect id="_x0000_i1663" style="width:0;height:1.5pt" o:hralign="center" o:hrstd="t" o:hr="t" fillcolor="#a0a0a0" stroked="f"/>
+        <w:t>Example: In a fintech app, DeepSource might warn against using pickle (unsafe deserialization in Python).</w:t>
+      </w:r>
+    </w:p>
+    <w:p>
+      <w:r>
+        <w:pict w14:anchorId="4A999B86">
+          <v:rect id="_x0000_i1035" style="width:0;height:1.5pt" o:hralign="center" o:hrstd="t" o:hr="t" fillcolor="#a0a0a0" stroked="f"/>
         </w:pict>
       </w:r>
     </w:p>
@@ -3442,21 +3276,12 @@
         </w:rPr>
         <w:t xml:space="preserve">: </w:t>
       </w:r>
-      <w:proofErr w:type="spellStart"/>
-      <w:r>
-        <w:rPr>
-          <w:b/>
-          <w:shd w:val="clear" w:color="auto" w:fill="B7B7B7"/>
-        </w:rPr>
-        <w:t>Chatgpt</w:t>
-      </w:r>
-      <w:proofErr w:type="spellEnd"/>
-      <w:r>
-        <w:rPr>
-          <w:b/>
-          <w:shd w:val="clear" w:color="auto" w:fill="B7B7B7"/>
-        </w:rPr>
-        <w:t xml:space="preserve"> </w:t>
+      <w:r>
+        <w:rPr>
+          <w:b/>
+          <w:shd w:val="clear" w:color="auto" w:fill="B7B7B7"/>
+        </w:rPr>
+        <w:t xml:space="preserve">Chatgpt </w:t>
       </w:r>
       <w:r>
         <w:rPr>
@@ -3465,7 +3290,26 @@
           <w:szCs w:val="14"/>
           <w:shd w:val="clear" w:color="auto" w:fill="B7B7B7"/>
         </w:rPr>
-        <w:t>(GPT-5-Standard) at [9/3/2025]</w:t>
+        <w:t>(GPT</w:t>
+      </w:r>
+      <w:r>
+        <w:rPr>
+          <w:rFonts w:ascii="Cambria Math" w:hAnsi="Cambria Math" w:cs="Cambria Math"/>
+          <w:b/>
+          <w:sz w:val="14"/>
+          <w:szCs w:val="14"/>
+          <w:shd w:val="clear" w:color="auto" w:fill="B7B7B7"/>
+        </w:rPr>
+        <w:t>‑</w:t>
+      </w:r>
+      <w:r>
+        <w:rPr>
+          <w:b/>
+          <w:sz w:val="14"/>
+          <w:szCs w:val="14"/>
+          <w:shd w:val="clear" w:color="auto" w:fill="B7B7B7"/>
+        </w:rPr>
+        <w:t>5 Mini) at [9/3/2025]</w:t>
       </w:r>
     </w:p>
     <w:p>
@@ -3658,8 +3502,8 @@
     </w:p>
     <w:p>
       <w:r>
-        <w:pict w14:anchorId="3D2AE28D">
-          <v:rect id="_x0000_i1664" style="width:0;height:1.5pt" o:hralign="center" o:hrstd="t" o:hr="t" fillcolor="#a0a0a0" stroked="f"/>
+        <w:pict w14:anchorId="01F04BD6">
+          <v:rect id="_x0000_i1036" style="width:0;height:1.5pt" o:hralign="center" o:hrstd="t" o:hr="t" fillcolor="#a0a0a0" stroked="f"/>
         </w:pict>
       </w:r>
     </w:p>
@@ -3694,21 +3538,12 @@
         </w:rPr>
         <w:t xml:space="preserve">: </w:t>
       </w:r>
-      <w:proofErr w:type="spellStart"/>
-      <w:r>
-        <w:rPr>
-          <w:b/>
-          <w:shd w:val="clear" w:color="auto" w:fill="B7B7B7"/>
-        </w:rPr>
-        <w:t>Chatgpt</w:t>
-      </w:r>
-      <w:proofErr w:type="spellEnd"/>
-      <w:r>
-        <w:rPr>
-          <w:b/>
-          <w:shd w:val="clear" w:color="auto" w:fill="B7B7B7"/>
-        </w:rPr>
-        <w:t xml:space="preserve"> </w:t>
+      <w:r>
+        <w:rPr>
+          <w:b/>
+          <w:shd w:val="clear" w:color="auto" w:fill="B7B7B7"/>
+        </w:rPr>
+        <w:t xml:space="preserve">Chatgpt </w:t>
       </w:r>
       <w:r>
         <w:rPr>
@@ -3717,7 +3552,26 @@
           <w:szCs w:val="14"/>
           <w:shd w:val="clear" w:color="auto" w:fill="B7B7B7"/>
         </w:rPr>
-        <w:t>(GPT-5-Standard) at [9/3/2025]</w:t>
+        <w:t>(GPT</w:t>
+      </w:r>
+      <w:r>
+        <w:rPr>
+          <w:rFonts w:ascii="Cambria Math" w:hAnsi="Cambria Math" w:cs="Cambria Math"/>
+          <w:b/>
+          <w:sz w:val="14"/>
+          <w:szCs w:val="14"/>
+          <w:shd w:val="clear" w:color="auto" w:fill="B7B7B7"/>
+        </w:rPr>
+        <w:t>‑</w:t>
+      </w:r>
+      <w:r>
+        <w:rPr>
+          <w:b/>
+          <w:sz w:val="14"/>
+          <w:szCs w:val="14"/>
+          <w:shd w:val="clear" w:color="auto" w:fill="B7B7B7"/>
+        </w:rPr>
+        <w:t>5 Mini) at [9/3/2025]</w:t>
       </w:r>
     </w:p>
     <w:p>
@@ -3910,8 +3764,8 @@
     </w:p>
     <w:p>
       <w:r>
-        <w:pict w14:anchorId="314200FB">
-          <v:rect id="_x0000_i1665" style="width:0;height:1.5pt" o:hralign="center" o:hrstd="t" o:hr="t" fillcolor="#a0a0a0" stroked="f"/>
+        <w:pict w14:anchorId="7A99F049">
+          <v:rect id="_x0000_i1037" style="width:0;height:1.5pt" o:hralign="center" o:hrstd="t" o:hr="t" fillcolor="#a0a0a0" stroked="f"/>
         </w:pict>
       </w:r>
     </w:p>
@@ -3955,21 +3809,12 @@
         </w:rPr>
         <w:t xml:space="preserve">: </w:t>
       </w:r>
-      <w:proofErr w:type="spellStart"/>
-      <w:r>
-        <w:rPr>
-          <w:b/>
-          <w:shd w:val="clear" w:color="auto" w:fill="B7B7B7"/>
-        </w:rPr>
-        <w:t>Chatgpt</w:t>
-      </w:r>
-      <w:proofErr w:type="spellEnd"/>
-      <w:r>
-        <w:rPr>
-          <w:b/>
-          <w:shd w:val="clear" w:color="auto" w:fill="B7B7B7"/>
-        </w:rPr>
-        <w:t xml:space="preserve"> </w:t>
+      <w:r>
+        <w:rPr>
+          <w:b/>
+          <w:shd w:val="clear" w:color="auto" w:fill="B7B7B7"/>
+        </w:rPr>
+        <w:t xml:space="preserve">Chatgpt </w:t>
       </w:r>
       <w:r>
         <w:rPr>
@@ -3978,7 +3823,26 @@
           <w:szCs w:val="14"/>
           <w:shd w:val="clear" w:color="auto" w:fill="B7B7B7"/>
         </w:rPr>
-        <w:t>(GPT-5-Standard) at [9/3/2025]</w:t>
+        <w:t>(GPT</w:t>
+      </w:r>
+      <w:r>
+        <w:rPr>
+          <w:rFonts w:ascii="Cambria Math" w:hAnsi="Cambria Math" w:cs="Cambria Math"/>
+          <w:b/>
+          <w:sz w:val="14"/>
+          <w:szCs w:val="14"/>
+          <w:shd w:val="clear" w:color="auto" w:fill="B7B7B7"/>
+        </w:rPr>
+        <w:t>‑</w:t>
+      </w:r>
+      <w:r>
+        <w:rPr>
+          <w:b/>
+          <w:sz w:val="14"/>
+          <w:szCs w:val="14"/>
+          <w:shd w:val="clear" w:color="auto" w:fill="B7B7B7"/>
+        </w:rPr>
+        <w:t>5 Mini) at [9/3/2025]</w:t>
       </w:r>
     </w:p>
     <w:p>
@@ -3993,7 +3857,7 @@
           <w:noProof/>
         </w:rPr>
         <w:drawing>
-          <wp:inline distT="0" distB="0" distL="0" distR="0" wp14:anchorId="40A09265" wp14:editId="0892A071">
+          <wp:inline distT="0" distB="0" distL="0" distR="0" wp14:anchorId="68959B2E" wp14:editId="4E6F265A">
             <wp:extent cx="5943600" cy="5735955"/>
             <wp:effectExtent l="0" t="0" r="0" b="0"/>
             <wp:docPr id="675106661" name="Picture 1"/>
@@ -4008,7 +3872,7 @@
                     <pic:cNvPicPr/>
                   </pic:nvPicPr>
                   <pic:blipFill>
-                    <a:blip r:embed="rId7"/>
+                    <a:blip r:embed="rId5"/>
                     <a:stretch>
                       <a:fillRect/>
                     </a:stretch>
@@ -4206,14 +4070,12 @@
                 <w:rFonts w:ascii="Roboto Mono" w:hAnsi="Roboto Mono"/>
               </w:rPr>
             </w:pPr>
-            <w:proofErr w:type="spellStart"/>
             <w:r>
               <w:rPr>
                 <w:rFonts w:ascii="Roboto Mono" w:hAnsi="Roboto Mono"/>
               </w:rPr>
               <w:t>ESLint</w:t>
             </w:r>
-            <w:proofErr w:type="spellEnd"/>
           </w:p>
         </w:tc>
         <w:tc>
@@ -4403,14 +4265,12 @@
                 <w:rFonts w:ascii="Roboto Mono" w:hAnsi="Roboto Mono"/>
               </w:rPr>
             </w:pPr>
-            <w:proofErr w:type="spellStart"/>
             <w:r>
               <w:rPr>
                 <w:rFonts w:ascii="Roboto Mono" w:hAnsi="Roboto Mono"/>
               </w:rPr>
               <w:t>Polyspace</w:t>
             </w:r>
-            <w:proofErr w:type="spellEnd"/>
           </w:p>
         </w:tc>
         <w:tc>
@@ -4535,14 +4395,12 @@
                 <w:rFonts w:ascii="Roboto Mono" w:hAnsi="Roboto Mono"/>
               </w:rPr>
             </w:pPr>
-            <w:proofErr w:type="spellStart"/>
             <w:r>
               <w:rPr>
                 <w:rFonts w:ascii="Roboto Mono" w:hAnsi="Roboto Mono"/>
               </w:rPr>
               <w:t>Pylint</w:t>
             </w:r>
-            <w:proofErr w:type="spellEnd"/>
           </w:p>
         </w:tc>
         <w:tc>
@@ -4602,14 +4460,12 @@
                 <w:rFonts w:ascii="Roboto Mono" w:hAnsi="Roboto Mono"/>
               </w:rPr>
             </w:pPr>
-            <w:proofErr w:type="spellStart"/>
             <w:r>
               <w:rPr>
                 <w:rFonts w:ascii="Roboto Mono" w:hAnsi="Roboto Mono"/>
               </w:rPr>
               <w:t>Cppcheck</w:t>
             </w:r>
-            <w:proofErr w:type="spellEnd"/>
           </w:p>
         </w:tc>
         <w:tc>
@@ -4669,7 +4525,6 @@
                 <w:rFonts w:ascii="Roboto Mono" w:hAnsi="Roboto Mono"/>
               </w:rPr>
             </w:pPr>
-            <w:proofErr w:type="spellStart"/>
             <w:r>
               <w:rPr>
                 <w:rFonts w:ascii="Roboto Mono" w:hAnsi="Roboto Mono"/>
@@ -4678,7 +4533,6 @@
               </w:rPr>
               <w:t>QVscribe</w:t>
             </w:r>
-            <w:proofErr w:type="spellEnd"/>
           </w:p>
         </w:tc>
         <w:tc>
@@ -4805,7 +4659,6 @@
                 <w:rFonts w:ascii="Roboto Mono" w:hAnsi="Roboto Mono"/>
               </w:rPr>
             </w:pPr>
-            <w:proofErr w:type="spellStart"/>
             <w:r>
               <w:rPr>
                 <w:rFonts w:ascii="Roboto Mono" w:hAnsi="Roboto Mono"/>
@@ -4814,7 +4667,6 @@
               </w:rPr>
               <w:t>CodeClimate</w:t>
             </w:r>
-            <w:proofErr w:type="spellEnd"/>
           </w:p>
         </w:tc>
         <w:tc>
@@ -4874,7 +4726,6 @@
                 <w:rFonts w:ascii="Roboto Mono" w:hAnsi="Roboto Mono"/>
               </w:rPr>
             </w:pPr>
-            <w:proofErr w:type="spellStart"/>
             <w:r>
               <w:rPr>
                 <w:rFonts w:ascii="Roboto Mono" w:hAnsi="Roboto Mono"/>
@@ -4883,7 +4734,6 @@
               </w:rPr>
               <w:t>DeepSource</w:t>
             </w:r>
-            <w:proofErr w:type="spellEnd"/>
           </w:p>
         </w:tc>
         <w:tc>
@@ -5198,8 +5048,8 @@
     </w:tbl>
     <w:p>
       <w:r>
-        <w:pict w14:anchorId="4C2C7B25">
-          <v:rect id="_x0000_i1666" style="width:0;height:1.5pt" o:hralign="center" o:hrstd="t" o:hr="t" fillcolor="#a0a0a0" stroked="f"/>
+        <w:pict w14:anchorId="7EA40C6A">
+          <v:rect id="_x0000_i1038" style="width:0;height:1.5pt" o:hralign="center" o:hrstd="t" o:hr="t" fillcolor="#a0a0a0" stroked="f"/>
         </w:pict>
       </w:r>
     </w:p>
@@ -5239,21 +5089,12 @@
         </w:rPr>
         <w:t xml:space="preserve">: </w:t>
       </w:r>
-      <w:proofErr w:type="spellStart"/>
-      <w:r>
-        <w:rPr>
-          <w:b/>
-          <w:shd w:val="clear" w:color="auto" w:fill="B7B7B7"/>
-        </w:rPr>
-        <w:t>Chatgpt</w:t>
-      </w:r>
-      <w:proofErr w:type="spellEnd"/>
-      <w:r>
-        <w:rPr>
-          <w:b/>
-          <w:shd w:val="clear" w:color="auto" w:fill="B7B7B7"/>
-        </w:rPr>
-        <w:t xml:space="preserve"> </w:t>
+      <w:r>
+        <w:rPr>
+          <w:b/>
+          <w:shd w:val="clear" w:color="auto" w:fill="B7B7B7"/>
+        </w:rPr>
+        <w:t xml:space="preserve">Chatgpt </w:t>
       </w:r>
       <w:r>
         <w:rPr>
@@ -5262,7 +5103,26 @@
           <w:szCs w:val="14"/>
           <w:shd w:val="clear" w:color="auto" w:fill="B7B7B7"/>
         </w:rPr>
-        <w:t>(GPT-5-Standard) at [9/3/2025]</w:t>
+        <w:t>(GPT</w:t>
+      </w:r>
+      <w:r>
+        <w:rPr>
+          <w:rFonts w:ascii="Cambria Math" w:hAnsi="Cambria Math" w:cs="Cambria Math"/>
+          <w:b/>
+          <w:sz w:val="14"/>
+          <w:szCs w:val="14"/>
+          <w:shd w:val="clear" w:color="auto" w:fill="B7B7B7"/>
+        </w:rPr>
+        <w:t>‑</w:t>
+      </w:r>
+      <w:r>
+        <w:rPr>
+          <w:b/>
+          <w:sz w:val="14"/>
+          <w:szCs w:val="14"/>
+          <w:shd w:val="clear" w:color="auto" w:fill="B7B7B7"/>
+        </w:rPr>
+        <w:t>5 Mini) at [9/3/2025]</w:t>
       </w:r>
       <w:r>
         <w:br/>
@@ -5304,8 +5164,8 @@
     </w:p>
     <w:p>
       <w:r>
-        <w:pict w14:anchorId="5D84654B">
-          <v:rect id="_x0000_i1594" style="width:0;height:1.5pt" o:hralign="center" o:hrstd="t" o:hr="t" fillcolor="#a0a0a0" stroked="f"/>
+        <w:pict w14:anchorId="767D4500">
+          <v:rect id="_x0000_i1039" style="width:0;height:1.5pt" o:hralign="center" o:hrstd="t" o:hr="t" fillcolor="#a0a0a0" stroked="f"/>
         </w:pict>
       </w:r>
     </w:p>
@@ -5354,21 +5214,12 @@
         </w:rPr>
         <w:t xml:space="preserve">: </w:t>
       </w:r>
-      <w:proofErr w:type="spellStart"/>
-      <w:r>
-        <w:rPr>
-          <w:b/>
-          <w:shd w:val="clear" w:color="auto" w:fill="B7B7B7"/>
-        </w:rPr>
-        <w:t>Chatgpt</w:t>
-      </w:r>
-      <w:proofErr w:type="spellEnd"/>
-      <w:r>
-        <w:rPr>
-          <w:b/>
-          <w:shd w:val="clear" w:color="auto" w:fill="B7B7B7"/>
-        </w:rPr>
-        <w:t xml:space="preserve"> </w:t>
+      <w:r>
+        <w:rPr>
+          <w:b/>
+          <w:shd w:val="clear" w:color="auto" w:fill="B7B7B7"/>
+        </w:rPr>
+        <w:t xml:space="preserve">Chatgpt </w:t>
       </w:r>
       <w:r>
         <w:rPr>
@@ -5377,7 +5228,26 @@
           <w:szCs w:val="14"/>
           <w:shd w:val="clear" w:color="auto" w:fill="B7B7B7"/>
         </w:rPr>
-        <w:t>(GPT-5-Standard) at [9/3/2025]</w:t>
+        <w:t>(GPT</w:t>
+      </w:r>
+      <w:r>
+        <w:rPr>
+          <w:rFonts w:ascii="Cambria Math" w:hAnsi="Cambria Math" w:cs="Cambria Math"/>
+          <w:b/>
+          <w:sz w:val="14"/>
+          <w:szCs w:val="14"/>
+          <w:shd w:val="clear" w:color="auto" w:fill="B7B7B7"/>
+        </w:rPr>
+        <w:t>‑</w:t>
+      </w:r>
+      <w:r>
+        <w:rPr>
+          <w:b/>
+          <w:sz w:val="14"/>
+          <w:szCs w:val="14"/>
+          <w:shd w:val="clear" w:color="auto" w:fill="B7B7B7"/>
+        </w:rPr>
+        <w:t>5 Mini) at [9/3/2025]</w:t>
       </w:r>
     </w:p>
     <w:p>
@@ -5504,8 +5374,8 @@
     </w:p>
     <w:p>
       <w:r>
-        <w:pict w14:anchorId="3F046F67">
-          <v:rect id="_x0000_i1133" style="width:0;height:1.5pt" o:hralign="center" o:hrstd="t" o:hr="t" fillcolor="#a0a0a0" stroked="f"/>
+        <w:pict w14:anchorId="3ECD1300">
+          <v:rect id="_x0000_i1040" style="width:0;height:1.5pt" o:hralign="center" o:hrstd="t" o:hr="t" fillcolor="#a0a0a0" stroked="f"/>
         </w:pict>
       </w:r>
     </w:p>
@@ -5535,21 +5405,12 @@
         </w:rPr>
         <w:t xml:space="preserve">: </w:t>
       </w:r>
-      <w:proofErr w:type="spellStart"/>
-      <w:r>
-        <w:rPr>
-          <w:b/>
-          <w:shd w:val="clear" w:color="auto" w:fill="B7B7B7"/>
-        </w:rPr>
-        <w:t>Chatgpt</w:t>
-      </w:r>
-      <w:proofErr w:type="spellEnd"/>
-      <w:r>
-        <w:rPr>
-          <w:b/>
-          <w:shd w:val="clear" w:color="auto" w:fill="B7B7B7"/>
-        </w:rPr>
-        <w:t xml:space="preserve"> </w:t>
+      <w:r>
+        <w:rPr>
+          <w:b/>
+          <w:shd w:val="clear" w:color="auto" w:fill="B7B7B7"/>
+        </w:rPr>
+        <w:t xml:space="preserve">Chatgpt </w:t>
       </w:r>
       <w:r>
         <w:rPr>
@@ -5558,7 +5419,26 @@
           <w:szCs w:val="14"/>
           <w:shd w:val="clear" w:color="auto" w:fill="B7B7B7"/>
         </w:rPr>
-        <w:t>(GPT-5-Standard) at [9/3/2025]</w:t>
+        <w:t>(GPT</w:t>
+      </w:r>
+      <w:r>
+        <w:rPr>
+          <w:rFonts w:ascii="Cambria Math" w:hAnsi="Cambria Math" w:cs="Cambria Math"/>
+          <w:b/>
+          <w:sz w:val="14"/>
+          <w:szCs w:val="14"/>
+          <w:shd w:val="clear" w:color="auto" w:fill="B7B7B7"/>
+        </w:rPr>
+        <w:t>‑</w:t>
+      </w:r>
+      <w:r>
+        <w:rPr>
+          <w:b/>
+          <w:sz w:val="14"/>
+          <w:szCs w:val="14"/>
+          <w:shd w:val="clear" w:color="auto" w:fill="B7B7B7"/>
+        </w:rPr>
+        <w:t>5 Mini) at [9/3/2025]</w:t>
       </w:r>
     </w:p>
     <w:p>
@@ -5585,7 +5465,7 @@
           <w:noProof/>
         </w:rPr>
         <w:drawing>
-          <wp:inline distT="0" distB="0" distL="0" distR="0" wp14:anchorId="691DE0B4" wp14:editId="3A424E94">
+          <wp:inline distT="0" distB="0" distL="0" distR="0" wp14:anchorId="191F2117" wp14:editId="5A453364">
             <wp:extent cx="5943600" cy="1430020"/>
             <wp:effectExtent l="0" t="0" r="0" b="0"/>
             <wp:docPr id="1749124775" name="Picture 1"/>
@@ -5600,7 +5480,7 @@
                     <pic:cNvPicPr/>
                   </pic:nvPicPr>
                   <pic:blipFill>
-                    <a:blip r:embed="rId8"/>
+                    <a:blip r:embed="rId6"/>
                     <a:stretch>
                       <a:fillRect/>
                     </a:stretch>
@@ -5631,21 +5511,7 @@
         <w:rPr>
           <w:rFonts w:ascii="Roboto Mono" w:hAnsi="Roboto Mono"/>
         </w:rPr>
-        <w:t xml:space="preserve">int </w:t>
-      </w:r>
-      <w:proofErr w:type="gramStart"/>
-      <w:r>
-        <w:rPr>
-          <w:rFonts w:ascii="Roboto Mono" w:hAnsi="Roboto Mono"/>
-        </w:rPr>
-        <w:t>add(</w:t>
-      </w:r>
-      <w:proofErr w:type="gramEnd"/>
-      <w:r>
-        <w:rPr>
-          <w:rFonts w:ascii="Roboto Mono" w:hAnsi="Roboto Mono"/>
-        </w:rPr>
-        <w:t>int a, int b) {</w:t>
+        <w:t>int add(int a, int b) {</w:t>
       </w:r>
     </w:p>
     <w:p>
@@ -5795,8 +5661,8 @@
     </w:p>
     <w:p>
       <w:r>
-        <w:pict w14:anchorId="67863FC5">
-          <v:rect id="_x0000_i1150" style="width:0;height:1.5pt" o:hralign="center" o:hrstd="t" o:hr="t" fillcolor="#a0a0a0" stroked="f"/>
+        <w:pict w14:anchorId="5C5EC688">
+          <v:rect id="_x0000_i1041" style="width:0;height:1.5pt" o:hralign="center" o:hrstd="t" o:hr="t" fillcolor="#a0a0a0" stroked="f"/>
         </w:pict>
       </w:r>
     </w:p>
@@ -5825,21 +5691,12 @@
         </w:rPr>
         <w:t xml:space="preserve">: </w:t>
       </w:r>
-      <w:proofErr w:type="spellStart"/>
-      <w:r>
-        <w:rPr>
-          <w:b/>
-          <w:shd w:val="clear" w:color="auto" w:fill="B7B7B7"/>
-        </w:rPr>
-        <w:t>Chatgpt</w:t>
-      </w:r>
-      <w:proofErr w:type="spellEnd"/>
-      <w:r>
-        <w:rPr>
-          <w:b/>
-          <w:shd w:val="clear" w:color="auto" w:fill="B7B7B7"/>
-        </w:rPr>
-        <w:t xml:space="preserve"> </w:t>
+      <w:r>
+        <w:rPr>
+          <w:b/>
+          <w:shd w:val="clear" w:color="auto" w:fill="B7B7B7"/>
+        </w:rPr>
+        <w:t xml:space="preserve">Chatgpt </w:t>
       </w:r>
       <w:r>
         <w:rPr>
@@ -5848,7 +5705,26 @@
           <w:szCs w:val="14"/>
           <w:shd w:val="clear" w:color="auto" w:fill="B7B7B7"/>
         </w:rPr>
-        <w:t>(GPT-5-Standard) at [9/3/2025]</w:t>
+        <w:t>(GPT</w:t>
+      </w:r>
+      <w:r>
+        <w:rPr>
+          <w:rFonts w:ascii="Cambria Math" w:hAnsi="Cambria Math" w:cs="Cambria Math"/>
+          <w:b/>
+          <w:sz w:val="14"/>
+          <w:szCs w:val="14"/>
+          <w:shd w:val="clear" w:color="auto" w:fill="B7B7B7"/>
+        </w:rPr>
+        <w:t>‑</w:t>
+      </w:r>
+      <w:r>
+        <w:rPr>
+          <w:b/>
+          <w:sz w:val="14"/>
+          <w:szCs w:val="14"/>
+          <w:shd w:val="clear" w:color="auto" w:fill="B7B7B7"/>
+        </w:rPr>
+        <w:t>5 Mini) at [9/3/2025]</w:t>
       </w:r>
     </w:p>
     <w:p>
@@ -5875,7 +5751,7 @@
           <w:noProof/>
         </w:rPr>
         <w:drawing>
-          <wp:inline distT="0" distB="0" distL="0" distR="0" wp14:anchorId="7A5C2D57" wp14:editId="31AF4476">
+          <wp:inline distT="0" distB="0" distL="0" distR="0" wp14:anchorId="2BD15A79" wp14:editId="198890F4">
             <wp:extent cx="5943600" cy="1133475"/>
             <wp:effectExtent l="0" t="0" r="0" b="9525"/>
             <wp:docPr id="798920508" name="Picture 1"/>
@@ -5890,7 +5766,7 @@
                     <pic:cNvPicPr/>
                   </pic:nvPicPr>
                   <pic:blipFill>
-                    <a:blip r:embed="rId9"/>
+                    <a:blip r:embed="rId7"/>
                     <a:stretch>
                       <a:fillRect/>
                     </a:stretch>
@@ -5922,21 +5798,7 @@
           <w:rFonts w:ascii="Roboto Mono" w:hAnsi="Roboto Mono"/>
         </w:rPr>
         <w:lastRenderedPageBreak/>
-        <w:t xml:space="preserve">def </w:t>
-      </w:r>
-      <w:proofErr w:type="spellStart"/>
-      <w:r>
-        <w:rPr>
-          <w:rFonts w:ascii="Roboto Mono" w:hAnsi="Roboto Mono"/>
-        </w:rPr>
-        <w:t>get_user</w:t>
-      </w:r>
-      <w:proofErr w:type="spellEnd"/>
-      <w:r>
-        <w:rPr>
-          <w:rFonts w:ascii="Roboto Mono" w:hAnsi="Roboto Mono"/>
-        </w:rPr>
-        <w:t>(id):</w:t>
+        <w:t>def get_user(id):</w:t>
       </w:r>
     </w:p>
     <w:p>
@@ -5962,23 +5824,7 @@
         <w:rPr>
           <w:rFonts w:ascii="Roboto Mono" w:hAnsi="Roboto Mono"/>
         </w:rPr>
-        <w:t xml:space="preserve">    </w:t>
-      </w:r>
-      <w:proofErr w:type="spellStart"/>
-      <w:proofErr w:type="gramStart"/>
-      <w:r>
-        <w:rPr>
-          <w:rFonts w:ascii="Roboto Mono" w:hAnsi="Roboto Mono"/>
-        </w:rPr>
-        <w:t>cursor.execute</w:t>
-      </w:r>
-      <w:proofErr w:type="spellEnd"/>
-      <w:proofErr w:type="gramEnd"/>
-      <w:r>
-        <w:rPr>
-          <w:rFonts w:ascii="Roboto Mono" w:hAnsi="Roboto Mono"/>
-        </w:rPr>
-        <w:t>(query)</w:t>
+        <w:t xml:space="preserve">    cursor.execute(query)</w:t>
       </w:r>
     </w:p>
     <w:p>
@@ -5995,21 +5841,7 @@
         <w:rPr>
           <w:rFonts w:ascii="Roboto Mono" w:hAnsi="Roboto Mono"/>
         </w:rPr>
-        <w:t xml:space="preserve">A static analysis tool will flag this, because </w:t>
-      </w:r>
-      <w:proofErr w:type="spellStart"/>
-      <w:r>
-        <w:rPr>
-          <w:rFonts w:ascii="Roboto Mono" w:hAnsi="Roboto Mono"/>
-        </w:rPr>
-        <w:t>id</w:t>
-      </w:r>
-      <w:proofErr w:type="spellEnd"/>
-      <w:r>
-        <w:rPr>
-          <w:rFonts w:ascii="Roboto Mono" w:hAnsi="Roboto Mono"/>
-        </w:rPr>
-        <w:t xml:space="preserve"> is concatenated directly into the SQL query.</w:t>
+        <w:t>A static analysis tool will flag this, because id is concatenated directly into the SQL query.</w:t>
       </w:r>
     </w:p>
     <w:p>
@@ -6062,8 +5894,8 @@
     </w:p>
     <w:p>
       <w:r>
-        <w:pict w14:anchorId="39F1B285">
-          <v:rect id="_x0000_i1148" style="width:0;height:1.5pt" o:hralign="center" o:hrstd="t" o:hr="t" fillcolor="#a0a0a0" stroked="f"/>
+        <w:pict w14:anchorId="3AF33FF3">
+          <v:rect id="_x0000_i1042" style="width:0;height:1.5pt" o:hralign="center" o:hrstd="t" o:hr="t" fillcolor="#a0a0a0" stroked="f"/>
         </w:pict>
       </w:r>
     </w:p>
@@ -6092,21 +5924,12 @@
         </w:rPr>
         <w:t xml:space="preserve">: </w:t>
       </w:r>
-      <w:proofErr w:type="spellStart"/>
-      <w:r>
-        <w:rPr>
-          <w:b/>
-          <w:shd w:val="clear" w:color="auto" w:fill="B7B7B7"/>
-        </w:rPr>
-        <w:t>Chatgpt</w:t>
-      </w:r>
-      <w:proofErr w:type="spellEnd"/>
-      <w:r>
-        <w:rPr>
-          <w:b/>
-          <w:shd w:val="clear" w:color="auto" w:fill="B7B7B7"/>
-        </w:rPr>
-        <w:t xml:space="preserve"> </w:t>
+      <w:r>
+        <w:rPr>
+          <w:b/>
+          <w:shd w:val="clear" w:color="auto" w:fill="B7B7B7"/>
+        </w:rPr>
+        <w:t xml:space="preserve">Chatgpt </w:t>
       </w:r>
       <w:r>
         <w:rPr>
@@ -6115,7 +5938,26 @@
           <w:szCs w:val="14"/>
           <w:shd w:val="clear" w:color="auto" w:fill="B7B7B7"/>
         </w:rPr>
-        <w:t>(GPT-5-Standard) at [9/3/2025]</w:t>
+        <w:t>(GPT</w:t>
+      </w:r>
+      <w:r>
+        <w:rPr>
+          <w:rFonts w:ascii="Cambria Math" w:hAnsi="Cambria Math" w:cs="Cambria Math"/>
+          <w:b/>
+          <w:sz w:val="14"/>
+          <w:szCs w:val="14"/>
+          <w:shd w:val="clear" w:color="auto" w:fill="B7B7B7"/>
+        </w:rPr>
+        <w:t>‑</w:t>
+      </w:r>
+      <w:r>
+        <w:rPr>
+          <w:b/>
+          <w:sz w:val="14"/>
+          <w:szCs w:val="14"/>
+          <w:shd w:val="clear" w:color="auto" w:fill="B7B7B7"/>
+        </w:rPr>
+        <w:t>5 Mini) at [9/3/2025]</w:t>
       </w:r>
     </w:p>
     <w:p>
@@ -6142,7 +5984,7 @@
           <w:noProof/>
         </w:rPr>
         <w:drawing>
-          <wp:inline distT="0" distB="0" distL="0" distR="0" wp14:anchorId="217DE5CB" wp14:editId="252959E6">
+          <wp:inline distT="0" distB="0" distL="0" distR="0" wp14:anchorId="272D8E93" wp14:editId="19C35E25">
             <wp:extent cx="5943600" cy="880110"/>
             <wp:effectExtent l="0" t="0" r="0" b="0"/>
             <wp:docPr id="738138626" name="Picture 1"/>
@@ -6157,7 +5999,7 @@
                     <pic:cNvPicPr/>
                   </pic:nvPicPr>
                   <pic:blipFill>
-                    <a:blip r:embed="rId10"/>
+                    <a:blip r:embed="rId8"/>
                     <a:stretch>
                       <a:fillRect/>
                     </a:stretch>
@@ -6188,64 +6030,20 @@
         <w:rPr>
           <w:rFonts w:ascii="Roboto Mono" w:hAnsi="Roboto Mono"/>
         </w:rPr>
-        <w:t xml:space="preserve">char </w:t>
-      </w:r>
-      <w:proofErr w:type="gramStart"/>
-      <w:r>
-        <w:rPr>
-          <w:rFonts w:ascii="Roboto Mono" w:hAnsi="Roboto Mono"/>
-        </w:rPr>
-        <w:t>name[</w:t>
-      </w:r>
-      <w:proofErr w:type="gramEnd"/>
-      <w:r>
-        <w:rPr>
-          <w:rFonts w:ascii="Roboto Mono" w:hAnsi="Roboto Mono"/>
-        </w:rPr>
-        <w:t>10];</w:t>
-      </w:r>
-    </w:p>
-    <w:p>
-      <w:pPr>
-        <w:rPr>
-          <w:rFonts w:ascii="Roboto Mono" w:hAnsi="Roboto Mono"/>
-        </w:rPr>
-      </w:pPr>
-      <w:proofErr w:type="spellStart"/>
-      <w:proofErr w:type="gramStart"/>
-      <w:r>
-        <w:rPr>
-          <w:rFonts w:ascii="Roboto Mono" w:hAnsi="Roboto Mono"/>
-        </w:rPr>
-        <w:t>strcpy</w:t>
-      </w:r>
-      <w:proofErr w:type="spellEnd"/>
-      <w:r>
-        <w:rPr>
-          <w:rFonts w:ascii="Roboto Mono" w:hAnsi="Roboto Mono"/>
-        </w:rPr>
-        <w:t>(</w:t>
-      </w:r>
-      <w:proofErr w:type="gramEnd"/>
-      <w:r>
-        <w:rPr>
-          <w:rFonts w:ascii="Roboto Mono" w:hAnsi="Roboto Mono"/>
-        </w:rPr>
-        <w:t>name, "</w:t>
-      </w:r>
-      <w:proofErr w:type="spellStart"/>
-      <w:r>
-        <w:rPr>
-          <w:rFonts w:ascii="Roboto Mono" w:hAnsi="Roboto Mono"/>
-        </w:rPr>
-        <w:t>ThisIsAVeryLongName</w:t>
-      </w:r>
-      <w:proofErr w:type="spellEnd"/>
-      <w:r>
-        <w:rPr>
-          <w:rFonts w:ascii="Roboto Mono" w:hAnsi="Roboto Mono"/>
-        </w:rPr>
-        <w:t>");</w:t>
+        <w:t>char name[10];</w:t>
+      </w:r>
+    </w:p>
+    <w:p>
+      <w:pPr>
+        <w:rPr>
+          <w:rFonts w:ascii="Roboto Mono" w:hAnsi="Roboto Mono"/>
+        </w:rPr>
+      </w:pPr>
+      <w:r>
+        <w:rPr>
+          <w:rFonts w:ascii="Roboto Mono" w:hAnsi="Roboto Mono"/>
+        </w:rPr>
+        <w:t>strcpy(name, "ThisIsAVeryLongName");</w:t>
       </w:r>
     </w:p>
     <w:p>
@@ -6262,21 +6060,7 @@
         <w:rPr>
           <w:rFonts w:ascii="Roboto Mono" w:hAnsi="Roboto Mono"/>
         </w:rPr>
-        <w:t>Static analysis detects that "</w:t>
-      </w:r>
-      <w:proofErr w:type="spellStart"/>
-      <w:r>
-        <w:rPr>
-          <w:rFonts w:ascii="Roboto Mono" w:hAnsi="Roboto Mono"/>
-        </w:rPr>
-        <w:t>ThisIsAVeryLongName</w:t>
-      </w:r>
-      <w:proofErr w:type="spellEnd"/>
-      <w:r>
-        <w:rPr>
-          <w:rFonts w:ascii="Roboto Mono" w:hAnsi="Roboto Mono"/>
-        </w:rPr>
-        <w:t>" is longer than the name array (10 characters).</w:t>
+        <w:t>Static analysis detects that "ThisIsAVeryLongName" is longer than the name array (10 characters).</w:t>
       </w:r>
     </w:p>
     <w:p>
@@ -6343,8 +6127,8 @@
     </w:p>
     <w:p>
       <w:r>
-        <w:pict w14:anchorId="085A5BE8">
-          <v:rect id="_x0000_i1136" style="width:0;height:1.5pt" o:hralign="center" o:hrstd="t" o:hr="t" fillcolor="#a0a0a0" stroked="f"/>
+        <w:pict w14:anchorId="20E92060">
+          <v:rect id="_x0000_i1043" style="width:0;height:1.5pt" o:hralign="center" o:hrstd="t" o:hr="t" fillcolor="#a0a0a0" stroked="f"/>
         </w:pict>
       </w:r>
     </w:p>
@@ -6373,21 +6157,12 @@
         </w:rPr>
         <w:t xml:space="preserve">: </w:t>
       </w:r>
-      <w:proofErr w:type="spellStart"/>
-      <w:r>
-        <w:rPr>
-          <w:b/>
-          <w:shd w:val="clear" w:color="auto" w:fill="B7B7B7"/>
-        </w:rPr>
-        <w:t>Chatgpt</w:t>
-      </w:r>
-      <w:proofErr w:type="spellEnd"/>
-      <w:r>
-        <w:rPr>
-          <w:b/>
-          <w:shd w:val="clear" w:color="auto" w:fill="B7B7B7"/>
-        </w:rPr>
-        <w:t xml:space="preserve"> </w:t>
+      <w:r>
+        <w:rPr>
+          <w:b/>
+          <w:shd w:val="clear" w:color="auto" w:fill="B7B7B7"/>
+        </w:rPr>
+        <w:t xml:space="preserve">Chatgpt </w:t>
       </w:r>
       <w:r>
         <w:rPr>
@@ -6396,7 +6171,26 @@
           <w:szCs w:val="14"/>
           <w:shd w:val="clear" w:color="auto" w:fill="B7B7B7"/>
         </w:rPr>
-        <w:t>(GPT-5-Standard) at [9/3/2025]</w:t>
+        <w:t>(GPT</w:t>
+      </w:r>
+      <w:r>
+        <w:rPr>
+          <w:rFonts w:ascii="Cambria Math" w:hAnsi="Cambria Math" w:cs="Cambria Math"/>
+          <w:b/>
+          <w:sz w:val="14"/>
+          <w:szCs w:val="14"/>
+          <w:shd w:val="clear" w:color="auto" w:fill="B7B7B7"/>
+        </w:rPr>
+        <w:t>‑</w:t>
+      </w:r>
+      <w:r>
+        <w:rPr>
+          <w:b/>
+          <w:sz w:val="14"/>
+          <w:szCs w:val="14"/>
+          <w:shd w:val="clear" w:color="auto" w:fill="B7B7B7"/>
+        </w:rPr>
+        <w:t>5 Mini) at [9/3/2025]</w:t>
       </w:r>
     </w:p>
     <w:p>
@@ -6424,7 +6218,7 @@
           <w:noProof/>
         </w:rPr>
         <w:drawing>
-          <wp:inline distT="0" distB="0" distL="0" distR="0" wp14:anchorId="2EB41D9D" wp14:editId="0659BC74">
+          <wp:inline distT="0" distB="0" distL="0" distR="0" wp14:anchorId="76FF6284" wp14:editId="3E73612F">
             <wp:extent cx="5943600" cy="1456055"/>
             <wp:effectExtent l="0" t="0" r="0" b="0"/>
             <wp:docPr id="1925687982" name="Picture 1"/>
@@ -6439,7 +6233,7 @@
                     <pic:cNvPicPr/>
                   </pic:nvPicPr>
                   <pic:blipFill>
-                    <a:blip r:embed="rId11"/>
+                    <a:blip r:embed="rId9"/>
                     <a:stretch>
                       <a:fillRect/>
                     </a:stretch>
@@ -6483,21 +6277,7 @@
         <w:rPr>
           <w:rFonts w:ascii="Roboto Mono" w:hAnsi="Roboto Mono"/>
         </w:rPr>
-        <w:t xml:space="preserve">    </w:t>
-      </w:r>
-      <w:proofErr w:type="spellStart"/>
-      <w:r>
-        <w:rPr>
-          <w:rFonts w:ascii="Roboto Mono" w:hAnsi="Roboto Mono"/>
-        </w:rPr>
-        <w:t>System.out.println</w:t>
-      </w:r>
-      <w:proofErr w:type="spellEnd"/>
-      <w:r>
-        <w:rPr>
-          <w:rFonts w:ascii="Roboto Mono" w:hAnsi="Roboto Mono"/>
-        </w:rPr>
-        <w:t>("Always runs");</w:t>
+        <w:t xml:space="preserve">    System.out.println("Always runs");</w:t>
       </w:r>
     </w:p>
     <w:p>
@@ -6523,21 +6303,7 @@
         <w:rPr>
           <w:rFonts w:ascii="Roboto Mono" w:hAnsi="Roboto Mono"/>
         </w:rPr>
-        <w:t xml:space="preserve">    </w:t>
-      </w:r>
-      <w:proofErr w:type="spellStart"/>
-      <w:r>
-        <w:rPr>
-          <w:rFonts w:ascii="Roboto Mono" w:hAnsi="Roboto Mono"/>
-        </w:rPr>
-        <w:t>System.out.println</w:t>
-      </w:r>
-      <w:proofErr w:type="spellEnd"/>
-      <w:r>
-        <w:rPr>
-          <w:rFonts w:ascii="Roboto Mono" w:hAnsi="Roboto Mono"/>
-        </w:rPr>
-        <w:t>("Never runs");</w:t>
+        <w:t xml:space="preserve">    System.out.println("Never runs");</w:t>
       </w:r>
     </w:p>
     <w:p>
@@ -6617,8 +6383,8 @@
     </w:p>
     <w:p>
       <w:r>
-        <w:pict w14:anchorId="0D84809E">
-          <v:rect id="_x0000_i1137" style="width:0;height:1.5pt" o:hralign="center" o:hrstd="t" o:hr="t" fillcolor="#a0a0a0" stroked="f"/>
+        <w:pict w14:anchorId="2A8BC736">
+          <v:rect id="_x0000_i1044" style="width:0;height:1.5pt" o:hralign="center" o:hrstd="t" o:hr="t" fillcolor="#a0a0a0" stroked="f"/>
         </w:pict>
       </w:r>
     </w:p>
@@ -6647,21 +6413,12 @@
         </w:rPr>
         <w:t xml:space="preserve">: </w:t>
       </w:r>
-      <w:proofErr w:type="spellStart"/>
-      <w:r>
-        <w:rPr>
-          <w:b/>
-          <w:shd w:val="clear" w:color="auto" w:fill="B7B7B7"/>
-        </w:rPr>
-        <w:t>Chatgpt</w:t>
-      </w:r>
-      <w:proofErr w:type="spellEnd"/>
-      <w:r>
-        <w:rPr>
-          <w:b/>
-          <w:shd w:val="clear" w:color="auto" w:fill="B7B7B7"/>
-        </w:rPr>
-        <w:t xml:space="preserve"> </w:t>
+      <w:r>
+        <w:rPr>
+          <w:b/>
+          <w:shd w:val="clear" w:color="auto" w:fill="B7B7B7"/>
+        </w:rPr>
+        <w:t xml:space="preserve">Chatgpt </w:t>
       </w:r>
       <w:r>
         <w:rPr>
@@ -6670,7 +6427,26 @@
           <w:szCs w:val="14"/>
           <w:shd w:val="clear" w:color="auto" w:fill="B7B7B7"/>
         </w:rPr>
-        <w:t>(GPT-5-Standard) at [9/3/2025]</w:t>
+        <w:t>(GPT</w:t>
+      </w:r>
+      <w:r>
+        <w:rPr>
+          <w:rFonts w:ascii="Cambria Math" w:hAnsi="Cambria Math" w:cs="Cambria Math"/>
+          <w:b/>
+          <w:sz w:val="14"/>
+          <w:szCs w:val="14"/>
+          <w:shd w:val="clear" w:color="auto" w:fill="B7B7B7"/>
+        </w:rPr>
+        <w:t>‑</w:t>
+      </w:r>
+      <w:r>
+        <w:rPr>
+          <w:b/>
+          <w:sz w:val="14"/>
+          <w:szCs w:val="14"/>
+          <w:shd w:val="clear" w:color="auto" w:fill="B7B7B7"/>
+        </w:rPr>
+        <w:t>5 Mini) at [9/3/2025]</w:t>
       </w:r>
     </w:p>
     <w:p>
@@ -6704,7 +6480,7 @@
           <w:noProof/>
         </w:rPr>
         <w:drawing>
-          <wp:inline distT="0" distB="0" distL="0" distR="0" wp14:anchorId="340E1A85" wp14:editId="2BBBD587">
+          <wp:inline distT="0" distB="0" distL="0" distR="0" wp14:anchorId="6B640C08" wp14:editId="782E8571">
             <wp:extent cx="5943600" cy="1454785"/>
             <wp:effectExtent l="0" t="0" r="0" b="0"/>
             <wp:docPr id="2103399757" name="Picture 1"/>
@@ -6719,7 +6495,7 @@
                     <pic:cNvPicPr/>
                   </pic:nvPicPr>
                   <pic:blipFill>
-                    <a:blip r:embed="rId12"/>
+                    <a:blip r:embed="rId10"/>
                     <a:stretch>
                       <a:fillRect/>
                     </a:stretch>
@@ -6750,21 +6526,7 @@
         <w:rPr>
           <w:rFonts w:ascii="Roboto Mono" w:hAnsi="Roboto Mono"/>
         </w:rPr>
-        <w:t xml:space="preserve">int </w:t>
-      </w:r>
-      <w:proofErr w:type="spellStart"/>
-      <w:r>
-        <w:rPr>
-          <w:rFonts w:ascii="Roboto Mono" w:hAnsi="Roboto Mono"/>
-        </w:rPr>
-        <w:t>i</w:t>
-      </w:r>
-      <w:proofErr w:type="spellEnd"/>
-      <w:r>
-        <w:rPr>
-          <w:rFonts w:ascii="Roboto Mono" w:hAnsi="Roboto Mono"/>
-        </w:rPr>
-        <w:t>;</w:t>
+        <w:t>int i;</w:t>
       </w:r>
     </w:p>
     <w:p>
@@ -6778,49 +6540,7 @@
           <w:rFonts w:ascii="Roboto Mono" w:hAnsi="Roboto Mono"/>
         </w:rPr>
         <w:lastRenderedPageBreak/>
-        <w:t>for (</w:t>
-      </w:r>
-      <w:proofErr w:type="spellStart"/>
-      <w:r>
-        <w:rPr>
-          <w:rFonts w:ascii="Roboto Mono" w:hAnsi="Roboto Mono"/>
-        </w:rPr>
-        <w:t>i</w:t>
-      </w:r>
-      <w:proofErr w:type="spellEnd"/>
-      <w:r>
-        <w:rPr>
-          <w:rFonts w:ascii="Roboto Mono" w:hAnsi="Roboto Mono"/>
-        </w:rPr>
-        <w:t xml:space="preserve"> = 0; </w:t>
-      </w:r>
-      <w:proofErr w:type="spellStart"/>
-      <w:r>
-        <w:rPr>
-          <w:rFonts w:ascii="Roboto Mono" w:hAnsi="Roboto Mono"/>
-        </w:rPr>
-        <w:t>i</w:t>
-      </w:r>
-      <w:proofErr w:type="spellEnd"/>
-      <w:r>
-        <w:rPr>
-          <w:rFonts w:ascii="Roboto Mono" w:hAnsi="Roboto Mono"/>
-        </w:rPr>
-        <w:t xml:space="preserve"> &lt; 10; </w:t>
-      </w:r>
-      <w:proofErr w:type="spellStart"/>
-      <w:r>
-        <w:rPr>
-          <w:rFonts w:ascii="Roboto Mono" w:hAnsi="Roboto Mono"/>
-        </w:rPr>
-        <w:t>i</w:t>
-      </w:r>
-      <w:proofErr w:type="spellEnd"/>
-      <w:r>
-        <w:rPr>
-          <w:rFonts w:ascii="Roboto Mono" w:hAnsi="Roboto Mono"/>
-        </w:rPr>
-        <w:t>++); // &lt;- accidental semicolon!</w:t>
+        <w:t>for (i = 0; i &lt; 10; i++); // &lt;- accidental semicolon!</w:t>
       </w:r>
     </w:p>
     <w:p>
@@ -6846,29 +6566,7 @@
         <w:rPr>
           <w:rFonts w:ascii="Roboto Mono" w:hAnsi="Roboto Mono"/>
         </w:rPr>
-        <w:t xml:space="preserve">   </w:t>
-      </w:r>
-      <w:proofErr w:type="spellStart"/>
-      <w:proofErr w:type="gramStart"/>
-      <w:r>
-        <w:rPr>
-          <w:rFonts w:ascii="Roboto Mono" w:hAnsi="Roboto Mono"/>
-        </w:rPr>
-        <w:t>doSomething</w:t>
-      </w:r>
-      <w:proofErr w:type="spellEnd"/>
-      <w:r>
-        <w:rPr>
-          <w:rFonts w:ascii="Roboto Mono" w:hAnsi="Roboto Mono"/>
-        </w:rPr>
-        <w:t>(</w:t>
-      </w:r>
-      <w:proofErr w:type="gramEnd"/>
-      <w:r>
-        <w:rPr>
-          <w:rFonts w:ascii="Roboto Mono" w:hAnsi="Roboto Mono"/>
-        </w:rPr>
-        <w:t>);</w:t>
+        <w:t xml:space="preserve">   doSomething();</w:t>
       </w:r>
     </w:p>
     <w:p>
@@ -6925,27 +6623,11 @@
           <w:rFonts w:ascii="Roboto Mono" w:hAnsi="Roboto Mono"/>
         </w:rPr>
       </w:pPr>
-      <w:proofErr w:type="spellStart"/>
-      <w:proofErr w:type="gramStart"/>
-      <w:r>
-        <w:rPr>
-          <w:rFonts w:ascii="Roboto Mono" w:hAnsi="Roboto Mono"/>
-        </w:rPr>
-        <w:t>doSomething</w:t>
-      </w:r>
-      <w:proofErr w:type="spellEnd"/>
-      <w:r>
-        <w:rPr>
-          <w:rFonts w:ascii="Roboto Mono" w:hAnsi="Roboto Mono"/>
-        </w:rPr>
-        <w:t>(</w:t>
-      </w:r>
-      <w:proofErr w:type="gramEnd"/>
-      <w:r>
-        <w:rPr>
-          <w:rFonts w:ascii="Roboto Mono" w:hAnsi="Roboto Mono"/>
-        </w:rPr>
-        <w:t>) is not inside the loop as the programmer intended.</w:t>
+      <w:r>
+        <w:rPr>
+          <w:rFonts w:ascii="Roboto Mono" w:hAnsi="Roboto Mono"/>
+        </w:rPr>
+        <w:t>doSomething() is not inside the loop as the programmer intended.</w:t>
       </w:r>
     </w:p>
     <w:p>
@@ -6967,8 +6649,8 @@
     </w:p>
     <w:p>
       <w:r>
-        <w:pict w14:anchorId="2F46DCC1">
-          <v:rect id="_x0000_i1138" style="width:0;height:1.5pt" o:hralign="center" o:hrstd="t" o:hr="t" fillcolor="#a0a0a0" stroked="f"/>
+        <w:pict w14:anchorId="4F662F45">
+          <v:rect id="_x0000_i1045" style="width:0;height:1.5pt" o:hralign="center" o:hrstd="t" o:hr="t" fillcolor="#a0a0a0" stroked="f"/>
         </w:pict>
       </w:r>
     </w:p>
@@ -7010,21 +6692,12 @@
         </w:rPr>
         <w:t xml:space="preserve">: </w:t>
       </w:r>
-      <w:proofErr w:type="spellStart"/>
-      <w:r>
-        <w:rPr>
-          <w:b/>
-          <w:shd w:val="clear" w:color="auto" w:fill="B7B7B7"/>
-        </w:rPr>
-        <w:t>Chatgpt</w:t>
-      </w:r>
-      <w:proofErr w:type="spellEnd"/>
-      <w:r>
-        <w:rPr>
-          <w:b/>
-          <w:shd w:val="clear" w:color="auto" w:fill="B7B7B7"/>
-        </w:rPr>
-        <w:t xml:space="preserve"> </w:t>
+      <w:r>
+        <w:rPr>
+          <w:b/>
+          <w:shd w:val="clear" w:color="auto" w:fill="B7B7B7"/>
+        </w:rPr>
+        <w:t xml:space="preserve">Chatgpt </w:t>
       </w:r>
       <w:r>
         <w:rPr>
@@ -7033,7 +6706,26 @@
           <w:szCs w:val="14"/>
           <w:shd w:val="clear" w:color="auto" w:fill="B7B7B7"/>
         </w:rPr>
-        <w:t>(GPT-5-Standard) at [9/3/2025]</w:t>
+        <w:t>(GPT</w:t>
+      </w:r>
+      <w:r>
+        <w:rPr>
+          <w:rFonts w:ascii="Cambria Math" w:hAnsi="Cambria Math" w:cs="Cambria Math"/>
+          <w:b/>
+          <w:sz w:val="14"/>
+          <w:szCs w:val="14"/>
+          <w:shd w:val="clear" w:color="auto" w:fill="B7B7B7"/>
+        </w:rPr>
+        <w:t>‑</w:t>
+      </w:r>
+      <w:r>
+        <w:rPr>
+          <w:b/>
+          <w:sz w:val="14"/>
+          <w:szCs w:val="14"/>
+          <w:shd w:val="clear" w:color="auto" w:fill="B7B7B7"/>
+        </w:rPr>
+        <w:t>5 Mini) at [9/3/2025]</w:t>
       </w:r>
     </w:p>
     <w:p>
@@ -7129,21 +6821,12 @@
         </w:rPr>
         <w:t xml:space="preserve">: </w:t>
       </w:r>
-      <w:proofErr w:type="spellStart"/>
-      <w:r>
-        <w:rPr>
-          <w:b/>
-          <w:shd w:val="clear" w:color="auto" w:fill="B7B7B7"/>
-        </w:rPr>
-        <w:t>Chatgpt</w:t>
-      </w:r>
-      <w:proofErr w:type="spellEnd"/>
-      <w:r>
-        <w:rPr>
-          <w:b/>
-          <w:shd w:val="clear" w:color="auto" w:fill="B7B7B7"/>
-        </w:rPr>
-        <w:t xml:space="preserve"> </w:t>
+      <w:r>
+        <w:rPr>
+          <w:b/>
+          <w:shd w:val="clear" w:color="auto" w:fill="B7B7B7"/>
+        </w:rPr>
+        <w:t xml:space="preserve">Chatgpt </w:t>
       </w:r>
       <w:r>
         <w:rPr>
@@ -7152,112 +6835,141 @@
           <w:szCs w:val="14"/>
           <w:shd w:val="clear" w:color="auto" w:fill="B7B7B7"/>
         </w:rPr>
-        <w:t>(GPT-5-Standard) at [9/3/2025]</w:t>
-      </w:r>
-    </w:p>
-    <w:p>
-      <w:pPr>
-        <w:rPr>
-          <w:rFonts w:ascii="Roboto Mono" w:hAnsi="Roboto Mono"/>
-        </w:rPr>
-      </w:pPr>
-      <w:r>
-        <w:rPr>
-          <w:rFonts w:ascii="Roboto Mono" w:hAnsi="Roboto Mono"/>
-        </w:rPr>
-        <w:t xml:space="preserve">Great — let’s go deeper into </w:t>
-      </w:r>
-      <w:r>
-        <w:rPr>
-          <w:rFonts w:ascii="Roboto Mono" w:hAnsi="Roboto Mono"/>
-          <w:b/>
-          <w:bCs/>
-        </w:rPr>
-        <w:t>Requirements Specification (Software Docs) examples</w:t>
-      </w:r>
-      <w:r>
-        <w:rPr>
-          <w:rFonts w:ascii="Roboto Mono" w:hAnsi="Roboto Mono"/>
-        </w:rPr>
-        <w:t xml:space="preserve"> and how </w:t>
-      </w:r>
-      <w:r>
-        <w:rPr>
-          <w:rFonts w:ascii="Roboto Mono" w:hAnsi="Roboto Mono"/>
-          <w:b/>
-          <w:bCs/>
-        </w:rPr>
-        <w:t>static analysis</w:t>
-      </w:r>
-      <w:r>
-        <w:rPr>
-          <w:rFonts w:ascii="Roboto Mono" w:hAnsi="Roboto Mono"/>
-        </w:rPr>
-        <w:t xml:space="preserve"> can detect problems:</w:t>
-      </w:r>
-    </w:p>
-    <w:p>
-      <w:r>
-        <w:pict w14:anchorId="6F2A7A48">
-          <v:rect id="_x0000_i1392" style="width:0;height:1.5pt" o:hralign="center" o:hrstd="t" o:hr="t" fillcolor="#a0a0a0" stroked="f"/>
-        </w:pict>
-      </w:r>
-    </w:p>
-    <w:p>
-      <w:pPr>
-        <w:pStyle w:val="Heading4"/>
-      </w:pPr>
-      <w:r>
-        <w:rPr>
-          <w:rFonts w:ascii="Segoe UI Emoji" w:hAnsi="Segoe UI Emoji" w:cs="Segoe UI Emoji"/>
-        </w:rPr>
-        <w:t>🔹</w:t>
-      </w:r>
-      <w:r>
-        <w:t xml:space="preserve"> Example 1: Ambiguity</w:t>
-      </w:r>
-    </w:p>
-    <w:p>
-      <w:pPr>
-        <w:spacing w:before="240" w:after="240"/>
-      </w:pPr>
-      <w:r>
-        <w:rPr>
-          <w:b/>
-          <w:shd w:val="clear" w:color="auto" w:fill="B7B7B7"/>
-        </w:rPr>
-        <w:t># Source</w:t>
-      </w:r>
-      <w:r>
-        <w:rPr>
-          <w:shd w:val="clear" w:color="auto" w:fill="B7B7B7"/>
-        </w:rPr>
-        <w:t xml:space="preserve">: </w:t>
-      </w:r>
-      <w:proofErr w:type="spellStart"/>
-      <w:r>
-        <w:rPr>
-          <w:b/>
-          <w:shd w:val="clear" w:color="auto" w:fill="B7B7B7"/>
-        </w:rPr>
-        <w:t>Chatgpt</w:t>
-      </w:r>
-      <w:proofErr w:type="spellEnd"/>
-      <w:r>
-        <w:rPr>
-          <w:b/>
-          <w:shd w:val="clear" w:color="auto" w:fill="B7B7B7"/>
-        </w:rPr>
-        <w:t xml:space="preserve"> </w:t>
-      </w:r>
-      <w:r>
-        <w:rPr>
+        <w:t>(GPT</w:t>
+      </w:r>
+      <w:r>
+        <w:rPr>
+          <w:rFonts w:ascii="Cambria Math" w:hAnsi="Cambria Math" w:cs="Cambria Math"/>
           <w:b/>
           <w:sz w:val="14"/>
           <w:szCs w:val="14"/>
           <w:shd w:val="clear" w:color="auto" w:fill="B7B7B7"/>
         </w:rPr>
-        <w:t>(GPT-5-Standard) at [9/3/2025]</w:t>
+        <w:t>‑</w:t>
+      </w:r>
+      <w:r>
+        <w:rPr>
+          <w:b/>
+          <w:sz w:val="14"/>
+          <w:szCs w:val="14"/>
+          <w:shd w:val="clear" w:color="auto" w:fill="B7B7B7"/>
+        </w:rPr>
+        <w:t>5 Mini) at [9/3/2025]</w:t>
+      </w:r>
+    </w:p>
+    <w:p>
+      <w:pPr>
+        <w:rPr>
+          <w:rFonts w:ascii="Roboto Mono" w:hAnsi="Roboto Mono"/>
+        </w:rPr>
+      </w:pPr>
+      <w:r>
+        <w:rPr>
+          <w:rFonts w:ascii="Roboto Mono" w:hAnsi="Roboto Mono"/>
+        </w:rPr>
+        <w:t xml:space="preserve">Great — let’s go deeper into </w:t>
+      </w:r>
+      <w:r>
+        <w:rPr>
+          <w:rFonts w:ascii="Roboto Mono" w:hAnsi="Roboto Mono"/>
+          <w:b/>
+          <w:bCs/>
+        </w:rPr>
+        <w:t>Requirements Specification (Software Docs) examples</w:t>
+      </w:r>
+      <w:r>
+        <w:rPr>
+          <w:rFonts w:ascii="Roboto Mono" w:hAnsi="Roboto Mono"/>
+        </w:rPr>
+        <w:t xml:space="preserve"> and how </w:t>
+      </w:r>
+      <w:r>
+        <w:rPr>
+          <w:rFonts w:ascii="Roboto Mono" w:hAnsi="Roboto Mono"/>
+          <w:b/>
+          <w:bCs/>
+        </w:rPr>
+        <w:t>static analysis</w:t>
+      </w:r>
+      <w:r>
+        <w:rPr>
+          <w:rFonts w:ascii="Roboto Mono" w:hAnsi="Roboto Mono"/>
+        </w:rPr>
+        <w:t xml:space="preserve"> can detect problems:</w:t>
+      </w:r>
+    </w:p>
+    <w:p>
+      <w:r>
+        <w:pict w14:anchorId="1E303CF1">
+          <v:rect id="_x0000_i1046" style="width:0;height:1.5pt" o:hralign="center" o:hrstd="t" o:hr="t" fillcolor="#a0a0a0" stroked="f"/>
+        </w:pict>
+      </w:r>
+    </w:p>
+    <w:p>
+      <w:pPr>
+        <w:pStyle w:val="Heading4"/>
+      </w:pPr>
+      <w:r>
+        <w:rPr>
+          <w:rFonts w:ascii="Segoe UI Emoji" w:hAnsi="Segoe UI Emoji" w:cs="Segoe UI Emoji"/>
+        </w:rPr>
+        <w:t>🔹</w:t>
+      </w:r>
+      <w:r>
+        <w:t xml:space="preserve"> Example 1: Ambiguity</w:t>
+      </w:r>
+    </w:p>
+    <w:p>
+      <w:pPr>
+        <w:spacing w:before="240" w:after="240"/>
+      </w:pPr>
+      <w:r>
+        <w:rPr>
+          <w:b/>
+          <w:shd w:val="clear" w:color="auto" w:fill="B7B7B7"/>
+        </w:rPr>
+        <w:t># Source</w:t>
+      </w:r>
+      <w:r>
+        <w:rPr>
+          <w:shd w:val="clear" w:color="auto" w:fill="B7B7B7"/>
+        </w:rPr>
+        <w:t xml:space="preserve">: </w:t>
+      </w:r>
+      <w:r>
+        <w:rPr>
+          <w:b/>
+          <w:shd w:val="clear" w:color="auto" w:fill="B7B7B7"/>
+        </w:rPr>
+        <w:t xml:space="preserve">Chatgpt </w:t>
+      </w:r>
+      <w:r>
+        <w:rPr>
+          <w:b/>
+          <w:sz w:val="14"/>
+          <w:szCs w:val="14"/>
+          <w:shd w:val="clear" w:color="auto" w:fill="B7B7B7"/>
+        </w:rPr>
+        <w:t>(GPT</w:t>
+      </w:r>
+      <w:r>
+        <w:rPr>
+          <w:rFonts w:ascii="Cambria Math" w:hAnsi="Cambria Math" w:cs="Cambria Math"/>
+          <w:b/>
+          <w:sz w:val="14"/>
+          <w:szCs w:val="14"/>
+          <w:shd w:val="clear" w:color="auto" w:fill="B7B7B7"/>
+        </w:rPr>
+        <w:t>‑</w:t>
+      </w:r>
+      <w:r>
+        <w:rPr>
+          <w:b/>
+          <w:sz w:val="14"/>
+          <w:szCs w:val="14"/>
+          <w:shd w:val="clear" w:color="auto" w:fill="B7B7B7"/>
+        </w:rPr>
+        <w:t>5 Mini) at [9/3/2025]</w:t>
       </w:r>
     </w:p>
     <w:p>
@@ -7419,8 +7131,8 @@
     </w:p>
     <w:p>
       <w:r>
-        <w:pict w14:anchorId="4BA20881">
-          <v:rect id="_x0000_i1393" style="width:0;height:1.5pt" o:hralign="center" o:hrstd="t" o:hr="t" fillcolor="#a0a0a0" stroked="f"/>
+        <w:pict w14:anchorId="3B9E98FB">
+          <v:rect id="_x0000_i1047" style="width:0;height:1.5pt" o:hralign="center" o:hrstd="t" o:hr="t" fillcolor="#a0a0a0" stroked="f"/>
         </w:pict>
       </w:r>
     </w:p>
@@ -7455,21 +7167,12 @@
         </w:rPr>
         <w:t xml:space="preserve">: </w:t>
       </w:r>
-      <w:proofErr w:type="spellStart"/>
-      <w:r>
-        <w:rPr>
-          <w:b/>
-          <w:shd w:val="clear" w:color="auto" w:fill="B7B7B7"/>
-        </w:rPr>
-        <w:t>Chatgpt</w:t>
-      </w:r>
-      <w:proofErr w:type="spellEnd"/>
-      <w:r>
-        <w:rPr>
-          <w:b/>
-          <w:shd w:val="clear" w:color="auto" w:fill="B7B7B7"/>
-        </w:rPr>
-        <w:t xml:space="preserve"> </w:t>
+      <w:r>
+        <w:rPr>
+          <w:b/>
+          <w:shd w:val="clear" w:color="auto" w:fill="B7B7B7"/>
+        </w:rPr>
+        <w:t xml:space="preserve">Chatgpt </w:t>
       </w:r>
       <w:r>
         <w:rPr>
@@ -7478,7 +7181,26 @@
           <w:szCs w:val="14"/>
           <w:shd w:val="clear" w:color="auto" w:fill="B7B7B7"/>
         </w:rPr>
-        <w:t>(GPT-5-Standard) at [9/3/2025]</w:t>
+        <w:t>(GPT</w:t>
+      </w:r>
+      <w:r>
+        <w:rPr>
+          <w:rFonts w:ascii="Cambria Math" w:hAnsi="Cambria Math" w:cs="Cambria Math"/>
+          <w:b/>
+          <w:sz w:val="14"/>
+          <w:szCs w:val="14"/>
+          <w:shd w:val="clear" w:color="auto" w:fill="B7B7B7"/>
+        </w:rPr>
+        <w:t>‑</w:t>
+      </w:r>
+      <w:r>
+        <w:rPr>
+          <w:b/>
+          <w:sz w:val="14"/>
+          <w:szCs w:val="14"/>
+          <w:shd w:val="clear" w:color="auto" w:fill="B7B7B7"/>
+        </w:rPr>
+        <w:t>5 Mini) at [9/3/2025]</w:t>
       </w:r>
     </w:p>
     <w:p>
@@ -7601,8 +7323,8 @@
     </w:p>
     <w:p>
       <w:r>
-        <w:pict w14:anchorId="222D0984">
-          <v:rect id="_x0000_i1394" style="width:0;height:1.5pt" o:hralign="center" o:hrstd="t" o:hr="t" fillcolor="#a0a0a0" stroked="f"/>
+        <w:pict w14:anchorId="4E5FAE33">
+          <v:rect id="_x0000_i1048" style="width:0;height:1.5pt" o:hralign="center" o:hrstd="t" o:hr="t" fillcolor="#a0a0a0" stroked="f"/>
         </w:pict>
       </w:r>
     </w:p>
@@ -7643,21 +7365,12 @@
         </w:rPr>
         <w:t xml:space="preserve">: </w:t>
       </w:r>
-      <w:proofErr w:type="spellStart"/>
-      <w:r>
-        <w:rPr>
-          <w:b/>
-          <w:shd w:val="clear" w:color="auto" w:fill="B7B7B7"/>
-        </w:rPr>
-        <w:t>Chatgpt</w:t>
-      </w:r>
-      <w:proofErr w:type="spellEnd"/>
-      <w:r>
-        <w:rPr>
-          <w:b/>
-          <w:shd w:val="clear" w:color="auto" w:fill="B7B7B7"/>
-        </w:rPr>
-        <w:t xml:space="preserve"> </w:t>
+      <w:r>
+        <w:rPr>
+          <w:b/>
+          <w:shd w:val="clear" w:color="auto" w:fill="B7B7B7"/>
+        </w:rPr>
+        <w:t xml:space="preserve">Chatgpt </w:t>
       </w:r>
       <w:r>
         <w:rPr>
@@ -7666,7 +7379,26 @@
           <w:szCs w:val="14"/>
           <w:shd w:val="clear" w:color="auto" w:fill="B7B7B7"/>
         </w:rPr>
-        <w:t>(GPT-5-Standard) at [9/3/2025]</w:t>
+        <w:t>(GPT</w:t>
+      </w:r>
+      <w:r>
+        <w:rPr>
+          <w:rFonts w:ascii="Cambria Math" w:hAnsi="Cambria Math" w:cs="Cambria Math"/>
+          <w:b/>
+          <w:sz w:val="14"/>
+          <w:szCs w:val="14"/>
+          <w:shd w:val="clear" w:color="auto" w:fill="B7B7B7"/>
+        </w:rPr>
+        <w:t>‑</w:t>
+      </w:r>
+      <w:r>
+        <w:rPr>
+          <w:b/>
+          <w:sz w:val="14"/>
+          <w:szCs w:val="14"/>
+          <w:shd w:val="clear" w:color="auto" w:fill="B7B7B7"/>
+        </w:rPr>
+        <w:t>5 Mini) at [9/3/2025]</w:t>
       </w:r>
     </w:p>
     <w:p>
@@ -7805,8 +7537,8 @@
     </w:p>
     <w:p>
       <w:r>
-        <w:pict w14:anchorId="34D2DFD3">
-          <v:rect id="_x0000_i1395" style="width:0;height:1.5pt" o:hralign="center" o:hrstd="t" o:hr="t" fillcolor="#a0a0a0" stroked="f"/>
+        <w:pict w14:anchorId="47AAAC46">
+          <v:rect id="_x0000_i1049" style="width:0;height:1.5pt" o:hralign="center" o:hrstd="t" o:hr="t" fillcolor="#a0a0a0" stroked="f"/>
         </w:pict>
       </w:r>
     </w:p>
@@ -7841,21 +7573,12 @@
         </w:rPr>
         <w:t xml:space="preserve">: </w:t>
       </w:r>
-      <w:proofErr w:type="spellStart"/>
-      <w:r>
-        <w:rPr>
-          <w:b/>
-          <w:shd w:val="clear" w:color="auto" w:fill="B7B7B7"/>
-        </w:rPr>
-        <w:t>Chatgpt</w:t>
-      </w:r>
-      <w:proofErr w:type="spellEnd"/>
-      <w:r>
-        <w:rPr>
-          <w:b/>
-          <w:shd w:val="clear" w:color="auto" w:fill="B7B7B7"/>
-        </w:rPr>
-        <w:t xml:space="preserve"> </w:t>
+      <w:r>
+        <w:rPr>
+          <w:b/>
+          <w:shd w:val="clear" w:color="auto" w:fill="B7B7B7"/>
+        </w:rPr>
+        <w:t xml:space="preserve">Chatgpt </w:t>
       </w:r>
       <w:r>
         <w:rPr>
@@ -7864,7 +7587,26 @@
           <w:szCs w:val="14"/>
           <w:shd w:val="clear" w:color="auto" w:fill="B7B7B7"/>
         </w:rPr>
-        <w:t>(GPT-5-Standard) at [9/3/2025]</w:t>
+        <w:t>(GPT</w:t>
+      </w:r>
+      <w:r>
+        <w:rPr>
+          <w:rFonts w:ascii="Cambria Math" w:hAnsi="Cambria Math" w:cs="Cambria Math"/>
+          <w:b/>
+          <w:sz w:val="14"/>
+          <w:szCs w:val="14"/>
+          <w:shd w:val="clear" w:color="auto" w:fill="B7B7B7"/>
+        </w:rPr>
+        <w:t>‑</w:t>
+      </w:r>
+      <w:r>
+        <w:rPr>
+          <w:b/>
+          <w:sz w:val="14"/>
+          <w:szCs w:val="14"/>
+          <w:shd w:val="clear" w:color="auto" w:fill="B7B7B7"/>
+        </w:rPr>
+        <w:t>5 Mini) at [9/3/2025]</w:t>
       </w:r>
     </w:p>
     <w:p>
@@ -7989,8 +7731,8 @@
     </w:p>
     <w:p>
       <w:r>
-        <w:pict w14:anchorId="18E17773">
-          <v:rect id="_x0000_i1396" style="width:0;height:1.5pt" o:hralign="center" o:hrstd="t" o:hr="t" fillcolor="#a0a0a0" stroked="f"/>
+        <w:pict w14:anchorId="799FD9C9">
+          <v:rect id="_x0000_i1050" style="width:0;height:1.5pt" o:hralign="center" o:hrstd="t" o:hr="t" fillcolor="#a0a0a0" stroked="f"/>
         </w:pict>
       </w:r>
     </w:p>
@@ -8025,21 +7767,12 @@
         </w:rPr>
         <w:t xml:space="preserve">: </w:t>
       </w:r>
-      <w:proofErr w:type="spellStart"/>
-      <w:r>
-        <w:rPr>
-          <w:b/>
-          <w:shd w:val="clear" w:color="auto" w:fill="B7B7B7"/>
-        </w:rPr>
-        <w:t>Chatgpt</w:t>
-      </w:r>
-      <w:proofErr w:type="spellEnd"/>
-      <w:r>
-        <w:rPr>
-          <w:b/>
-          <w:shd w:val="clear" w:color="auto" w:fill="B7B7B7"/>
-        </w:rPr>
-        <w:t xml:space="preserve"> </w:t>
+      <w:r>
+        <w:rPr>
+          <w:b/>
+          <w:shd w:val="clear" w:color="auto" w:fill="B7B7B7"/>
+        </w:rPr>
+        <w:t xml:space="preserve">Chatgpt </w:t>
       </w:r>
       <w:r>
         <w:rPr>
@@ -8048,7 +7781,26 @@
           <w:szCs w:val="14"/>
           <w:shd w:val="clear" w:color="auto" w:fill="B7B7B7"/>
         </w:rPr>
-        <w:t>(GPT-5-Standard) at [9/3/2025]</w:t>
+        <w:t>(GPT</w:t>
+      </w:r>
+      <w:r>
+        <w:rPr>
+          <w:rFonts w:ascii="Cambria Math" w:hAnsi="Cambria Math" w:cs="Cambria Math"/>
+          <w:b/>
+          <w:sz w:val="14"/>
+          <w:szCs w:val="14"/>
+          <w:shd w:val="clear" w:color="auto" w:fill="B7B7B7"/>
+        </w:rPr>
+        <w:t>‑</w:t>
+      </w:r>
+      <w:r>
+        <w:rPr>
+          <w:b/>
+          <w:sz w:val="14"/>
+          <w:szCs w:val="14"/>
+          <w:shd w:val="clear" w:color="auto" w:fill="B7B7B7"/>
+        </w:rPr>
+        <w:t>5 Mini) at [9/3/2025]</w:t>
       </w:r>
     </w:p>
     <w:p>
@@ -8182,8 +7934,8 @@
     </w:p>
     <w:p>
       <w:r>
-        <w:pict w14:anchorId="1CB0296E">
-          <v:rect id="_x0000_i1397" style="width:0;height:1.5pt" o:hralign="center" o:hrstd="t" o:hr="t" fillcolor="#a0a0a0" stroked="f"/>
+        <w:pict w14:anchorId="0472E47E">
+          <v:rect id="_x0000_i1051" style="width:0;height:1.5pt" o:hralign="center" o:hrstd="t" o:hr="t" fillcolor="#a0a0a0" stroked="f"/>
         </w:pict>
       </w:r>
     </w:p>
@@ -8218,21 +7970,12 @@
         </w:rPr>
         <w:t xml:space="preserve">: </w:t>
       </w:r>
-      <w:proofErr w:type="spellStart"/>
-      <w:r>
-        <w:rPr>
-          <w:b/>
-          <w:shd w:val="clear" w:color="auto" w:fill="B7B7B7"/>
-        </w:rPr>
-        <w:t>Chatgpt</w:t>
-      </w:r>
-      <w:proofErr w:type="spellEnd"/>
-      <w:r>
-        <w:rPr>
-          <w:b/>
-          <w:shd w:val="clear" w:color="auto" w:fill="B7B7B7"/>
-        </w:rPr>
-        <w:t xml:space="preserve"> </w:t>
+      <w:r>
+        <w:rPr>
+          <w:b/>
+          <w:shd w:val="clear" w:color="auto" w:fill="B7B7B7"/>
+        </w:rPr>
+        <w:t xml:space="preserve">Chatgpt </w:t>
       </w:r>
       <w:r>
         <w:rPr>
@@ -8241,7 +7984,26 @@
           <w:szCs w:val="14"/>
           <w:shd w:val="clear" w:color="auto" w:fill="B7B7B7"/>
         </w:rPr>
-        <w:t>(GPT-5-Standard) at [9/3/2025]</w:t>
+        <w:t>(GPT</w:t>
+      </w:r>
+      <w:r>
+        <w:rPr>
+          <w:rFonts w:ascii="Cambria Math" w:hAnsi="Cambria Math" w:cs="Cambria Math"/>
+          <w:b/>
+          <w:sz w:val="14"/>
+          <w:szCs w:val="14"/>
+          <w:shd w:val="clear" w:color="auto" w:fill="B7B7B7"/>
+        </w:rPr>
+        <w:t>‑</w:t>
+      </w:r>
+      <w:r>
+        <w:rPr>
+          <w:b/>
+          <w:sz w:val="14"/>
+          <w:szCs w:val="14"/>
+          <w:shd w:val="clear" w:color="auto" w:fill="B7B7B7"/>
+        </w:rPr>
+        <w:t>5 Mini) at [9/3/2025]</w:t>
       </w:r>
     </w:p>
     <w:p>
@@ -8344,8 +8106,8 @@
     </w:p>
     <w:p>
       <w:r>
-        <w:pict w14:anchorId="2D3232B6">
-          <v:rect id="_x0000_i1398" style="width:0;height:1.5pt" o:hralign="center" o:hrstd="t" o:hr="t" fillcolor="#a0a0a0" stroked="f"/>
+        <w:pict w14:anchorId="46B45B9D">
+          <v:rect id="_x0000_i1052" style="width:0;height:1.5pt" o:hralign="center" o:hrstd="t" o:hr="t" fillcolor="#a0a0a0" stroked="f"/>
         </w:pict>
       </w:r>
     </w:p>
@@ -8376,21 +8138,12 @@
         </w:rPr>
         <w:t xml:space="preserve">: </w:t>
       </w:r>
-      <w:proofErr w:type="spellStart"/>
-      <w:r>
-        <w:rPr>
-          <w:b/>
-          <w:shd w:val="clear" w:color="auto" w:fill="B7B7B7"/>
-        </w:rPr>
-        <w:t>Chatgpt</w:t>
-      </w:r>
-      <w:proofErr w:type="spellEnd"/>
-      <w:r>
-        <w:rPr>
-          <w:b/>
-          <w:shd w:val="clear" w:color="auto" w:fill="B7B7B7"/>
-        </w:rPr>
-        <w:t xml:space="preserve"> </w:t>
+      <w:r>
+        <w:rPr>
+          <w:b/>
+          <w:shd w:val="clear" w:color="auto" w:fill="B7B7B7"/>
+        </w:rPr>
+        <w:t xml:space="preserve">Chatgpt </w:t>
       </w:r>
       <w:r>
         <w:rPr>
@@ -8399,152 +8152,181 @@
           <w:szCs w:val="14"/>
           <w:shd w:val="clear" w:color="auto" w:fill="B7B7B7"/>
         </w:rPr>
-        <w:t>(GPT-5-Standard) at [9/3/2025]</w:t>
-      </w:r>
-    </w:p>
-    <w:p>
-      <w:pPr>
-        <w:rPr>
-          <w:rFonts w:ascii="Roboto Mono" w:hAnsi="Roboto Mono"/>
-        </w:rPr>
-      </w:pPr>
-      <w:r>
-        <w:rPr>
-          <w:rFonts w:ascii="Roboto Mono" w:hAnsi="Roboto Mono"/>
-        </w:rPr>
-        <w:t xml:space="preserve">Perfect </w:t>
-      </w:r>
-      <w:r>
-        <w:rPr>
-          <w:rFonts w:ascii="Segoe UI Emoji" w:hAnsi="Segoe UI Emoji" w:cs="Segoe UI Emoji"/>
-        </w:rPr>
-        <w:t>👍</w:t>
-      </w:r>
-      <w:r>
-        <w:rPr>
-          <w:rFonts w:ascii="Roboto Mono" w:hAnsi="Roboto Mono"/>
-        </w:rPr>
-        <w:t xml:space="preserve"> let’s go into </w:t>
-      </w:r>
-      <w:r>
-        <w:rPr>
-          <w:rFonts w:ascii="Roboto Mono" w:hAnsi="Roboto Mono"/>
-          <w:b/>
-          <w:bCs/>
-        </w:rPr>
-        <w:t>Test Scripts examples</w:t>
-      </w:r>
-      <w:r>
-        <w:rPr>
-          <w:rFonts w:ascii="Roboto Mono" w:hAnsi="Roboto Mono"/>
-        </w:rPr>
-        <w:t xml:space="preserve"> and how </w:t>
-      </w:r>
-      <w:r>
-        <w:rPr>
-          <w:rFonts w:ascii="Roboto Mono" w:hAnsi="Roboto Mono"/>
-          <w:b/>
-          <w:bCs/>
-        </w:rPr>
-        <w:t>static analysis</w:t>
-      </w:r>
-      <w:r>
-        <w:rPr>
-          <w:rFonts w:ascii="Roboto Mono" w:hAnsi="Roboto Mono"/>
-        </w:rPr>
-        <w:t xml:space="preserve"> can detect issues.</w:t>
-      </w:r>
-    </w:p>
-    <w:p>
-      <w:pPr>
-        <w:rPr>
-          <w:rFonts w:ascii="Roboto Mono" w:hAnsi="Roboto Mono"/>
-        </w:rPr>
-      </w:pPr>
-      <w:r>
-        <w:rPr>
-          <w:rFonts w:ascii="Roboto Mono" w:hAnsi="Roboto Mono"/>
-        </w:rPr>
-        <w:t xml:space="preserve">Test scripts are step-by-step instructions for testing software. Static analysis (without executing the tests) checks them for </w:t>
-      </w:r>
-      <w:r>
-        <w:rPr>
-          <w:rFonts w:ascii="Roboto Mono" w:hAnsi="Roboto Mono"/>
-          <w:b/>
-          <w:bCs/>
-        </w:rPr>
-        <w:t>clarity, completeness, and consistency</w:t>
-      </w:r>
-      <w:r>
-        <w:rPr>
-          <w:rFonts w:ascii="Roboto Mono" w:hAnsi="Roboto Mono"/>
-        </w:rPr>
-        <w:t>.</w:t>
-      </w:r>
-    </w:p>
-    <w:p>
-      <w:r>
-        <w:lastRenderedPageBreak/>
-        <w:pict w14:anchorId="26AE3D90">
-          <v:rect id="_x0000_i1399" style="width:0;height:1.5pt" o:hralign="center" o:hrstd="t" o:hr="t" fillcolor="#a0a0a0" stroked="f"/>
-        </w:pict>
-      </w:r>
-    </w:p>
-    <w:p>
-      <w:pPr>
-        <w:pStyle w:val="Heading4"/>
-      </w:pPr>
-      <w:r>
-        <w:rPr>
-          <w:rFonts w:ascii="Segoe UI Emoji" w:hAnsi="Segoe UI Emoji" w:cs="Segoe UI Emoji"/>
-        </w:rPr>
-        <w:t>🔹</w:t>
-      </w:r>
-      <w:r>
-        <w:t xml:space="preserve"> Example 1: Missing Expected Result</w:t>
-      </w:r>
-    </w:p>
-    <w:p>
-      <w:pPr>
-        <w:spacing w:before="240" w:after="240"/>
-      </w:pPr>
-      <w:r>
-        <w:rPr>
-          <w:b/>
-          <w:shd w:val="clear" w:color="auto" w:fill="B7B7B7"/>
-        </w:rPr>
-        <w:t># Source</w:t>
-      </w:r>
-      <w:r>
-        <w:rPr>
-          <w:shd w:val="clear" w:color="auto" w:fill="B7B7B7"/>
-        </w:rPr>
-        <w:t xml:space="preserve">: </w:t>
-      </w:r>
-      <w:proofErr w:type="spellStart"/>
-      <w:r>
-        <w:rPr>
-          <w:b/>
-          <w:shd w:val="clear" w:color="auto" w:fill="B7B7B7"/>
-        </w:rPr>
-        <w:t>Chatgpt</w:t>
-      </w:r>
-      <w:proofErr w:type="spellEnd"/>
-      <w:r>
-        <w:rPr>
-          <w:b/>
-          <w:shd w:val="clear" w:color="auto" w:fill="B7B7B7"/>
-        </w:rPr>
-        <w:t xml:space="preserve"> </w:t>
-      </w:r>
-      <w:r>
-        <w:rPr>
+        <w:t>(GPT</w:t>
+      </w:r>
+      <w:r>
+        <w:rPr>
+          <w:rFonts w:ascii="Cambria Math" w:hAnsi="Cambria Math" w:cs="Cambria Math"/>
           <w:b/>
           <w:sz w:val="14"/>
           <w:szCs w:val="14"/>
           <w:shd w:val="clear" w:color="auto" w:fill="B7B7B7"/>
         </w:rPr>
-        <w:t>(GPT-5-Standard) at [9/3/2025]</w:t>
+        <w:t>‑</w:t>
+      </w:r>
+      <w:r>
+        <w:rPr>
+          <w:b/>
+          <w:sz w:val="14"/>
+          <w:szCs w:val="14"/>
+          <w:shd w:val="clear" w:color="auto" w:fill="B7B7B7"/>
+        </w:rPr>
+        <w:t>5 Mini) at [9/3/2025]</w:t>
+      </w:r>
+    </w:p>
+    <w:p>
+      <w:pPr>
+        <w:rPr>
+          <w:rFonts w:ascii="Roboto Mono" w:hAnsi="Roboto Mono"/>
+        </w:rPr>
+      </w:pPr>
+      <w:r>
+        <w:rPr>
+          <w:rFonts w:ascii="Roboto Mono" w:hAnsi="Roboto Mono"/>
+        </w:rPr>
+        <w:t xml:space="preserve">Perfect </w:t>
+      </w:r>
+      <w:r>
+        <w:rPr>
+          <w:rFonts w:ascii="Segoe UI Emoji" w:hAnsi="Segoe UI Emoji" w:cs="Segoe UI Emoji"/>
+        </w:rPr>
+        <w:t>👍</w:t>
+      </w:r>
+      <w:r>
+        <w:rPr>
+          <w:rFonts w:ascii="Roboto Mono" w:hAnsi="Roboto Mono"/>
+        </w:rPr>
+        <w:t xml:space="preserve"> let’s go into </w:t>
+      </w:r>
+      <w:r>
+        <w:rPr>
+          <w:rFonts w:ascii="Roboto Mono" w:hAnsi="Roboto Mono"/>
+          <w:b/>
+          <w:bCs/>
+        </w:rPr>
+        <w:t>Test Scripts examples</w:t>
+      </w:r>
+      <w:r>
+        <w:rPr>
+          <w:rFonts w:ascii="Roboto Mono" w:hAnsi="Roboto Mono"/>
+        </w:rPr>
+        <w:t xml:space="preserve"> and how </w:t>
+      </w:r>
+      <w:r>
+        <w:rPr>
+          <w:rFonts w:ascii="Roboto Mono" w:hAnsi="Roboto Mono"/>
+          <w:b/>
+          <w:bCs/>
+        </w:rPr>
+        <w:t>static analysis</w:t>
+      </w:r>
+      <w:r>
+        <w:rPr>
+          <w:rFonts w:ascii="Roboto Mono" w:hAnsi="Roboto Mono"/>
+        </w:rPr>
+        <w:t xml:space="preserve"> can detect issues.</w:t>
+      </w:r>
+    </w:p>
+    <w:p>
+      <w:pPr>
+        <w:rPr>
+          <w:rFonts w:ascii="Roboto Mono" w:hAnsi="Roboto Mono"/>
+        </w:rPr>
+      </w:pPr>
+      <w:r>
+        <w:rPr>
+          <w:rFonts w:ascii="Roboto Mono" w:hAnsi="Roboto Mono"/>
+        </w:rPr>
+        <w:t xml:space="preserve">Test scripts are step-by-step instructions for testing software. Static analysis (without executing the tests) checks them for </w:t>
+      </w:r>
+      <w:r>
+        <w:rPr>
+          <w:rFonts w:ascii="Roboto Mono" w:hAnsi="Roboto Mono"/>
+          <w:b/>
+          <w:bCs/>
+        </w:rPr>
+        <w:t>clarity, completeness, and consistency</w:t>
+      </w:r>
+      <w:r>
+        <w:rPr>
+          <w:rFonts w:ascii="Roboto Mono" w:hAnsi="Roboto Mono"/>
+        </w:rPr>
+        <w:t>.</w:t>
+      </w:r>
+    </w:p>
+    <w:p>
+      <w:r>
+        <w:lastRenderedPageBreak/>
+        <w:pict w14:anchorId="102B6576">
+          <v:rect id="_x0000_i1053" style="width:0;height:1.5pt" o:hralign="center" o:hrstd="t" o:hr="t" fillcolor="#a0a0a0" stroked="f"/>
+        </w:pict>
+      </w:r>
+    </w:p>
+    <w:p>
+      <w:pPr>
+        <w:pStyle w:val="Heading4"/>
+      </w:pPr>
+      <w:r>
+        <w:rPr>
+          <w:rFonts w:ascii="Segoe UI Emoji" w:hAnsi="Segoe UI Emoji" w:cs="Segoe UI Emoji"/>
+        </w:rPr>
+        <w:t>🔹</w:t>
+      </w:r>
+      <w:r>
+        <w:t xml:space="preserve"> Example 1: Missing Expected Result</w:t>
+      </w:r>
+    </w:p>
+    <w:p>
+      <w:pPr>
+        <w:spacing w:before="240" w:after="240"/>
+      </w:pPr>
+      <w:r>
+        <w:rPr>
+          <w:b/>
+          <w:shd w:val="clear" w:color="auto" w:fill="B7B7B7"/>
+        </w:rPr>
+        <w:t># Source</w:t>
+      </w:r>
+      <w:r>
+        <w:rPr>
+          <w:shd w:val="clear" w:color="auto" w:fill="B7B7B7"/>
+        </w:rPr>
+        <w:t xml:space="preserve">: </w:t>
+      </w:r>
+      <w:r>
+        <w:rPr>
+          <w:b/>
+          <w:shd w:val="clear" w:color="auto" w:fill="B7B7B7"/>
+        </w:rPr>
+        <w:t xml:space="preserve">Chatgpt </w:t>
+      </w:r>
+      <w:r>
+        <w:rPr>
+          <w:b/>
+          <w:sz w:val="14"/>
+          <w:szCs w:val="14"/>
+          <w:shd w:val="clear" w:color="auto" w:fill="B7B7B7"/>
+        </w:rPr>
+        <w:t>(GPT</w:t>
+      </w:r>
+      <w:r>
+        <w:rPr>
+          <w:rFonts w:ascii="Cambria Math" w:hAnsi="Cambria Math" w:cs="Cambria Math"/>
+          <w:b/>
+          <w:sz w:val="14"/>
+          <w:szCs w:val="14"/>
+          <w:shd w:val="clear" w:color="auto" w:fill="B7B7B7"/>
+        </w:rPr>
+        <w:t>‑</w:t>
+      </w:r>
+      <w:r>
+        <w:rPr>
+          <w:b/>
+          <w:sz w:val="14"/>
+          <w:szCs w:val="14"/>
+          <w:shd w:val="clear" w:color="auto" w:fill="B7B7B7"/>
+        </w:rPr>
+        <w:t>5 Mini) at [9/3/2025]</w:t>
       </w:r>
     </w:p>
     <w:p>
@@ -8571,7 +8353,7 @@
           <w:noProof/>
         </w:rPr>
         <w:drawing>
-          <wp:inline distT="0" distB="0" distL="0" distR="0" wp14:anchorId="51ACA571" wp14:editId="72E1C8C0">
+          <wp:inline distT="0" distB="0" distL="0" distR="0" wp14:anchorId="2BC227AE" wp14:editId="5278F9C7">
             <wp:extent cx="5943600" cy="1244600"/>
             <wp:effectExtent l="0" t="0" r="0" b="0"/>
             <wp:docPr id="1641014274" name="Picture 1"/>
@@ -8586,7 +8368,7 @@
                     <pic:cNvPicPr/>
                   </pic:nvPicPr>
                   <pic:blipFill>
-                    <a:blip r:embed="rId13"/>
+                    <a:blip r:embed="rId11"/>
                     <a:stretch>
                       <a:fillRect/>
                     </a:stretch>
@@ -8783,8 +8565,8 @@
     </w:p>
     <w:p>
       <w:r>
-        <w:pict w14:anchorId="057C725E">
-          <v:rect id="_x0000_i1400" style="width:0;height:1.5pt" o:hralign="center" o:hrstd="t" o:hr="t" fillcolor="#a0a0a0" stroked="f"/>
+        <w:pict w14:anchorId="6BE02805">
+          <v:rect id="_x0000_i1054" style="width:0;height:1.5pt" o:hralign="center" o:hrstd="t" o:hr="t" fillcolor="#a0a0a0" stroked="f"/>
         </w:pict>
       </w:r>
     </w:p>
@@ -8819,21 +8601,12 @@
         </w:rPr>
         <w:t xml:space="preserve">: </w:t>
       </w:r>
-      <w:proofErr w:type="spellStart"/>
-      <w:r>
-        <w:rPr>
-          <w:b/>
-          <w:shd w:val="clear" w:color="auto" w:fill="B7B7B7"/>
-        </w:rPr>
-        <w:t>Chatgpt</w:t>
-      </w:r>
-      <w:proofErr w:type="spellEnd"/>
-      <w:r>
-        <w:rPr>
-          <w:b/>
-          <w:shd w:val="clear" w:color="auto" w:fill="B7B7B7"/>
-        </w:rPr>
-        <w:t xml:space="preserve"> </w:t>
+      <w:r>
+        <w:rPr>
+          <w:b/>
+          <w:shd w:val="clear" w:color="auto" w:fill="B7B7B7"/>
+        </w:rPr>
+        <w:t xml:space="preserve">Chatgpt </w:t>
       </w:r>
       <w:r>
         <w:rPr>
@@ -8842,7 +8615,26 @@
           <w:szCs w:val="14"/>
           <w:shd w:val="clear" w:color="auto" w:fill="B7B7B7"/>
         </w:rPr>
-        <w:t>(GPT-5-Standard) at [9/3/2025]</w:t>
+        <w:t>(GPT</w:t>
+      </w:r>
+      <w:r>
+        <w:rPr>
+          <w:rFonts w:ascii="Cambria Math" w:hAnsi="Cambria Math" w:cs="Cambria Math"/>
+          <w:b/>
+          <w:sz w:val="14"/>
+          <w:szCs w:val="14"/>
+          <w:shd w:val="clear" w:color="auto" w:fill="B7B7B7"/>
+        </w:rPr>
+        <w:t>‑</w:t>
+      </w:r>
+      <w:r>
+        <w:rPr>
+          <w:b/>
+          <w:sz w:val="14"/>
+          <w:szCs w:val="14"/>
+          <w:shd w:val="clear" w:color="auto" w:fill="B7B7B7"/>
+        </w:rPr>
+        <w:t>5 Mini) at [9/3/2025]</w:t>
       </w:r>
     </w:p>
     <w:p>
@@ -8857,7 +8649,7 @@
         </w:rPr>
         <w:lastRenderedPageBreak/>
         <w:drawing>
-          <wp:inline distT="0" distB="0" distL="0" distR="0" wp14:anchorId="1B7A4EA7" wp14:editId="53DBC19E">
+          <wp:inline distT="0" distB="0" distL="0" distR="0" wp14:anchorId="061330A5" wp14:editId="293DEC41">
             <wp:extent cx="5943600" cy="1054735"/>
             <wp:effectExtent l="0" t="0" r="0" b="0"/>
             <wp:docPr id="1798548499" name="Picture 1"/>
@@ -8872,7 +8664,7 @@
                     <pic:cNvPicPr/>
                   </pic:nvPicPr>
                   <pic:blipFill>
-                    <a:blip r:embed="rId14"/>
+                    <a:blip r:embed="rId12"/>
                     <a:stretch>
                       <a:fillRect/>
                     </a:stretch>
@@ -9094,7 +8886,7 @@
           <w:noProof/>
         </w:rPr>
         <w:drawing>
-          <wp:inline distT="0" distB="0" distL="0" distR="0" wp14:anchorId="0BFB951D" wp14:editId="3A55E6FB">
+          <wp:inline distT="0" distB="0" distL="0" distR="0" wp14:anchorId="479D49F0" wp14:editId="782A4B3C">
             <wp:extent cx="5943600" cy="1166495"/>
             <wp:effectExtent l="0" t="0" r="0" b="0"/>
             <wp:docPr id="31417417" name="Picture 1"/>
@@ -9109,7 +8901,7 @@
                     <pic:cNvPicPr/>
                   </pic:nvPicPr>
                   <pic:blipFill>
-                    <a:blip r:embed="rId15"/>
+                    <a:blip r:embed="rId13"/>
                     <a:stretch>
                       <a:fillRect/>
                     </a:stretch>
@@ -9171,8 +8963,8 @@
     </w:p>
     <w:p>
       <w:r>
-        <w:pict w14:anchorId="123C2458">
-          <v:rect id="_x0000_i1401" style="width:0;height:1.5pt" o:hralign="center" o:hrstd="t" o:hr="t" fillcolor="#a0a0a0" stroked="f"/>
+        <w:pict w14:anchorId="116C44F3">
+          <v:rect id="_x0000_i1055" style="width:0;height:1.5pt" o:hralign="center" o:hrstd="t" o:hr="t" fillcolor="#a0a0a0" stroked="f"/>
         </w:pict>
       </w:r>
     </w:p>
@@ -9208,21 +9000,12 @@
         </w:rPr>
         <w:t xml:space="preserve">: </w:t>
       </w:r>
-      <w:proofErr w:type="spellStart"/>
-      <w:r>
-        <w:rPr>
-          <w:b/>
-          <w:shd w:val="clear" w:color="auto" w:fill="B7B7B7"/>
-        </w:rPr>
-        <w:t>Chatgpt</w:t>
-      </w:r>
-      <w:proofErr w:type="spellEnd"/>
-      <w:r>
-        <w:rPr>
-          <w:b/>
-          <w:shd w:val="clear" w:color="auto" w:fill="B7B7B7"/>
-        </w:rPr>
-        <w:t xml:space="preserve"> </w:t>
+      <w:r>
+        <w:rPr>
+          <w:b/>
+          <w:shd w:val="clear" w:color="auto" w:fill="B7B7B7"/>
+        </w:rPr>
+        <w:t xml:space="preserve">Chatgpt </w:t>
       </w:r>
       <w:r>
         <w:rPr>
@@ -9231,7 +9014,26 @@
           <w:szCs w:val="14"/>
           <w:shd w:val="clear" w:color="auto" w:fill="B7B7B7"/>
         </w:rPr>
-        <w:t>(GPT-5-Standard) at [9/3/2025]</w:t>
+        <w:t>(GPT</w:t>
+      </w:r>
+      <w:r>
+        <w:rPr>
+          <w:rFonts w:ascii="Cambria Math" w:hAnsi="Cambria Math" w:cs="Cambria Math"/>
+          <w:b/>
+          <w:sz w:val="14"/>
+          <w:szCs w:val="14"/>
+          <w:shd w:val="clear" w:color="auto" w:fill="B7B7B7"/>
+        </w:rPr>
+        <w:t>‑</w:t>
+      </w:r>
+      <w:r>
+        <w:rPr>
+          <w:b/>
+          <w:sz w:val="14"/>
+          <w:szCs w:val="14"/>
+          <w:shd w:val="clear" w:color="auto" w:fill="B7B7B7"/>
+        </w:rPr>
+        <w:t>5 Mini) at [9/3/2025]</w:t>
       </w:r>
     </w:p>
     <w:p>
@@ -9258,7 +9060,7 @@
           <w:noProof/>
         </w:rPr>
         <w:drawing>
-          <wp:inline distT="0" distB="0" distL="0" distR="0" wp14:anchorId="44865C94" wp14:editId="19D9C7AD">
+          <wp:inline distT="0" distB="0" distL="0" distR="0" wp14:anchorId="09952ED7" wp14:editId="3B32B344">
             <wp:extent cx="5943600" cy="1137285"/>
             <wp:effectExtent l="0" t="0" r="0" b="5715"/>
             <wp:docPr id="1310854658" name="Picture 1"/>
@@ -9273,7 +9075,7 @@
                     <pic:cNvPicPr/>
                   </pic:nvPicPr>
                   <pic:blipFill>
-                    <a:blip r:embed="rId16"/>
+                    <a:blip r:embed="rId14"/>
                     <a:stretch>
                       <a:fillRect/>
                     </a:stretch>
@@ -9421,7 +9223,7 @@
           <w:noProof/>
         </w:rPr>
         <w:drawing>
-          <wp:inline distT="0" distB="0" distL="0" distR="0" wp14:anchorId="2D0B6214" wp14:editId="7D04223E">
+          <wp:inline distT="0" distB="0" distL="0" distR="0" wp14:anchorId="23140448" wp14:editId="51F50A0F">
             <wp:extent cx="5943600" cy="787400"/>
             <wp:effectExtent l="0" t="0" r="0" b="0"/>
             <wp:docPr id="1174102717" name="Picture 1"/>
@@ -9436,7 +9238,7 @@
                     <pic:cNvPicPr/>
                   </pic:nvPicPr>
                   <pic:blipFill>
-                    <a:blip r:embed="rId17"/>
+                    <a:blip r:embed="rId15"/>
                     <a:stretch>
                       <a:fillRect/>
                     </a:stretch>
@@ -9468,27 +9270,13 @@
         <w:rPr>
           <w:rFonts w:ascii="Roboto Mono" w:hAnsi="Roboto Mono"/>
         </w:rPr>
-        <w:t>Precondition: User "</w:t>
-      </w:r>
-      <w:proofErr w:type="spellStart"/>
-      <w:r>
-        <w:rPr>
-          <w:rFonts w:ascii="Roboto Mono" w:hAnsi="Roboto Mono"/>
-        </w:rPr>
-        <w:t>test_user</w:t>
-      </w:r>
-      <w:proofErr w:type="spellEnd"/>
-      <w:r>
-        <w:rPr>
-          <w:rFonts w:ascii="Roboto Mono" w:hAnsi="Roboto Mono"/>
-        </w:rPr>
-        <w:t>" must exist in the system.</w:t>
-      </w:r>
-    </w:p>
-    <w:p>
-      <w:r>
-        <w:pict w14:anchorId="284AED2E">
-          <v:rect id="_x0000_i1402" style="width:0;height:1.5pt" o:hralign="center" o:hrstd="t" o:hr="t" fillcolor="#a0a0a0" stroked="f"/>
+        <w:t>Precondition: User "test_user" must exist in the system.</w:t>
+      </w:r>
+    </w:p>
+    <w:p>
+      <w:r>
+        <w:pict w14:anchorId="019DDEF2">
+          <v:rect id="_x0000_i1056" style="width:0;height:1.5pt" o:hralign="center" o:hrstd="t" o:hr="t" fillcolor="#a0a0a0" stroked="f"/>
         </w:pict>
       </w:r>
     </w:p>
@@ -9523,21 +9311,12 @@
         </w:rPr>
         <w:t xml:space="preserve">: </w:t>
       </w:r>
-      <w:proofErr w:type="spellStart"/>
-      <w:r>
-        <w:rPr>
-          <w:b/>
-          <w:shd w:val="clear" w:color="auto" w:fill="B7B7B7"/>
-        </w:rPr>
-        <w:t>Chatgpt</w:t>
-      </w:r>
-      <w:proofErr w:type="spellEnd"/>
-      <w:r>
-        <w:rPr>
-          <w:b/>
-          <w:shd w:val="clear" w:color="auto" w:fill="B7B7B7"/>
-        </w:rPr>
-        <w:t xml:space="preserve"> </w:t>
+      <w:r>
+        <w:rPr>
+          <w:b/>
+          <w:shd w:val="clear" w:color="auto" w:fill="B7B7B7"/>
+        </w:rPr>
+        <w:t xml:space="preserve">Chatgpt </w:t>
       </w:r>
       <w:r>
         <w:rPr>
@@ -9546,7 +9325,26 @@
           <w:szCs w:val="14"/>
           <w:shd w:val="clear" w:color="auto" w:fill="B7B7B7"/>
         </w:rPr>
-        <w:t>(GPT-5-Standard) at [9/3/2025]</w:t>
+        <w:t>(GPT</w:t>
+      </w:r>
+      <w:r>
+        <w:rPr>
+          <w:rFonts w:ascii="Cambria Math" w:hAnsi="Cambria Math" w:cs="Cambria Math"/>
+          <w:b/>
+          <w:sz w:val="14"/>
+          <w:szCs w:val="14"/>
+          <w:shd w:val="clear" w:color="auto" w:fill="B7B7B7"/>
+        </w:rPr>
+        <w:t>‑</w:t>
+      </w:r>
+      <w:r>
+        <w:rPr>
+          <w:b/>
+          <w:sz w:val="14"/>
+          <w:szCs w:val="14"/>
+          <w:shd w:val="clear" w:color="auto" w:fill="B7B7B7"/>
+        </w:rPr>
+        <w:t>5 Mini) at [9/3/2025]</w:t>
       </w:r>
     </w:p>
     <w:p>
@@ -9574,7 +9372,7 @@
         </w:rPr>
         <w:lastRenderedPageBreak/>
         <w:drawing>
-          <wp:inline distT="0" distB="0" distL="0" distR="0" wp14:anchorId="51BF3BD8" wp14:editId="28FB52C8">
+          <wp:inline distT="0" distB="0" distL="0" distR="0" wp14:anchorId="408FBB5D" wp14:editId="6513B76C">
             <wp:extent cx="5943600" cy="696595"/>
             <wp:effectExtent l="0" t="0" r="0" b="8255"/>
             <wp:docPr id="260980385" name="Picture 1"/>
@@ -9589,7 +9387,7 @@
                     <pic:cNvPicPr/>
                   </pic:nvPicPr>
                   <pic:blipFill>
-                    <a:blip r:embed="rId18"/>
+                    <a:blip r:embed="rId16"/>
                     <a:stretch>
                       <a:fillRect/>
                     </a:stretch>
@@ -9647,7 +9445,7 @@
           <w:noProof/>
         </w:rPr>
         <w:drawing>
-          <wp:inline distT="0" distB="0" distL="0" distR="0" wp14:anchorId="5DB5FC0C" wp14:editId="39100017">
+          <wp:inline distT="0" distB="0" distL="0" distR="0" wp14:anchorId="4070A5DE" wp14:editId="3C980440">
             <wp:extent cx="5943600" cy="746125"/>
             <wp:effectExtent l="0" t="0" r="0" b="0"/>
             <wp:docPr id="584509043" name="Picture 1"/>
@@ -9662,7 +9460,7 @@
                     <pic:cNvPicPr/>
                   </pic:nvPicPr>
                   <pic:blipFill>
-                    <a:blip r:embed="rId19"/>
+                    <a:blip r:embed="rId17"/>
                     <a:stretch>
                       <a:fillRect/>
                     </a:stretch>
@@ -9791,8 +9589,8 @@
     </w:p>
     <w:p>
       <w:r>
-        <w:pict w14:anchorId="5D79D3CD">
-          <v:rect id="_x0000_i1403" style="width:0;height:1.5pt" o:hralign="center" o:hrstd="t" o:hr="t" fillcolor="#a0a0a0" stroked="f"/>
+        <w:pict w14:anchorId="207E9407">
+          <v:rect id="_x0000_i1057" style="width:0;height:1.5pt" o:hralign="center" o:hrstd="t" o:hr="t" fillcolor="#a0a0a0" stroked="f"/>
         </w:pict>
       </w:r>
     </w:p>
@@ -9827,21 +9625,12 @@
         </w:rPr>
         <w:t xml:space="preserve">: </w:t>
       </w:r>
-      <w:proofErr w:type="spellStart"/>
-      <w:r>
-        <w:rPr>
-          <w:b/>
-          <w:shd w:val="clear" w:color="auto" w:fill="B7B7B7"/>
-        </w:rPr>
-        <w:t>Chatgpt</w:t>
-      </w:r>
-      <w:proofErr w:type="spellEnd"/>
-      <w:r>
-        <w:rPr>
-          <w:b/>
-          <w:shd w:val="clear" w:color="auto" w:fill="B7B7B7"/>
-        </w:rPr>
-        <w:t xml:space="preserve"> </w:t>
+      <w:r>
+        <w:rPr>
+          <w:b/>
+          <w:shd w:val="clear" w:color="auto" w:fill="B7B7B7"/>
+        </w:rPr>
+        <w:t xml:space="preserve">Chatgpt </w:t>
       </w:r>
       <w:r>
         <w:rPr>
@@ -9850,7 +9639,26 @@
           <w:szCs w:val="14"/>
           <w:shd w:val="clear" w:color="auto" w:fill="B7B7B7"/>
         </w:rPr>
-        <w:t>(GPT-5-Standard) at [9/3/2025]</w:t>
+        <w:t>(GPT</w:t>
+      </w:r>
+      <w:r>
+        <w:rPr>
+          <w:rFonts w:ascii="Cambria Math" w:hAnsi="Cambria Math" w:cs="Cambria Math"/>
+          <w:b/>
+          <w:sz w:val="14"/>
+          <w:szCs w:val="14"/>
+          <w:shd w:val="clear" w:color="auto" w:fill="B7B7B7"/>
+        </w:rPr>
+        <w:t>‑</w:t>
+      </w:r>
+      <w:r>
+        <w:rPr>
+          <w:b/>
+          <w:sz w:val="14"/>
+          <w:szCs w:val="14"/>
+          <w:shd w:val="clear" w:color="auto" w:fill="B7B7B7"/>
+        </w:rPr>
+        <w:t>5 Mini) at [9/3/2025]</w:t>
       </w:r>
     </w:p>
     <w:p>
@@ -9872,7 +9680,7 @@
           <w:noProof/>
         </w:rPr>
         <w:drawing>
-          <wp:inline distT="0" distB="0" distL="0" distR="0" wp14:anchorId="411C4DE4" wp14:editId="44A30CCF">
+          <wp:inline distT="0" distB="0" distL="0" distR="0" wp14:anchorId="2EE7D37B" wp14:editId="0EA8F36C">
             <wp:extent cx="5943600" cy="908685"/>
             <wp:effectExtent l="0" t="0" r="0" b="5715"/>
             <wp:docPr id="2019542490" name="Picture 1"/>
@@ -9887,7 +9695,7 @@
                     <pic:cNvPicPr/>
                   </pic:nvPicPr>
                   <pic:blipFill>
-                    <a:blip r:embed="rId20"/>
+                    <a:blip r:embed="rId18"/>
                     <a:stretch>
                       <a:fillRect/>
                     </a:stretch>
@@ -10033,7 +9841,7 @@
           <w:noProof/>
         </w:rPr>
         <w:drawing>
-          <wp:inline distT="0" distB="0" distL="0" distR="0" wp14:anchorId="47B38003" wp14:editId="0C02B635">
+          <wp:inline distT="0" distB="0" distL="0" distR="0" wp14:anchorId="028F32A1" wp14:editId="4A960D66">
             <wp:extent cx="5943600" cy="708025"/>
             <wp:effectExtent l="0" t="0" r="0" b="0"/>
             <wp:docPr id="911857167" name="Picture 1"/>
@@ -10048,7 +9856,7 @@
                     <pic:cNvPicPr/>
                   </pic:nvPicPr>
                   <pic:blipFill>
-                    <a:blip r:embed="rId21"/>
+                    <a:blip r:embed="rId19"/>
                     <a:stretch>
                       <a:fillRect/>
                     </a:stretch>
@@ -10082,8 +9890,8 @@
     </w:p>
     <w:p>
       <w:r>
-        <w:pict w14:anchorId="25BF545D">
-          <v:rect id="_x0000_i1404" style="width:0;height:1.5pt" o:hralign="center" o:hrstd="t" o:hr="t" fillcolor="#a0a0a0" stroked="f"/>
+        <w:pict w14:anchorId="3301872B">
+          <v:rect id="_x0000_i1058" style="width:0;height:1.5pt" o:hralign="center" o:hrstd="t" o:hr="t" fillcolor="#a0a0a0" stroked="f"/>
         </w:pict>
       </w:r>
     </w:p>
@@ -10121,21 +9929,12 @@
         </w:rPr>
         <w:t xml:space="preserve">: </w:t>
       </w:r>
-      <w:proofErr w:type="spellStart"/>
-      <w:r>
-        <w:rPr>
-          <w:b/>
-          <w:shd w:val="clear" w:color="auto" w:fill="B7B7B7"/>
-        </w:rPr>
-        <w:t>Chatgpt</w:t>
-      </w:r>
-      <w:proofErr w:type="spellEnd"/>
-      <w:r>
-        <w:rPr>
-          <w:b/>
-          <w:shd w:val="clear" w:color="auto" w:fill="B7B7B7"/>
-        </w:rPr>
-        <w:t xml:space="preserve"> </w:t>
+      <w:r>
+        <w:rPr>
+          <w:b/>
+          <w:shd w:val="clear" w:color="auto" w:fill="B7B7B7"/>
+        </w:rPr>
+        <w:t xml:space="preserve">Chatgpt </w:t>
       </w:r>
       <w:r>
         <w:rPr>
@@ -10144,7 +9943,26 @@
           <w:szCs w:val="14"/>
           <w:shd w:val="clear" w:color="auto" w:fill="B7B7B7"/>
         </w:rPr>
-        <w:t>(GPT-5-Standard) at [9/3/2025]</w:t>
+        <w:t>(GPT</w:t>
+      </w:r>
+      <w:r>
+        <w:rPr>
+          <w:rFonts w:ascii="Cambria Math" w:hAnsi="Cambria Math" w:cs="Cambria Math"/>
+          <w:b/>
+          <w:sz w:val="14"/>
+          <w:szCs w:val="14"/>
+          <w:shd w:val="clear" w:color="auto" w:fill="B7B7B7"/>
+        </w:rPr>
+        <w:t>‑</w:t>
+      </w:r>
+      <w:r>
+        <w:rPr>
+          <w:b/>
+          <w:sz w:val="14"/>
+          <w:szCs w:val="14"/>
+          <w:shd w:val="clear" w:color="auto" w:fill="B7B7B7"/>
+        </w:rPr>
+        <w:t>5 Mini) at [9/3/2025]</w:t>
       </w:r>
       <w:r>
         <w:br/>
@@ -10257,8 +10075,8 @@
     </w:p>
     <w:p>
       <w:r>
-        <w:pict w14:anchorId="3814350C">
-          <v:rect id="_x0000_i1309" style="width:0;height:1.5pt" o:hralign="center" o:hrstd="t" o:hr="t" fillcolor="#a0a0a0" stroked="f"/>
+        <w:pict w14:anchorId="5CAB4B8E">
+          <v:rect id="_x0000_i1059" style="width:0;height:1.5pt" o:hralign="center" o:hrstd="t" o:hr="t" fillcolor="#a0a0a0" stroked="f"/>
         </w:pict>
       </w:r>
     </w:p>
@@ -10288,21 +10106,12 @@
         </w:rPr>
         <w:t xml:space="preserve">: </w:t>
       </w:r>
-      <w:proofErr w:type="spellStart"/>
-      <w:r>
-        <w:rPr>
-          <w:b/>
-          <w:shd w:val="clear" w:color="auto" w:fill="B7B7B7"/>
-        </w:rPr>
-        <w:t>Chatgpt</w:t>
-      </w:r>
-      <w:proofErr w:type="spellEnd"/>
-      <w:r>
-        <w:rPr>
-          <w:b/>
-          <w:shd w:val="clear" w:color="auto" w:fill="B7B7B7"/>
-        </w:rPr>
-        <w:t xml:space="preserve"> </w:t>
+      <w:r>
+        <w:rPr>
+          <w:b/>
+          <w:shd w:val="clear" w:color="auto" w:fill="B7B7B7"/>
+        </w:rPr>
+        <w:t xml:space="preserve">Chatgpt </w:t>
       </w:r>
       <w:r>
         <w:rPr>
@@ -10311,7 +10120,26 @@
           <w:szCs w:val="14"/>
           <w:shd w:val="clear" w:color="auto" w:fill="B7B7B7"/>
         </w:rPr>
-        <w:t>(GPT-5-Standard) at [9/3/2025]</w:t>
+        <w:t>(GPT</w:t>
+      </w:r>
+      <w:r>
+        <w:rPr>
+          <w:rFonts w:ascii="Cambria Math" w:hAnsi="Cambria Math" w:cs="Cambria Math"/>
+          <w:b/>
+          <w:sz w:val="14"/>
+          <w:szCs w:val="14"/>
+          <w:shd w:val="clear" w:color="auto" w:fill="B7B7B7"/>
+        </w:rPr>
+        <w:t>‑</w:t>
+      </w:r>
+      <w:r>
+        <w:rPr>
+          <w:b/>
+          <w:sz w:val="14"/>
+          <w:szCs w:val="14"/>
+          <w:shd w:val="clear" w:color="auto" w:fill="B7B7B7"/>
+        </w:rPr>
+        <w:t>5 Mini) at [9/3/2025]</w:t>
       </w:r>
     </w:p>
     <w:p>
@@ -10401,8 +10229,8 @@
     </w:p>
     <w:p>
       <w:r>
-        <w:pict w14:anchorId="6D206B5A">
-          <v:rect id="_x0000_i1457" style="width:0;height:1.5pt" o:hralign="center" o:hrstd="t" o:hr="t" fillcolor="#a0a0a0" stroked="f"/>
+        <w:pict w14:anchorId="327E815B">
+          <v:rect id="_x0000_i1060" style="width:0;height:1.5pt" o:hralign="center" o:hrstd="t" o:hr="t" fillcolor="#a0a0a0" stroked="f"/>
         </w:pict>
       </w:r>
     </w:p>
@@ -10437,21 +10265,12 @@
         </w:rPr>
         <w:t xml:space="preserve">: </w:t>
       </w:r>
-      <w:proofErr w:type="spellStart"/>
-      <w:r>
-        <w:rPr>
-          <w:b/>
-          <w:shd w:val="clear" w:color="auto" w:fill="B7B7B7"/>
-        </w:rPr>
-        <w:t>Chatgpt</w:t>
-      </w:r>
-      <w:proofErr w:type="spellEnd"/>
-      <w:r>
-        <w:rPr>
-          <w:b/>
-          <w:shd w:val="clear" w:color="auto" w:fill="B7B7B7"/>
-        </w:rPr>
-        <w:t xml:space="preserve"> </w:t>
+      <w:r>
+        <w:rPr>
+          <w:b/>
+          <w:shd w:val="clear" w:color="auto" w:fill="B7B7B7"/>
+        </w:rPr>
+        <w:t xml:space="preserve">Chatgpt </w:t>
       </w:r>
       <w:r>
         <w:rPr>
@@ -10460,7 +10279,26 @@
           <w:szCs w:val="14"/>
           <w:shd w:val="clear" w:color="auto" w:fill="B7B7B7"/>
         </w:rPr>
-        <w:t>(GPT-5-Standard) at [9/3/2025]</w:t>
+        <w:t>(GPT</w:t>
+      </w:r>
+      <w:r>
+        <w:rPr>
+          <w:rFonts w:ascii="Cambria Math" w:hAnsi="Cambria Math" w:cs="Cambria Math"/>
+          <w:b/>
+          <w:sz w:val="14"/>
+          <w:szCs w:val="14"/>
+          <w:shd w:val="clear" w:color="auto" w:fill="B7B7B7"/>
+        </w:rPr>
+        <w:t>‑</w:t>
+      </w:r>
+      <w:r>
+        <w:rPr>
+          <w:b/>
+          <w:sz w:val="14"/>
+          <w:szCs w:val="14"/>
+          <w:shd w:val="clear" w:color="auto" w:fill="B7B7B7"/>
+        </w:rPr>
+        <w:t>5 Mini) at [9/3/2025]</w:t>
       </w:r>
     </w:p>
     <w:p>
@@ -10487,7 +10325,7 @@
           <w:noProof/>
         </w:rPr>
         <w:drawing>
-          <wp:inline distT="0" distB="0" distL="0" distR="0" wp14:anchorId="07E90215" wp14:editId="79B5A19F">
+          <wp:inline distT="0" distB="0" distL="0" distR="0" wp14:anchorId="798CE3C3" wp14:editId="2D0A9B4A">
             <wp:extent cx="5943600" cy="1267460"/>
             <wp:effectExtent l="0" t="0" r="0" b="8890"/>
             <wp:docPr id="1863243657" name="Picture 1"/>
@@ -10502,7 +10340,7 @@
                     <pic:cNvPicPr/>
                   </pic:nvPicPr>
                   <pic:blipFill>
-                    <a:blip r:embed="rId22"/>
+                    <a:blip r:embed="rId20"/>
                     <a:stretch>
                       <a:fillRect/>
                     </a:stretch>
@@ -10533,16 +10371,8 @@
         <w:rPr>
           <w:rFonts w:ascii="Roboto Mono" w:hAnsi="Roboto Mono"/>
         </w:rPr>
-        <w:t>POST /</w:t>
-      </w:r>
-      <w:proofErr w:type="spellStart"/>
-      <w:r>
-        <w:rPr>
-          <w:rFonts w:ascii="Roboto Mono" w:hAnsi="Roboto Mono"/>
-        </w:rPr>
-        <w:t>createUser</w:t>
-      </w:r>
-      <w:proofErr w:type="spellEnd"/>
+        <w:t>POST /createUser</w:t>
+      </w:r>
     </w:p>
     <w:p>
       <w:pPr>
@@ -10706,7 +10536,7 @@
           <w:noProof/>
         </w:rPr>
         <w:drawing>
-          <wp:inline distT="0" distB="0" distL="0" distR="0" wp14:anchorId="25F18CE0" wp14:editId="3FDCB87F">
+          <wp:inline distT="0" distB="0" distL="0" distR="0" wp14:anchorId="0AF42BA5" wp14:editId="543B108A">
             <wp:extent cx="5943600" cy="963295"/>
             <wp:effectExtent l="0" t="0" r="0" b="8255"/>
             <wp:docPr id="81495925" name="Picture 1"/>
@@ -10721,7 +10551,7 @@
                     <pic:cNvPicPr/>
                   </pic:nvPicPr>
                   <pic:blipFill>
-                    <a:blip r:embed="rId23"/>
+                    <a:blip r:embed="rId21"/>
                     <a:stretch>
                       <a:fillRect/>
                     </a:stretch>
@@ -10771,8 +10601,8 @@
     </w:p>
     <w:p>
       <w:r>
-        <w:pict w14:anchorId="0FC34C04">
-          <v:rect id="_x0000_i1458" style="width:0;height:1.5pt" o:hralign="center" o:hrstd="t" o:hr="t" fillcolor="#a0a0a0" stroked="f"/>
+        <w:pict w14:anchorId="3A355E78">
+          <v:rect id="_x0000_i1061" style="width:0;height:1.5pt" o:hralign="center" o:hrstd="t" o:hr="t" fillcolor="#a0a0a0" stroked="f"/>
         </w:pict>
       </w:r>
     </w:p>
@@ -10807,21 +10637,12 @@
         </w:rPr>
         <w:t xml:space="preserve">: </w:t>
       </w:r>
-      <w:proofErr w:type="spellStart"/>
-      <w:r>
-        <w:rPr>
-          <w:b/>
-          <w:shd w:val="clear" w:color="auto" w:fill="B7B7B7"/>
-        </w:rPr>
-        <w:t>Chatgpt</w:t>
-      </w:r>
-      <w:proofErr w:type="spellEnd"/>
-      <w:r>
-        <w:rPr>
-          <w:b/>
-          <w:shd w:val="clear" w:color="auto" w:fill="B7B7B7"/>
-        </w:rPr>
-        <w:t xml:space="preserve"> </w:t>
+      <w:r>
+        <w:rPr>
+          <w:b/>
+          <w:shd w:val="clear" w:color="auto" w:fill="B7B7B7"/>
+        </w:rPr>
+        <w:t xml:space="preserve">Chatgpt </w:t>
       </w:r>
       <w:r>
         <w:rPr>
@@ -10830,7 +10651,26 @@
           <w:szCs w:val="14"/>
           <w:shd w:val="clear" w:color="auto" w:fill="B7B7B7"/>
         </w:rPr>
-        <w:t>(GPT-5-Standard) at [9/3/2025]</w:t>
+        <w:t>(GPT</w:t>
+      </w:r>
+      <w:r>
+        <w:rPr>
+          <w:rFonts w:ascii="Cambria Math" w:hAnsi="Cambria Math" w:cs="Cambria Math"/>
+          <w:b/>
+          <w:sz w:val="14"/>
+          <w:szCs w:val="14"/>
+          <w:shd w:val="clear" w:color="auto" w:fill="B7B7B7"/>
+        </w:rPr>
+        <w:t>‑</w:t>
+      </w:r>
+      <w:r>
+        <w:rPr>
+          <w:b/>
+          <w:sz w:val="14"/>
+          <w:szCs w:val="14"/>
+          <w:shd w:val="clear" w:color="auto" w:fill="B7B7B7"/>
+        </w:rPr>
+        <w:t>5 Mini) at [9/3/2025]</w:t>
       </w:r>
     </w:p>
     <w:p>
@@ -10883,7 +10723,7 @@
           <w:noProof/>
         </w:rPr>
         <w:drawing>
-          <wp:inline distT="0" distB="0" distL="0" distR="0" wp14:anchorId="30739ED6" wp14:editId="2C4F064F">
+          <wp:inline distT="0" distB="0" distL="0" distR="0" wp14:anchorId="78F64F6D" wp14:editId="1C520BE0">
             <wp:extent cx="5943600" cy="1249680"/>
             <wp:effectExtent l="0" t="0" r="0" b="7620"/>
             <wp:docPr id="1988833998" name="Picture 1"/>
@@ -10898,7 +10738,7 @@
                     <pic:cNvPicPr/>
                   </pic:nvPicPr>
                   <pic:blipFill>
-                    <a:blip r:embed="rId24"/>
+                    <a:blip r:embed="rId22"/>
                     <a:stretch>
                       <a:fillRect/>
                     </a:stretch>
@@ -10969,7 +10809,7 @@
           <w:noProof/>
         </w:rPr>
         <w:drawing>
-          <wp:inline distT="0" distB="0" distL="0" distR="0" wp14:anchorId="0C9B7133" wp14:editId="1D7DF977">
+          <wp:inline distT="0" distB="0" distL="0" distR="0" wp14:anchorId="129E4CD8" wp14:editId="5DF6C459">
             <wp:extent cx="5943600" cy="1338580"/>
             <wp:effectExtent l="0" t="0" r="0" b="0"/>
             <wp:docPr id="1027692737" name="Picture 1"/>
@@ -10984,7 +10824,7 @@
                     <pic:cNvPicPr/>
                   </pic:nvPicPr>
                   <pic:blipFill>
-                    <a:blip r:embed="rId25"/>
+                    <a:blip r:embed="rId23"/>
                     <a:stretch>
                       <a:fillRect/>
                     </a:stretch>
@@ -11200,8 +11040,8 @@
     </w:p>
     <w:p>
       <w:r>
-        <w:pict w14:anchorId="5247F3B8">
-          <v:rect id="_x0000_i1459" style="width:0;height:1.5pt" o:hralign="center" o:hrstd="t" o:hr="t" fillcolor="#a0a0a0" stroked="f"/>
+        <w:pict w14:anchorId="2C75F657">
+          <v:rect id="_x0000_i1062" style="width:0;height:1.5pt" o:hralign="center" o:hrstd="t" o:hr="t" fillcolor="#a0a0a0" stroked="f"/>
         </w:pict>
       </w:r>
     </w:p>
@@ -11236,21 +11076,12 @@
         </w:rPr>
         <w:t xml:space="preserve">: </w:t>
       </w:r>
-      <w:proofErr w:type="spellStart"/>
-      <w:r>
-        <w:rPr>
-          <w:b/>
-          <w:shd w:val="clear" w:color="auto" w:fill="B7B7B7"/>
-        </w:rPr>
-        <w:t>Chatgpt</w:t>
-      </w:r>
-      <w:proofErr w:type="spellEnd"/>
-      <w:r>
-        <w:rPr>
-          <w:b/>
-          <w:shd w:val="clear" w:color="auto" w:fill="B7B7B7"/>
-        </w:rPr>
-        <w:t xml:space="preserve"> </w:t>
+      <w:r>
+        <w:rPr>
+          <w:b/>
+          <w:shd w:val="clear" w:color="auto" w:fill="B7B7B7"/>
+        </w:rPr>
+        <w:t xml:space="preserve">Chatgpt </w:t>
       </w:r>
       <w:r>
         <w:rPr>
@@ -11259,7 +11090,26 @@
           <w:szCs w:val="14"/>
           <w:shd w:val="clear" w:color="auto" w:fill="B7B7B7"/>
         </w:rPr>
-        <w:t>(GPT-5-Standard) at [9/3/2025]</w:t>
+        <w:t>(GPT</w:t>
+      </w:r>
+      <w:r>
+        <w:rPr>
+          <w:rFonts w:ascii="Cambria Math" w:hAnsi="Cambria Math" w:cs="Cambria Math"/>
+          <w:b/>
+          <w:sz w:val="14"/>
+          <w:szCs w:val="14"/>
+          <w:shd w:val="clear" w:color="auto" w:fill="B7B7B7"/>
+        </w:rPr>
+        <w:t>‑</w:t>
+      </w:r>
+      <w:r>
+        <w:rPr>
+          <w:b/>
+          <w:sz w:val="14"/>
+          <w:szCs w:val="14"/>
+          <w:shd w:val="clear" w:color="auto" w:fill="B7B7B7"/>
+        </w:rPr>
+        <w:t>5 Mini) at [9/3/2025]</w:t>
       </w:r>
     </w:p>
     <w:p>
@@ -11286,7 +11136,7 @@
           <w:noProof/>
         </w:rPr>
         <w:drawing>
-          <wp:inline distT="0" distB="0" distL="0" distR="0" wp14:anchorId="1F9E7D5C" wp14:editId="144DD52A">
+          <wp:inline distT="0" distB="0" distL="0" distR="0" wp14:anchorId="5ED767EA" wp14:editId="08BA7732">
             <wp:extent cx="5943600" cy="1187450"/>
             <wp:effectExtent l="0" t="0" r="0" b="0"/>
             <wp:docPr id="188214020" name="Picture 1"/>
@@ -11301,7 +11151,7 @@
                     <pic:cNvPicPr/>
                   </pic:nvPicPr>
                   <pic:blipFill>
-                    <a:blip r:embed="rId26"/>
+                    <a:blip r:embed="rId24"/>
                     <a:stretch>
                       <a:fillRect/>
                     </a:stretch>
@@ -11466,7 +11316,7 @@
         </w:rPr>
         <w:lastRenderedPageBreak/>
         <w:drawing>
-          <wp:inline distT="0" distB="0" distL="0" distR="0" wp14:anchorId="4E60909E" wp14:editId="53DE9EEF">
+          <wp:inline distT="0" distB="0" distL="0" distR="0" wp14:anchorId="747B5DF3" wp14:editId="3BD03A99">
             <wp:extent cx="5943600" cy="742315"/>
             <wp:effectExtent l="0" t="0" r="0" b="635"/>
             <wp:docPr id="1496826297" name="Picture 1"/>
@@ -11481,7 +11331,7 @@
                     <pic:cNvPicPr/>
                   </pic:nvPicPr>
                   <pic:blipFill>
-                    <a:blip r:embed="rId27"/>
+                    <a:blip r:embed="rId25"/>
                     <a:stretch>
                       <a:fillRect/>
                     </a:stretch>
@@ -11517,8 +11367,8 @@
     </w:p>
     <w:p>
       <w:r>
-        <w:pict w14:anchorId="2D5DB183">
-          <v:rect id="_x0000_i1460" style="width:0;height:1.5pt" o:hralign="center" o:hrstd="t" o:hr="t" fillcolor="#a0a0a0" stroked="f"/>
+        <w:pict w14:anchorId="44782BCA">
+          <v:rect id="_x0000_i1063" style="width:0;height:1.5pt" o:hralign="center" o:hrstd="t" o:hr="t" fillcolor="#a0a0a0" stroked="f"/>
         </w:pict>
       </w:r>
     </w:p>
@@ -11553,21 +11403,12 @@
         </w:rPr>
         <w:t xml:space="preserve">: </w:t>
       </w:r>
-      <w:proofErr w:type="spellStart"/>
-      <w:r>
-        <w:rPr>
-          <w:b/>
-          <w:shd w:val="clear" w:color="auto" w:fill="B7B7B7"/>
-        </w:rPr>
-        <w:t>Chatgpt</w:t>
-      </w:r>
-      <w:proofErr w:type="spellEnd"/>
-      <w:r>
-        <w:rPr>
-          <w:b/>
-          <w:shd w:val="clear" w:color="auto" w:fill="B7B7B7"/>
-        </w:rPr>
-        <w:t xml:space="preserve"> </w:t>
+      <w:r>
+        <w:rPr>
+          <w:b/>
+          <w:shd w:val="clear" w:color="auto" w:fill="B7B7B7"/>
+        </w:rPr>
+        <w:t xml:space="preserve">Chatgpt </w:t>
       </w:r>
       <w:r>
         <w:rPr>
@@ -11576,7 +11417,26 @@
           <w:szCs w:val="14"/>
           <w:shd w:val="clear" w:color="auto" w:fill="B7B7B7"/>
         </w:rPr>
-        <w:t>(GPT-5-Standard) at [9/3/2025]</w:t>
+        <w:t>(GPT</w:t>
+      </w:r>
+      <w:r>
+        <w:rPr>
+          <w:rFonts w:ascii="Cambria Math" w:hAnsi="Cambria Math" w:cs="Cambria Math"/>
+          <w:b/>
+          <w:sz w:val="14"/>
+          <w:szCs w:val="14"/>
+          <w:shd w:val="clear" w:color="auto" w:fill="B7B7B7"/>
+        </w:rPr>
+        <w:t>‑</w:t>
+      </w:r>
+      <w:r>
+        <w:rPr>
+          <w:b/>
+          <w:sz w:val="14"/>
+          <w:szCs w:val="14"/>
+          <w:shd w:val="clear" w:color="auto" w:fill="B7B7B7"/>
+        </w:rPr>
+        <w:t>5 Mini) at [9/3/2025]</w:t>
       </w:r>
     </w:p>
     <w:p>
@@ -11598,7 +11458,7 @@
           <w:noProof/>
         </w:rPr>
         <w:drawing>
-          <wp:inline distT="0" distB="0" distL="0" distR="0" wp14:anchorId="09A5CEDD" wp14:editId="1F67D8BA">
+          <wp:inline distT="0" distB="0" distL="0" distR="0" wp14:anchorId="3E64DB38" wp14:editId="3E3AD2CE">
             <wp:extent cx="5943600" cy="1469390"/>
             <wp:effectExtent l="0" t="0" r="0" b="0"/>
             <wp:docPr id="927906789" name="Picture 1"/>
@@ -11613,7 +11473,7 @@
                     <pic:cNvPicPr/>
                   </pic:nvPicPr>
                   <pic:blipFill>
-                    <a:blip r:embed="rId28"/>
+                    <a:blip r:embed="rId26"/>
                     <a:stretch>
                       <a:fillRect/>
                     </a:stretch>
@@ -11644,16 +11504,8 @@
         <w:rPr>
           <w:rFonts w:ascii="Roboto Mono" w:hAnsi="Roboto Mono"/>
         </w:rPr>
-        <w:t>POST /</w:t>
-      </w:r>
-      <w:proofErr w:type="spellStart"/>
-      <w:r>
-        <w:rPr>
-          <w:rFonts w:ascii="Roboto Mono" w:hAnsi="Roboto Mono"/>
-        </w:rPr>
-        <w:t>transferFunds</w:t>
-      </w:r>
-      <w:proofErr w:type="spellEnd"/>
+        <w:t>POST /transferFunds</w:t>
+      </w:r>
     </w:p>
     <w:p>
       <w:pPr>
@@ -11678,37 +11530,21 @@
         <w:rPr>
           <w:rFonts w:ascii="Roboto Mono" w:hAnsi="Roboto Mono"/>
         </w:rPr>
-        <w:t xml:space="preserve">- </w:t>
-      </w:r>
-      <w:proofErr w:type="spellStart"/>
-      <w:r>
-        <w:rPr>
-          <w:rFonts w:ascii="Roboto Mono" w:hAnsi="Roboto Mono"/>
-        </w:rPr>
-        <w:t>fromAccount</w:t>
-      </w:r>
-      <w:proofErr w:type="spellEnd"/>
-    </w:p>
-    <w:p>
-      <w:pPr>
-        <w:rPr>
-          <w:rFonts w:ascii="Roboto Mono" w:hAnsi="Roboto Mono"/>
-        </w:rPr>
-      </w:pPr>
-      <w:r>
-        <w:rPr>
-          <w:rFonts w:ascii="Roboto Mono" w:hAnsi="Roboto Mono"/>
-        </w:rPr>
-        <w:t xml:space="preserve">- </w:t>
-      </w:r>
-      <w:proofErr w:type="spellStart"/>
-      <w:r>
-        <w:rPr>
-          <w:rFonts w:ascii="Roboto Mono" w:hAnsi="Roboto Mono"/>
-        </w:rPr>
-        <w:t>toAccount</w:t>
-      </w:r>
-      <w:proofErr w:type="spellEnd"/>
+        <w:t>- fromAccount</w:t>
+      </w:r>
+    </w:p>
+    <w:p>
+      <w:pPr>
+        <w:rPr>
+          <w:rFonts w:ascii="Roboto Mono" w:hAnsi="Roboto Mono"/>
+        </w:rPr>
+      </w:pPr>
+      <w:r>
+        <w:rPr>
+          <w:rFonts w:ascii="Roboto Mono" w:hAnsi="Roboto Mono"/>
+        </w:rPr>
+        <w:t>- toAccount</w:t>
+      </w:r>
     </w:p>
     <w:p>
       <w:pPr>
@@ -11847,7 +11683,7 @@
         </w:rPr>
         <w:lastRenderedPageBreak/>
         <w:drawing>
-          <wp:inline distT="0" distB="0" distL="0" distR="0" wp14:anchorId="78045300" wp14:editId="41E2B1C7">
+          <wp:inline distT="0" distB="0" distL="0" distR="0" wp14:anchorId="71B5EC0B" wp14:editId="6B2D5F93">
             <wp:extent cx="5943600" cy="773430"/>
             <wp:effectExtent l="0" t="0" r="0" b="7620"/>
             <wp:docPr id="313858953" name="Picture 1"/>
@@ -11862,7 +11698,7 @@
                     <pic:cNvPicPr/>
                   </pic:nvPicPr>
                   <pic:blipFill>
-                    <a:blip r:embed="rId29"/>
+                    <a:blip r:embed="rId27"/>
                     <a:stretch>
                       <a:fillRect/>
                     </a:stretch>
@@ -11898,8 +11734,8 @@
     </w:p>
     <w:p>
       <w:r>
-        <w:pict w14:anchorId="7E6FB5FE">
-          <v:rect id="_x0000_i1461" style="width:0;height:1.5pt" o:hralign="center" o:hrstd="t" o:hr="t" fillcolor="#a0a0a0" stroked="f"/>
+        <w:pict w14:anchorId="5134C976">
+          <v:rect id="_x0000_i1064" style="width:0;height:1.5pt" o:hralign="center" o:hrstd="t" o:hr="t" fillcolor="#a0a0a0" stroked="f"/>
         </w:pict>
       </w:r>
     </w:p>
@@ -11934,21 +11770,12 @@
         </w:rPr>
         <w:t xml:space="preserve">: </w:t>
       </w:r>
-      <w:proofErr w:type="spellStart"/>
-      <w:r>
-        <w:rPr>
-          <w:b/>
-          <w:shd w:val="clear" w:color="auto" w:fill="B7B7B7"/>
-        </w:rPr>
-        <w:t>Chatgpt</w:t>
-      </w:r>
-      <w:proofErr w:type="spellEnd"/>
-      <w:r>
-        <w:rPr>
-          <w:b/>
-          <w:shd w:val="clear" w:color="auto" w:fill="B7B7B7"/>
-        </w:rPr>
-        <w:t xml:space="preserve"> </w:t>
+      <w:r>
+        <w:rPr>
+          <w:b/>
+          <w:shd w:val="clear" w:color="auto" w:fill="B7B7B7"/>
+        </w:rPr>
+        <w:t xml:space="preserve">Chatgpt </w:t>
       </w:r>
       <w:r>
         <w:rPr>
@@ -11957,7 +11784,26 @@
           <w:szCs w:val="14"/>
           <w:shd w:val="clear" w:color="auto" w:fill="B7B7B7"/>
         </w:rPr>
-        <w:t>(GPT-5-Standard) at [9/3/2025]</w:t>
+        <w:t>(GPT</w:t>
+      </w:r>
+      <w:r>
+        <w:rPr>
+          <w:rFonts w:ascii="Cambria Math" w:hAnsi="Cambria Math" w:cs="Cambria Math"/>
+          <w:b/>
+          <w:sz w:val="14"/>
+          <w:szCs w:val="14"/>
+          <w:shd w:val="clear" w:color="auto" w:fill="B7B7B7"/>
+        </w:rPr>
+        <w:t>‑</w:t>
+      </w:r>
+      <w:r>
+        <w:rPr>
+          <w:b/>
+          <w:sz w:val="14"/>
+          <w:szCs w:val="14"/>
+          <w:shd w:val="clear" w:color="auto" w:fill="B7B7B7"/>
+        </w:rPr>
+        <w:t>5 Mini) at [9/3/2025]</w:t>
       </w:r>
     </w:p>
     <w:p>
@@ -11984,7 +11830,7 @@
           <w:noProof/>
         </w:rPr>
         <w:drawing>
-          <wp:inline distT="0" distB="0" distL="0" distR="0" wp14:anchorId="283A8455" wp14:editId="70BC695D">
+          <wp:inline distT="0" distB="0" distL="0" distR="0" wp14:anchorId="46B874BA" wp14:editId="2D62D3D2">
             <wp:extent cx="5943600" cy="1271270"/>
             <wp:effectExtent l="0" t="0" r="0" b="5080"/>
             <wp:docPr id="375836227" name="Picture 1"/>
@@ -11999,7 +11845,7 @@
                     <pic:cNvPicPr/>
                   </pic:nvPicPr>
                   <pic:blipFill>
-                    <a:blip r:embed="rId30"/>
+                    <a:blip r:embed="rId28"/>
                     <a:stretch>
                       <a:fillRect/>
                     </a:stretch>
@@ -12172,7 +12018,7 @@
           <w:noProof/>
         </w:rPr>
         <w:drawing>
-          <wp:inline distT="0" distB="0" distL="0" distR="0" wp14:anchorId="587CD9F2" wp14:editId="2DF05D3E">
+          <wp:inline distT="0" distB="0" distL="0" distR="0" wp14:anchorId="4364E75F" wp14:editId="110CF750">
             <wp:extent cx="5943600" cy="776605"/>
             <wp:effectExtent l="0" t="0" r="0" b="4445"/>
             <wp:docPr id="2005281014" name="Picture 1"/>
@@ -12187,7 +12033,7 @@
                     <pic:cNvPicPr/>
                   </pic:nvPicPr>
                   <pic:blipFill>
-                    <a:blip r:embed="rId31"/>
+                    <a:blip r:embed="rId29"/>
                     <a:stretch>
                       <a:fillRect/>
                     </a:stretch>
@@ -12224,8 +12070,8 @@
     <w:p>
       <w:r>
         <w:lastRenderedPageBreak/>
-        <w:pict w14:anchorId="1EA5D573">
-          <v:rect id="_x0000_i1462" style="width:0;height:1.5pt" o:hralign="center" o:hrstd="t" o:hr="t" fillcolor="#a0a0a0" stroked="f"/>
+        <w:pict w14:anchorId="71218EFA">
+          <v:rect id="_x0000_i1065" style="width:0;height:1.5pt" o:hralign="center" o:hrstd="t" o:hr="t" fillcolor="#a0a0a0" stroked="f"/>
         </w:pict>
       </w:r>
     </w:p>
@@ -12263,21 +12109,12 @@
         </w:rPr>
         <w:t xml:space="preserve">: </w:t>
       </w:r>
-      <w:proofErr w:type="spellStart"/>
-      <w:r>
-        <w:rPr>
-          <w:b/>
-          <w:shd w:val="clear" w:color="auto" w:fill="B7B7B7"/>
-        </w:rPr>
-        <w:t>Chatgpt</w:t>
-      </w:r>
-      <w:proofErr w:type="spellEnd"/>
-      <w:r>
-        <w:rPr>
-          <w:b/>
-          <w:shd w:val="clear" w:color="auto" w:fill="B7B7B7"/>
-        </w:rPr>
-        <w:t xml:space="preserve"> </w:t>
+      <w:r>
+        <w:rPr>
+          <w:b/>
+          <w:shd w:val="clear" w:color="auto" w:fill="B7B7B7"/>
+        </w:rPr>
+        <w:t xml:space="preserve">Chatgpt </w:t>
       </w:r>
       <w:r>
         <w:rPr>
@@ -12286,7 +12123,26 @@
           <w:szCs w:val="14"/>
           <w:shd w:val="clear" w:color="auto" w:fill="B7B7B7"/>
         </w:rPr>
-        <w:t>(GPT-5-Standard) at [9/3/2025]</w:t>
+        <w:t>(GPT</w:t>
+      </w:r>
+      <w:r>
+        <w:rPr>
+          <w:rFonts w:ascii="Cambria Math" w:hAnsi="Cambria Math" w:cs="Cambria Math"/>
+          <w:b/>
+          <w:sz w:val="14"/>
+          <w:szCs w:val="14"/>
+          <w:shd w:val="clear" w:color="auto" w:fill="B7B7B7"/>
+        </w:rPr>
+        <w:t>‑</w:t>
+      </w:r>
+      <w:r>
+        <w:rPr>
+          <w:b/>
+          <w:sz w:val="14"/>
+          <w:szCs w:val="14"/>
+          <w:shd w:val="clear" w:color="auto" w:fill="B7B7B7"/>
+        </w:rPr>
+        <w:t>5 Mini) at [9/3/2025]</w:t>
       </w:r>
       <w:r>
         <w:br/>
@@ -12385,8 +12241,8 @@
     </w:p>
     <w:p>
       <w:r>
-        <w:pict w14:anchorId="5AFA6023">
-          <v:rect id="_x0000_i1463" style="width:0;height:1.5pt" o:hralign="center" o:hrstd="t" o:hr="t" fillcolor="#a0a0a0" stroked="f"/>
+        <w:pict w14:anchorId="2F77083B">
+          <v:rect id="_x0000_i1066" style="width:0;height:1.5pt" o:hralign="center" o:hrstd="t" o:hr="t" fillcolor="#a0a0a0" stroked="f"/>
         </w:pict>
       </w:r>
     </w:p>
@@ -12429,21 +12285,12 @@
         </w:rPr>
         <w:t xml:space="preserve">: </w:t>
       </w:r>
-      <w:proofErr w:type="spellStart"/>
-      <w:r>
-        <w:rPr>
-          <w:b/>
-          <w:shd w:val="clear" w:color="auto" w:fill="B7B7B7"/>
-        </w:rPr>
-        <w:t>Chatgpt</w:t>
-      </w:r>
-      <w:proofErr w:type="spellEnd"/>
-      <w:r>
-        <w:rPr>
-          <w:b/>
-          <w:shd w:val="clear" w:color="auto" w:fill="B7B7B7"/>
-        </w:rPr>
-        <w:t xml:space="preserve"> </w:t>
+      <w:r>
+        <w:rPr>
+          <w:b/>
+          <w:shd w:val="clear" w:color="auto" w:fill="B7B7B7"/>
+        </w:rPr>
+        <w:t xml:space="preserve">Chatgpt </w:t>
       </w:r>
       <w:r>
         <w:rPr>
@@ -12452,151 +12299,180 @@
           <w:szCs w:val="14"/>
           <w:shd w:val="clear" w:color="auto" w:fill="B7B7B7"/>
         </w:rPr>
-        <w:t>(GPT-5-Standard) at [9/3/2025]</w:t>
-      </w:r>
-    </w:p>
-    <w:p>
-      <w:pPr>
-        <w:rPr>
-          <w:rFonts w:ascii="Roboto Mono" w:hAnsi="Roboto Mono"/>
-        </w:rPr>
-      </w:pPr>
-      <w:r>
-        <w:rPr>
-          <w:rFonts w:ascii="Roboto Mono" w:hAnsi="Roboto Mono"/>
-        </w:rPr>
-        <w:t xml:space="preserve">Great </w:t>
-      </w:r>
-      <w:r>
-        <w:rPr>
-          <w:rFonts w:ascii="Segoe UI Emoji" w:hAnsi="Segoe UI Emoji" w:cs="Segoe UI Emoji"/>
-        </w:rPr>
-        <w:t>👍</w:t>
-      </w:r>
-      <w:r>
-        <w:rPr>
-          <w:rFonts w:ascii="Roboto Mono" w:hAnsi="Roboto Mono"/>
-        </w:rPr>
-        <w:t xml:space="preserve"> let’s look at </w:t>
-      </w:r>
-      <w:r>
-        <w:rPr>
-          <w:rFonts w:ascii="Roboto Mono" w:hAnsi="Roboto Mono"/>
-          <w:b/>
-          <w:bCs/>
-        </w:rPr>
-        <w:t>Coding Standards Documentation examples</w:t>
-      </w:r>
-      <w:r>
-        <w:rPr>
-          <w:rFonts w:ascii="Roboto Mono" w:hAnsi="Roboto Mono"/>
-        </w:rPr>
-        <w:t xml:space="preserve"> and how </w:t>
-      </w:r>
-      <w:r>
-        <w:rPr>
-          <w:rFonts w:ascii="Roboto Mono" w:hAnsi="Roboto Mono"/>
-          <w:b/>
-          <w:bCs/>
-        </w:rPr>
-        <w:t>static analysis</w:t>
-      </w:r>
-      <w:r>
-        <w:rPr>
-          <w:rFonts w:ascii="Roboto Mono" w:hAnsi="Roboto Mono"/>
-        </w:rPr>
-        <w:t xml:space="preserve"> can be applied.</w:t>
-      </w:r>
-    </w:p>
-    <w:p>
-      <w:pPr>
-        <w:rPr>
-          <w:rFonts w:ascii="Roboto Mono" w:hAnsi="Roboto Mono"/>
-        </w:rPr>
-      </w:pPr>
-      <w:r>
-        <w:rPr>
-          <w:rFonts w:ascii="Roboto Mono" w:hAnsi="Roboto Mono"/>
-        </w:rPr>
-        <w:t xml:space="preserve">Coding standards are written rules a team or industry defines (for readability, safety, or security). Static analysis tools can automatically check if the </w:t>
-      </w:r>
-      <w:r>
-        <w:rPr>
-          <w:rFonts w:ascii="Roboto Mono" w:hAnsi="Roboto Mono"/>
-          <w:b/>
-          <w:bCs/>
-        </w:rPr>
-        <w:t>source code follows those documented rules</w:t>
-      </w:r>
-      <w:r>
-        <w:rPr>
-          <w:rFonts w:ascii="Roboto Mono" w:hAnsi="Roboto Mono"/>
-        </w:rPr>
-        <w:t>.</w:t>
-      </w:r>
-    </w:p>
-    <w:p>
-      <w:r>
-        <w:pict w14:anchorId="52CDE536">
-          <v:rect id="_x0000_i1717" style="width:0;height:1.5pt" o:hralign="center" o:hrstd="t" o:hr="t" fillcolor="#a0a0a0" stroked="f"/>
-        </w:pict>
-      </w:r>
-    </w:p>
-    <w:p>
-      <w:pPr>
-        <w:pStyle w:val="Heading4"/>
-      </w:pPr>
-      <w:r>
-        <w:rPr>
-          <w:rFonts w:ascii="Segoe UI Emoji" w:hAnsi="Segoe UI Emoji" w:cs="Segoe UI Emoji"/>
-        </w:rPr>
-        <w:t>🔹</w:t>
-      </w:r>
-      <w:r>
-        <w:t xml:space="preserve"> Example 1: Naming Conventions</w:t>
-      </w:r>
-    </w:p>
-    <w:p>
-      <w:pPr>
-        <w:spacing w:before="240" w:after="240"/>
-      </w:pPr>
-      <w:r>
-        <w:rPr>
-          <w:b/>
-          <w:shd w:val="clear" w:color="auto" w:fill="B7B7B7"/>
-        </w:rPr>
-        <w:t># Source</w:t>
-      </w:r>
-      <w:r>
-        <w:rPr>
-          <w:shd w:val="clear" w:color="auto" w:fill="B7B7B7"/>
-        </w:rPr>
-        <w:t xml:space="preserve">: </w:t>
-      </w:r>
-      <w:proofErr w:type="spellStart"/>
-      <w:r>
-        <w:rPr>
-          <w:b/>
-          <w:shd w:val="clear" w:color="auto" w:fill="B7B7B7"/>
-        </w:rPr>
-        <w:t>Chatgpt</w:t>
-      </w:r>
-      <w:proofErr w:type="spellEnd"/>
-      <w:r>
-        <w:rPr>
-          <w:b/>
-          <w:shd w:val="clear" w:color="auto" w:fill="B7B7B7"/>
-        </w:rPr>
-        <w:t xml:space="preserve"> </w:t>
-      </w:r>
-      <w:r>
-        <w:rPr>
+        <w:t>(GPT</w:t>
+      </w:r>
+      <w:r>
+        <w:rPr>
+          <w:rFonts w:ascii="Cambria Math" w:hAnsi="Cambria Math" w:cs="Cambria Math"/>
           <w:b/>
           <w:sz w:val="14"/>
           <w:szCs w:val="14"/>
           <w:shd w:val="clear" w:color="auto" w:fill="B7B7B7"/>
         </w:rPr>
-        <w:t>(GPT-5-Standard) at [9/3/2025]</w:t>
+        <w:t>‑</w:t>
+      </w:r>
+      <w:r>
+        <w:rPr>
+          <w:b/>
+          <w:sz w:val="14"/>
+          <w:szCs w:val="14"/>
+          <w:shd w:val="clear" w:color="auto" w:fill="B7B7B7"/>
+        </w:rPr>
+        <w:t>5 Mini) at [9/3/2025]</w:t>
+      </w:r>
+    </w:p>
+    <w:p>
+      <w:pPr>
+        <w:rPr>
+          <w:rFonts w:ascii="Roboto Mono" w:hAnsi="Roboto Mono"/>
+        </w:rPr>
+      </w:pPr>
+      <w:r>
+        <w:rPr>
+          <w:rFonts w:ascii="Roboto Mono" w:hAnsi="Roboto Mono"/>
+        </w:rPr>
+        <w:t xml:space="preserve">Great </w:t>
+      </w:r>
+      <w:r>
+        <w:rPr>
+          <w:rFonts w:ascii="Segoe UI Emoji" w:hAnsi="Segoe UI Emoji" w:cs="Segoe UI Emoji"/>
+        </w:rPr>
+        <w:t>👍</w:t>
+      </w:r>
+      <w:r>
+        <w:rPr>
+          <w:rFonts w:ascii="Roboto Mono" w:hAnsi="Roboto Mono"/>
+        </w:rPr>
+        <w:t xml:space="preserve"> let’s look at </w:t>
+      </w:r>
+      <w:r>
+        <w:rPr>
+          <w:rFonts w:ascii="Roboto Mono" w:hAnsi="Roboto Mono"/>
+          <w:b/>
+          <w:bCs/>
+        </w:rPr>
+        <w:t>Coding Standards Documentation examples</w:t>
+      </w:r>
+      <w:r>
+        <w:rPr>
+          <w:rFonts w:ascii="Roboto Mono" w:hAnsi="Roboto Mono"/>
+        </w:rPr>
+        <w:t xml:space="preserve"> and how </w:t>
+      </w:r>
+      <w:r>
+        <w:rPr>
+          <w:rFonts w:ascii="Roboto Mono" w:hAnsi="Roboto Mono"/>
+          <w:b/>
+          <w:bCs/>
+        </w:rPr>
+        <w:t>static analysis</w:t>
+      </w:r>
+      <w:r>
+        <w:rPr>
+          <w:rFonts w:ascii="Roboto Mono" w:hAnsi="Roboto Mono"/>
+        </w:rPr>
+        <w:t xml:space="preserve"> can be applied.</w:t>
+      </w:r>
+    </w:p>
+    <w:p>
+      <w:pPr>
+        <w:rPr>
+          <w:rFonts w:ascii="Roboto Mono" w:hAnsi="Roboto Mono"/>
+        </w:rPr>
+      </w:pPr>
+      <w:r>
+        <w:rPr>
+          <w:rFonts w:ascii="Roboto Mono" w:hAnsi="Roboto Mono"/>
+        </w:rPr>
+        <w:t xml:space="preserve">Coding standards are written rules a team or industry defines (for readability, safety, or security). Static analysis tools can automatically check if the </w:t>
+      </w:r>
+      <w:r>
+        <w:rPr>
+          <w:rFonts w:ascii="Roboto Mono" w:hAnsi="Roboto Mono"/>
+          <w:b/>
+          <w:bCs/>
+        </w:rPr>
+        <w:t>source code follows those documented rules</w:t>
+      </w:r>
+      <w:r>
+        <w:rPr>
+          <w:rFonts w:ascii="Roboto Mono" w:hAnsi="Roboto Mono"/>
+        </w:rPr>
+        <w:t>.</w:t>
+      </w:r>
+    </w:p>
+    <w:p>
+      <w:r>
+        <w:pict w14:anchorId="04837935">
+          <v:rect id="_x0000_i1067" style="width:0;height:1.5pt" o:hralign="center" o:hrstd="t" o:hr="t" fillcolor="#a0a0a0" stroked="f"/>
+        </w:pict>
+      </w:r>
+    </w:p>
+    <w:p>
+      <w:pPr>
+        <w:pStyle w:val="Heading4"/>
+      </w:pPr>
+      <w:r>
+        <w:rPr>
+          <w:rFonts w:ascii="Segoe UI Emoji" w:hAnsi="Segoe UI Emoji" w:cs="Segoe UI Emoji"/>
+        </w:rPr>
+        <w:t>🔹</w:t>
+      </w:r>
+      <w:r>
+        <w:t xml:space="preserve"> Example 1: Naming Conventions</w:t>
+      </w:r>
+    </w:p>
+    <w:p>
+      <w:pPr>
+        <w:spacing w:before="240" w:after="240"/>
+      </w:pPr>
+      <w:r>
+        <w:rPr>
+          <w:b/>
+          <w:shd w:val="clear" w:color="auto" w:fill="B7B7B7"/>
+        </w:rPr>
+        <w:t># Source</w:t>
+      </w:r>
+      <w:r>
+        <w:rPr>
+          <w:shd w:val="clear" w:color="auto" w:fill="B7B7B7"/>
+        </w:rPr>
+        <w:t xml:space="preserve">: </w:t>
+      </w:r>
+      <w:r>
+        <w:rPr>
+          <w:b/>
+          <w:shd w:val="clear" w:color="auto" w:fill="B7B7B7"/>
+        </w:rPr>
+        <w:t xml:space="preserve">Chatgpt </w:t>
+      </w:r>
+      <w:r>
+        <w:rPr>
+          <w:b/>
+          <w:sz w:val="14"/>
+          <w:szCs w:val="14"/>
+          <w:shd w:val="clear" w:color="auto" w:fill="B7B7B7"/>
+        </w:rPr>
+        <w:t>(GPT</w:t>
+      </w:r>
+      <w:r>
+        <w:rPr>
+          <w:rFonts w:ascii="Cambria Math" w:hAnsi="Cambria Math" w:cs="Cambria Math"/>
+          <w:b/>
+          <w:sz w:val="14"/>
+          <w:szCs w:val="14"/>
+          <w:shd w:val="clear" w:color="auto" w:fill="B7B7B7"/>
+        </w:rPr>
+        <w:t>‑</w:t>
+      </w:r>
+      <w:r>
+        <w:rPr>
+          <w:b/>
+          <w:sz w:val="14"/>
+          <w:szCs w:val="14"/>
+          <w:shd w:val="clear" w:color="auto" w:fill="B7B7B7"/>
+        </w:rPr>
+        <w:t>5 Mini) at [9/3/2025]</w:t>
       </w:r>
     </w:p>
     <w:p>
@@ -12630,7 +12506,6 @@
         </w:rPr>
         <w:t xml:space="preserve">All class names must use </w:t>
       </w:r>
-      <w:proofErr w:type="spellStart"/>
       <w:r>
         <w:rPr>
           <w:rFonts w:ascii="Roboto Mono" w:hAnsi="Roboto Mono"/>
@@ -12639,7 +12514,6 @@
         </w:rPr>
         <w:t>PascalCase</w:t>
       </w:r>
-      <w:proofErr w:type="spellEnd"/>
       <w:r>
         <w:rPr>
           <w:rFonts w:ascii="Roboto Mono" w:hAnsi="Roboto Mono"/>
@@ -12707,7 +12581,7 @@
           <w:noProof/>
         </w:rPr>
         <w:drawing>
-          <wp:inline distT="0" distB="0" distL="0" distR="0" wp14:anchorId="1E4FCD37" wp14:editId="427B3669">
+          <wp:inline distT="0" distB="0" distL="0" distR="0" wp14:anchorId="39787CB3" wp14:editId="5E54A130">
             <wp:extent cx="5943600" cy="1069340"/>
             <wp:effectExtent l="0" t="0" r="0" b="0"/>
             <wp:docPr id="1946819895" name="Picture 1"/>
@@ -12722,7 +12596,7 @@
                     <pic:cNvPicPr/>
                   </pic:nvPicPr>
                   <pic:blipFill>
-                    <a:blip r:embed="rId32"/>
+                    <a:blip r:embed="rId30"/>
                     <a:stretch>
                       <a:fillRect/>
                     </a:stretch>
@@ -12753,57 +12627,21 @@
         <w:rPr>
           <w:rFonts w:ascii="Roboto Mono" w:hAnsi="Roboto Mono"/>
         </w:rPr>
-        <w:t xml:space="preserve">class employee </w:t>
-      </w:r>
-      <w:proofErr w:type="gramStart"/>
-      <w:r>
-        <w:rPr>
-          <w:rFonts w:ascii="Roboto Mono" w:hAnsi="Roboto Mono"/>
-        </w:rPr>
-        <w:t xml:space="preserve">{  </w:t>
-      </w:r>
-      <w:proofErr w:type="gramEnd"/>
-      <w:r>
-        <w:rPr>
-          <w:rFonts w:ascii="Roboto Mono" w:hAnsi="Roboto Mono"/>
-        </w:rPr>
-        <w:t xml:space="preserve"> // wrong, should be Employee</w:t>
-      </w:r>
-    </w:p>
-    <w:p>
-      <w:pPr>
-        <w:rPr>
-          <w:rFonts w:ascii="Roboto Mono" w:hAnsi="Roboto Mono"/>
-        </w:rPr>
-      </w:pPr>
-      <w:r>
-        <w:rPr>
-          <w:rFonts w:ascii="Roboto Mono" w:hAnsi="Roboto Mono"/>
-        </w:rPr>
-        <w:t xml:space="preserve">    int </w:t>
-      </w:r>
-      <w:proofErr w:type="spellStart"/>
-      <w:r>
-        <w:rPr>
-          <w:rFonts w:ascii="Roboto Mono" w:hAnsi="Roboto Mono"/>
-        </w:rPr>
-        <w:t>EmployeeID</w:t>
-      </w:r>
-      <w:proofErr w:type="spellEnd"/>
-      <w:r>
-        <w:rPr>
-          <w:rFonts w:ascii="Roboto Mono" w:hAnsi="Roboto Mono"/>
-        </w:rPr>
-        <w:t xml:space="preserve">; // wrong, should be </w:t>
-      </w:r>
-      <w:proofErr w:type="spellStart"/>
-      <w:r>
-        <w:rPr>
-          <w:rFonts w:ascii="Roboto Mono" w:hAnsi="Roboto Mono"/>
-        </w:rPr>
-        <w:t>employeeId</w:t>
-      </w:r>
-      <w:proofErr w:type="spellEnd"/>
+        <w:t>class employee {   // wrong, should be Employee</w:t>
+      </w:r>
+    </w:p>
+    <w:p>
+      <w:pPr>
+        <w:rPr>
+          <w:rFonts w:ascii="Roboto Mono" w:hAnsi="Roboto Mono"/>
+        </w:rPr>
+      </w:pPr>
+      <w:r>
+        <w:rPr>
+          <w:rFonts w:ascii="Roboto Mono" w:hAnsi="Roboto Mono"/>
+        </w:rPr>
+        <w:t xml:space="preserve">    int EmployeeID; // wrong, should be employeeId</w:t>
+      </w:r>
     </w:p>
     <w:p>
       <w:pPr>
@@ -12869,8 +12707,8 @@
     </w:p>
     <w:p>
       <w:r>
-        <w:pict w14:anchorId="3FDF180B">
-          <v:rect id="_x0000_i1718" style="width:0;height:1.5pt" o:hralign="center" o:hrstd="t" o:hr="t" fillcolor="#a0a0a0" stroked="f"/>
+        <w:pict w14:anchorId="42CD9B74">
+          <v:rect id="_x0000_i1068" style="width:0;height:1.5pt" o:hralign="center" o:hrstd="t" o:hr="t" fillcolor="#a0a0a0" stroked="f"/>
         </w:pict>
       </w:r>
     </w:p>
@@ -12905,21 +12743,12 @@
         </w:rPr>
         <w:t xml:space="preserve">: </w:t>
       </w:r>
-      <w:proofErr w:type="spellStart"/>
-      <w:r>
-        <w:rPr>
-          <w:b/>
-          <w:shd w:val="clear" w:color="auto" w:fill="B7B7B7"/>
-        </w:rPr>
-        <w:t>Chatgpt</w:t>
-      </w:r>
-      <w:proofErr w:type="spellEnd"/>
-      <w:r>
-        <w:rPr>
-          <w:b/>
-          <w:shd w:val="clear" w:color="auto" w:fill="B7B7B7"/>
-        </w:rPr>
-        <w:t xml:space="preserve"> </w:t>
+      <w:r>
+        <w:rPr>
+          <w:b/>
+          <w:shd w:val="clear" w:color="auto" w:fill="B7B7B7"/>
+        </w:rPr>
+        <w:t xml:space="preserve">Chatgpt </w:t>
       </w:r>
       <w:r>
         <w:rPr>
@@ -12928,7 +12757,26 @@
           <w:szCs w:val="14"/>
           <w:shd w:val="clear" w:color="auto" w:fill="B7B7B7"/>
         </w:rPr>
-        <w:t>(GPT-5-Standard) at [9/3/2025]</w:t>
+        <w:t>(GPT</w:t>
+      </w:r>
+      <w:r>
+        <w:rPr>
+          <w:rFonts w:ascii="Cambria Math" w:hAnsi="Cambria Math" w:cs="Cambria Math"/>
+          <w:b/>
+          <w:sz w:val="14"/>
+          <w:szCs w:val="14"/>
+          <w:shd w:val="clear" w:color="auto" w:fill="B7B7B7"/>
+        </w:rPr>
+        <w:t>‑</w:t>
+      </w:r>
+      <w:r>
+        <w:rPr>
+          <w:b/>
+          <w:sz w:val="14"/>
+          <w:szCs w:val="14"/>
+          <w:shd w:val="clear" w:color="auto" w:fill="B7B7B7"/>
+        </w:rPr>
+        <w:t>5 Mini) at [9/3/2025]</w:t>
       </w:r>
     </w:p>
     <w:p>
@@ -12991,7 +12839,7 @@
           <w:noProof/>
         </w:rPr>
         <w:drawing>
-          <wp:inline distT="0" distB="0" distL="0" distR="0" wp14:anchorId="74FEC04A" wp14:editId="1A4771EA">
+          <wp:inline distT="0" distB="0" distL="0" distR="0" wp14:anchorId="6FB8972F" wp14:editId="178CE3BB">
             <wp:extent cx="5943600" cy="887730"/>
             <wp:effectExtent l="0" t="0" r="0" b="7620"/>
             <wp:docPr id="272223935" name="Picture 1"/>
@@ -13006,7 +12854,7 @@
                     <pic:cNvPicPr/>
                   </pic:nvPicPr>
                   <pic:blipFill>
-                    <a:blip r:embed="rId33"/>
+                    <a:blip r:embed="rId31"/>
                     <a:stretch>
                       <a:fillRect/>
                     </a:stretch>
@@ -13037,21 +12885,7 @@
         <w:rPr>
           <w:rFonts w:ascii="Roboto Mono" w:hAnsi="Roboto Mono"/>
         </w:rPr>
-        <w:t xml:space="preserve">def </w:t>
-      </w:r>
-      <w:proofErr w:type="gramStart"/>
-      <w:r>
-        <w:rPr>
-          <w:rFonts w:ascii="Roboto Mono" w:hAnsi="Roboto Mono"/>
-        </w:rPr>
-        <w:t>calculate(</w:t>
-      </w:r>
-      <w:proofErr w:type="gramEnd"/>
-      <w:r>
-        <w:rPr>
-          <w:rFonts w:ascii="Roboto Mono" w:hAnsi="Roboto Mono"/>
-        </w:rPr>
-        <w:t>a, b):</w:t>
+        <w:t>def calculate(a, b):</w:t>
       </w:r>
     </w:p>
     <w:p>
@@ -13129,7 +12963,7 @@
           <w:noProof/>
         </w:rPr>
         <w:drawing>
-          <wp:inline distT="0" distB="0" distL="0" distR="0" wp14:anchorId="6DCB6A18" wp14:editId="4A92B9EF">
+          <wp:inline distT="0" distB="0" distL="0" distR="0" wp14:anchorId="130947F1" wp14:editId="66199535">
             <wp:extent cx="5943600" cy="2084705"/>
             <wp:effectExtent l="0" t="0" r="0" b="0"/>
             <wp:docPr id="2046085337" name="Picture 1"/>
@@ -13144,7 +12978,7 @@
                     <pic:cNvPicPr/>
                   </pic:nvPicPr>
                   <pic:blipFill>
-                    <a:blip r:embed="rId34"/>
+                    <a:blip r:embed="rId32"/>
                     <a:stretch>
                       <a:fillRect/>
                     </a:stretch>
@@ -13176,21 +13010,7 @@
         <w:rPr>
           <w:rFonts w:ascii="Roboto Mono" w:hAnsi="Roboto Mono"/>
         </w:rPr>
-        <w:t xml:space="preserve">def </w:t>
-      </w:r>
-      <w:proofErr w:type="gramStart"/>
-      <w:r>
-        <w:rPr>
-          <w:rFonts w:ascii="Roboto Mono" w:hAnsi="Roboto Mono"/>
-        </w:rPr>
-        <w:t>calculate(</w:t>
-      </w:r>
-      <w:proofErr w:type="gramEnd"/>
-      <w:r>
-        <w:rPr>
-          <w:rFonts w:ascii="Roboto Mono" w:hAnsi="Roboto Mono"/>
-        </w:rPr>
-        <w:t>a, b):</w:t>
+        <w:t>def calculate(a, b):</w:t>
       </w:r>
     </w:p>
     <w:p>
@@ -13232,21 +13052,7 @@
         <w:rPr>
           <w:rFonts w:ascii="Roboto Mono" w:hAnsi="Roboto Mono"/>
         </w:rPr>
-        <w:t xml:space="preserve">    </w:t>
-      </w:r>
-      <w:proofErr w:type="gramStart"/>
-      <w:r>
-        <w:rPr>
-          <w:rFonts w:ascii="Roboto Mono" w:hAnsi="Roboto Mono"/>
-        </w:rPr>
-        <w:t>:param</w:t>
-      </w:r>
-      <w:proofErr w:type="gramEnd"/>
-      <w:r>
-        <w:rPr>
-          <w:rFonts w:ascii="Roboto Mono" w:hAnsi="Roboto Mono"/>
-        </w:rPr>
-        <w:t xml:space="preserve"> a: first integer</w:t>
+        <w:t xml:space="preserve">    :param a: first integer</w:t>
       </w:r>
     </w:p>
     <w:p>
@@ -13260,21 +13066,7 @@
         <w:rPr>
           <w:rFonts w:ascii="Roboto Mono" w:hAnsi="Roboto Mono"/>
         </w:rPr>
-        <w:t xml:space="preserve">    </w:t>
-      </w:r>
-      <w:proofErr w:type="gramStart"/>
-      <w:r>
-        <w:rPr>
-          <w:rFonts w:ascii="Roboto Mono" w:hAnsi="Roboto Mono"/>
-        </w:rPr>
-        <w:t>:param</w:t>
-      </w:r>
-      <w:proofErr w:type="gramEnd"/>
-      <w:r>
-        <w:rPr>
-          <w:rFonts w:ascii="Roboto Mono" w:hAnsi="Roboto Mono"/>
-        </w:rPr>
-        <w:t xml:space="preserve"> b: second integer</w:t>
+        <w:t xml:space="preserve">    :param b: second integer</w:t>
       </w:r>
     </w:p>
     <w:p>
@@ -13288,21 +13080,7 @@
         <w:rPr>
           <w:rFonts w:ascii="Roboto Mono" w:hAnsi="Roboto Mono"/>
         </w:rPr>
-        <w:t xml:space="preserve">    </w:t>
-      </w:r>
-      <w:proofErr w:type="gramStart"/>
-      <w:r>
-        <w:rPr>
-          <w:rFonts w:ascii="Roboto Mono" w:hAnsi="Roboto Mono"/>
-        </w:rPr>
-        <w:t>:return</w:t>
-      </w:r>
-      <w:proofErr w:type="gramEnd"/>
-      <w:r>
-        <w:rPr>
-          <w:rFonts w:ascii="Roboto Mono" w:hAnsi="Roboto Mono"/>
-        </w:rPr>
-        <w:t>: sum of a and b</w:t>
+        <w:t xml:space="preserve">    :return: sum of a and b</w:t>
       </w:r>
     </w:p>
     <w:p>
@@ -13335,8 +13113,8 @@
     </w:p>
     <w:p>
       <w:r>
-        <w:pict w14:anchorId="6CAA2626">
-          <v:rect id="_x0000_i1719" style="width:0;height:1.5pt" o:hralign="center" o:hrstd="t" o:hr="t" fillcolor="#a0a0a0" stroked="f"/>
+        <w:pict w14:anchorId="64D189A1">
+          <v:rect id="_x0000_i1069" style="width:0;height:1.5pt" o:hralign="center" o:hrstd="t" o:hr="t" fillcolor="#a0a0a0" stroked="f"/>
         </w:pict>
       </w:r>
     </w:p>
@@ -13371,21 +13149,12 @@
         </w:rPr>
         <w:t xml:space="preserve">: </w:t>
       </w:r>
-      <w:proofErr w:type="spellStart"/>
-      <w:r>
-        <w:rPr>
-          <w:b/>
-          <w:shd w:val="clear" w:color="auto" w:fill="B7B7B7"/>
-        </w:rPr>
-        <w:t>Chatgpt</w:t>
-      </w:r>
-      <w:proofErr w:type="spellEnd"/>
-      <w:r>
-        <w:rPr>
-          <w:b/>
-          <w:shd w:val="clear" w:color="auto" w:fill="B7B7B7"/>
-        </w:rPr>
-        <w:t xml:space="preserve"> </w:t>
+      <w:r>
+        <w:rPr>
+          <w:b/>
+          <w:shd w:val="clear" w:color="auto" w:fill="B7B7B7"/>
+        </w:rPr>
+        <w:t xml:space="preserve">Chatgpt </w:t>
       </w:r>
       <w:r>
         <w:rPr>
@@ -13394,7 +13163,26 @@
           <w:szCs w:val="14"/>
           <w:shd w:val="clear" w:color="auto" w:fill="B7B7B7"/>
         </w:rPr>
-        <w:t>(GPT-5-Standard) at [9/3/2025]</w:t>
+        <w:t>(GPT</w:t>
+      </w:r>
+      <w:r>
+        <w:rPr>
+          <w:rFonts w:ascii="Cambria Math" w:hAnsi="Cambria Math" w:cs="Cambria Math"/>
+          <w:b/>
+          <w:sz w:val="14"/>
+          <w:szCs w:val="14"/>
+          <w:shd w:val="clear" w:color="auto" w:fill="B7B7B7"/>
+        </w:rPr>
+        <w:t>‑</w:t>
+      </w:r>
+      <w:r>
+        <w:rPr>
+          <w:b/>
+          <w:sz w:val="14"/>
+          <w:szCs w:val="14"/>
+          <w:shd w:val="clear" w:color="auto" w:fill="B7B7B7"/>
+        </w:rPr>
+        <w:t>5 Mini) at [9/3/2025]</w:t>
       </w:r>
     </w:p>
     <w:p>
@@ -13426,21 +13214,7 @@
         <w:rPr>
           <w:rFonts w:ascii="Roboto Mono" w:hAnsi="Roboto Mono"/>
         </w:rPr>
-        <w:t xml:space="preserve">In C, opening brace </w:t>
-      </w:r>
-      <w:proofErr w:type="gramStart"/>
-      <w:r>
-        <w:rPr>
-          <w:rFonts w:ascii="Roboto Mono" w:hAnsi="Roboto Mono"/>
-        </w:rPr>
-        <w:t>{ must</w:t>
-      </w:r>
-      <w:proofErr w:type="gramEnd"/>
-      <w:r>
-        <w:rPr>
-          <w:rFonts w:ascii="Roboto Mono" w:hAnsi="Roboto Mono"/>
-        </w:rPr>
-        <w:t xml:space="preserve"> be on a new line.</w:t>
+        <w:t>In C, opening brace { must be on a new line.</w:t>
       </w:r>
     </w:p>
     <w:p>
@@ -13472,7 +13246,7 @@
         </w:rPr>
         <w:lastRenderedPageBreak/>
         <w:drawing>
-          <wp:inline distT="0" distB="0" distL="0" distR="0" wp14:anchorId="328D60A1" wp14:editId="7732A02D">
+          <wp:inline distT="0" distB="0" distL="0" distR="0" wp14:anchorId="7E7DF5FB" wp14:editId="41529552">
             <wp:extent cx="5943600" cy="1151890"/>
             <wp:effectExtent l="0" t="0" r="0" b="0"/>
             <wp:docPr id="1383382998" name="Picture 1"/>
@@ -13487,7 +13261,7 @@
                     <pic:cNvPicPr/>
                   </pic:nvPicPr>
                   <pic:blipFill>
-                    <a:blip r:embed="rId35"/>
+                    <a:blip r:embed="rId33"/>
                     <a:stretch>
                       <a:fillRect/>
                     </a:stretch>
@@ -13531,21 +13305,7 @@
         <w:rPr>
           <w:rFonts w:ascii="Roboto Mono" w:hAnsi="Roboto Mono"/>
         </w:rPr>
-        <w:t xml:space="preserve">    </w:t>
-      </w:r>
-      <w:proofErr w:type="spellStart"/>
-      <w:r>
-        <w:rPr>
-          <w:rFonts w:ascii="Roboto Mono" w:hAnsi="Roboto Mono"/>
-        </w:rPr>
-        <w:t>printf</w:t>
-      </w:r>
-      <w:proofErr w:type="spellEnd"/>
-      <w:r>
-        <w:rPr>
-          <w:rFonts w:ascii="Roboto Mono" w:hAnsi="Roboto Mono"/>
-        </w:rPr>
-        <w:t>("Positive");</w:t>
+        <w:t xml:space="preserve">    printf("Positive");</w:t>
       </w:r>
     </w:p>
     <w:p>
@@ -13621,7 +13381,7 @@
           <w:noProof/>
         </w:rPr>
         <w:drawing>
-          <wp:inline distT="0" distB="0" distL="0" distR="0" wp14:anchorId="5ED64B4C" wp14:editId="7B7F6741">
+          <wp:inline distT="0" distB="0" distL="0" distR="0" wp14:anchorId="18373D70" wp14:editId="1A3CB294">
             <wp:extent cx="5943600" cy="1330960"/>
             <wp:effectExtent l="0" t="0" r="0" b="2540"/>
             <wp:docPr id="1439958429" name="Picture 1"/>
@@ -13636,7 +13396,7 @@
                     <pic:cNvPicPr/>
                   </pic:nvPicPr>
                   <pic:blipFill>
-                    <a:blip r:embed="rId36"/>
+                    <a:blip r:embed="rId34"/>
                     <a:stretch>
                       <a:fillRect/>
                     </a:stretch>
@@ -13693,21 +13453,7 @@
         <w:rPr>
           <w:rFonts w:ascii="Roboto Mono" w:hAnsi="Roboto Mono"/>
         </w:rPr>
-        <w:t xml:space="preserve">    </w:t>
-      </w:r>
-      <w:proofErr w:type="spellStart"/>
-      <w:r>
-        <w:rPr>
-          <w:rFonts w:ascii="Roboto Mono" w:hAnsi="Roboto Mono"/>
-        </w:rPr>
-        <w:t>printf</w:t>
-      </w:r>
-      <w:proofErr w:type="spellEnd"/>
-      <w:r>
-        <w:rPr>
-          <w:rFonts w:ascii="Roboto Mono" w:hAnsi="Roboto Mono"/>
-        </w:rPr>
-        <w:t>("Positive");</w:t>
+        <w:t xml:space="preserve">    printf("Positive");</w:t>
       </w:r>
     </w:p>
     <w:p>
@@ -13725,8 +13471,8 @@
     </w:p>
     <w:p>
       <w:r>
-        <w:pict w14:anchorId="56867CEF">
-          <v:rect id="_x0000_i1720" style="width:0;height:1.5pt" o:hralign="center" o:hrstd="t" o:hr="t" fillcolor="#a0a0a0" stroked="f"/>
+        <w:pict w14:anchorId="5599D32F">
+          <v:rect id="_x0000_i1070" style="width:0;height:1.5pt" o:hralign="center" o:hrstd="t" o:hr="t" fillcolor="#a0a0a0" stroked="f"/>
         </w:pict>
       </w:r>
     </w:p>
@@ -13761,21 +13507,12 @@
         </w:rPr>
         <w:t xml:space="preserve">: </w:t>
       </w:r>
-      <w:proofErr w:type="spellStart"/>
-      <w:r>
-        <w:rPr>
-          <w:b/>
-          <w:shd w:val="clear" w:color="auto" w:fill="B7B7B7"/>
-        </w:rPr>
-        <w:t>Chatgpt</w:t>
-      </w:r>
-      <w:proofErr w:type="spellEnd"/>
-      <w:r>
-        <w:rPr>
-          <w:b/>
-          <w:shd w:val="clear" w:color="auto" w:fill="B7B7B7"/>
-        </w:rPr>
-        <w:t xml:space="preserve"> </w:t>
+      <w:r>
+        <w:rPr>
+          <w:b/>
+          <w:shd w:val="clear" w:color="auto" w:fill="B7B7B7"/>
+        </w:rPr>
+        <w:t xml:space="preserve">Chatgpt </w:t>
       </w:r>
       <w:r>
         <w:rPr>
@@ -13784,7 +13521,26 @@
           <w:szCs w:val="14"/>
           <w:shd w:val="clear" w:color="auto" w:fill="B7B7B7"/>
         </w:rPr>
-        <w:t>(GPT-5-Standard) at [9/3/2025]</w:t>
+        <w:t>(GPT</w:t>
+      </w:r>
+      <w:r>
+        <w:rPr>
+          <w:rFonts w:ascii="Cambria Math" w:hAnsi="Cambria Math" w:cs="Cambria Math"/>
+          <w:b/>
+          <w:sz w:val="14"/>
+          <w:szCs w:val="14"/>
+          <w:shd w:val="clear" w:color="auto" w:fill="B7B7B7"/>
+        </w:rPr>
+        <w:t>‑</w:t>
+      </w:r>
+      <w:r>
+        <w:rPr>
+          <w:b/>
+          <w:sz w:val="14"/>
+          <w:szCs w:val="14"/>
+          <w:shd w:val="clear" w:color="auto" w:fill="B7B7B7"/>
+        </w:rPr>
+        <w:t>5 Mini) at [9/3/2025]</w:t>
       </w:r>
     </w:p>
     <w:p>
@@ -13848,7 +13604,7 @@
         </w:rPr>
         <w:lastRenderedPageBreak/>
         <w:drawing>
-          <wp:inline distT="0" distB="0" distL="0" distR="0" wp14:anchorId="15AED49C" wp14:editId="2797A39D">
+          <wp:inline distT="0" distB="0" distL="0" distR="0" wp14:anchorId="259B96C8" wp14:editId="5CF44747">
             <wp:extent cx="5943600" cy="908685"/>
             <wp:effectExtent l="0" t="0" r="0" b="5715"/>
             <wp:docPr id="2089685786" name="Picture 1"/>
@@ -13863,7 +13619,7 @@
                     <pic:cNvPicPr/>
                   </pic:nvPicPr>
                   <pic:blipFill>
-                    <a:blip r:embed="rId37"/>
+                    <a:blip r:embed="rId35"/>
                     <a:stretch>
                       <a:fillRect/>
                     </a:stretch>
@@ -13894,78 +13650,20 @@
         <w:rPr>
           <w:rFonts w:ascii="Roboto Mono" w:hAnsi="Roboto Mono"/>
         </w:rPr>
-        <w:t xml:space="preserve">Connection conn = </w:t>
-      </w:r>
-      <w:proofErr w:type="spellStart"/>
-      <w:r>
-        <w:rPr>
-          <w:rFonts w:ascii="Roboto Mono" w:hAnsi="Roboto Mono"/>
-        </w:rPr>
-        <w:t>DriverManager.getConnection</w:t>
-      </w:r>
-      <w:proofErr w:type="spellEnd"/>
-      <w:r>
-        <w:rPr>
-          <w:rFonts w:ascii="Roboto Mono" w:hAnsi="Roboto Mono"/>
-        </w:rPr>
-        <w:t>(</w:t>
-      </w:r>
-      <w:proofErr w:type="spellStart"/>
-      <w:r>
-        <w:rPr>
-          <w:rFonts w:ascii="Roboto Mono" w:hAnsi="Roboto Mono"/>
-        </w:rPr>
-        <w:t>url</w:t>
-      </w:r>
-      <w:proofErr w:type="spellEnd"/>
-      <w:r>
-        <w:rPr>
-          <w:rFonts w:ascii="Roboto Mono" w:hAnsi="Roboto Mono"/>
-        </w:rPr>
-        <w:t>);</w:t>
-      </w:r>
-    </w:p>
-    <w:p>
-      <w:pPr>
-        <w:rPr>
-          <w:rFonts w:ascii="Roboto Mono" w:hAnsi="Roboto Mono"/>
-        </w:rPr>
-      </w:pPr>
-      <w:r>
-        <w:rPr>
-          <w:rFonts w:ascii="Roboto Mono" w:hAnsi="Roboto Mono"/>
-        </w:rPr>
-        <w:t xml:space="preserve">Statement </w:t>
-      </w:r>
-      <w:proofErr w:type="spellStart"/>
-      <w:r>
-        <w:rPr>
-          <w:rFonts w:ascii="Roboto Mono" w:hAnsi="Roboto Mono"/>
-        </w:rPr>
-        <w:t>stmt</w:t>
-      </w:r>
-      <w:proofErr w:type="spellEnd"/>
-      <w:r>
-        <w:rPr>
-          <w:rFonts w:ascii="Roboto Mono" w:hAnsi="Roboto Mono"/>
-        </w:rPr>
-        <w:t xml:space="preserve"> = </w:t>
-      </w:r>
-      <w:proofErr w:type="spellStart"/>
-      <w:proofErr w:type="gramStart"/>
-      <w:r>
-        <w:rPr>
-          <w:rFonts w:ascii="Roboto Mono" w:hAnsi="Roboto Mono"/>
-        </w:rPr>
-        <w:t>conn.createStatement</w:t>
-      </w:r>
-      <w:proofErr w:type="spellEnd"/>
-      <w:proofErr w:type="gramEnd"/>
-      <w:r>
-        <w:rPr>
-          <w:rFonts w:ascii="Roboto Mono" w:hAnsi="Roboto Mono"/>
-        </w:rPr>
-        <w:t>();</w:t>
+        <w:t>Connection conn = DriverManager.getConnection(url);</w:t>
+      </w:r>
+    </w:p>
+    <w:p>
+      <w:pPr>
+        <w:rPr>
+          <w:rFonts w:ascii="Roboto Mono" w:hAnsi="Roboto Mono"/>
+        </w:rPr>
+      </w:pPr>
+      <w:r>
+        <w:rPr>
+          <w:rFonts w:ascii="Roboto Mono" w:hAnsi="Roboto Mono"/>
+        </w:rPr>
+        <w:t>Statement stmt = conn.createStatement();</w:t>
       </w:r>
     </w:p>
     <w:p>
@@ -14019,8 +13717,8 @@
     </w:p>
     <w:p>
       <w:r>
-        <w:pict w14:anchorId="0073C3DB">
-          <v:rect id="_x0000_i1721" style="width:0;height:1.5pt" o:hralign="center" o:hrstd="t" o:hr="t" fillcolor="#a0a0a0" stroked="f"/>
+        <w:pict w14:anchorId="094788EB">
+          <v:rect id="_x0000_i1071" style="width:0;height:1.5pt" o:hralign="center" o:hrstd="t" o:hr="t" fillcolor="#a0a0a0" stroked="f"/>
         </w:pict>
       </w:r>
     </w:p>
@@ -14055,21 +13753,12 @@
         </w:rPr>
         <w:t xml:space="preserve">: </w:t>
       </w:r>
-      <w:proofErr w:type="spellStart"/>
-      <w:r>
-        <w:rPr>
-          <w:b/>
-          <w:shd w:val="clear" w:color="auto" w:fill="B7B7B7"/>
-        </w:rPr>
-        <w:t>Chatgpt</w:t>
-      </w:r>
-      <w:proofErr w:type="spellEnd"/>
-      <w:r>
-        <w:rPr>
-          <w:b/>
-          <w:shd w:val="clear" w:color="auto" w:fill="B7B7B7"/>
-        </w:rPr>
-        <w:t xml:space="preserve"> </w:t>
+      <w:r>
+        <w:rPr>
+          <w:b/>
+          <w:shd w:val="clear" w:color="auto" w:fill="B7B7B7"/>
+        </w:rPr>
+        <w:t xml:space="preserve">Chatgpt </w:t>
       </w:r>
       <w:r>
         <w:rPr>
@@ -14078,7 +13767,26 @@
           <w:szCs w:val="14"/>
           <w:shd w:val="clear" w:color="auto" w:fill="B7B7B7"/>
         </w:rPr>
-        <w:t>(GPT-5-Standard) at [9/3/2025]</w:t>
+        <w:t>(GPT</w:t>
+      </w:r>
+      <w:r>
+        <w:rPr>
+          <w:rFonts w:ascii="Cambria Math" w:hAnsi="Cambria Math" w:cs="Cambria Math"/>
+          <w:b/>
+          <w:sz w:val="14"/>
+          <w:szCs w:val="14"/>
+          <w:shd w:val="clear" w:color="auto" w:fill="B7B7B7"/>
+        </w:rPr>
+        <w:t>‑</w:t>
+      </w:r>
+      <w:r>
+        <w:rPr>
+          <w:b/>
+          <w:sz w:val="14"/>
+          <w:szCs w:val="14"/>
+          <w:shd w:val="clear" w:color="auto" w:fill="B7B7B7"/>
+        </w:rPr>
+        <w:t>5 Mini) at [9/3/2025]</w:t>
       </w:r>
     </w:p>
     <w:p>
@@ -14110,21 +13818,7 @@
         <w:rPr>
           <w:rFonts w:ascii="Roboto Mono" w:hAnsi="Roboto Mono"/>
         </w:rPr>
-        <w:t xml:space="preserve">Never use </w:t>
-      </w:r>
-      <w:proofErr w:type="gramStart"/>
-      <w:r>
-        <w:rPr>
-          <w:rFonts w:ascii="Roboto Mono" w:hAnsi="Roboto Mono"/>
-        </w:rPr>
-        <w:t>gets(</w:t>
-      </w:r>
-      <w:proofErr w:type="gramEnd"/>
-      <w:r>
-        <w:rPr>
-          <w:rFonts w:ascii="Roboto Mono" w:hAnsi="Roboto Mono"/>
-        </w:rPr>
-        <w:t>) in C (unsafe, causes buffer overflows).</w:t>
+        <w:t>Never use gets() in C (unsafe, causes buffer overflows).</w:t>
       </w:r>
     </w:p>
     <w:p>
@@ -14155,7 +13849,7 @@
           <w:noProof/>
         </w:rPr>
         <w:drawing>
-          <wp:inline distT="0" distB="0" distL="0" distR="0" wp14:anchorId="3BC509DF" wp14:editId="4916710C">
+          <wp:inline distT="0" distB="0" distL="0" distR="0" wp14:anchorId="225F59B8" wp14:editId="3F01A30A">
             <wp:extent cx="5943600" cy="890905"/>
             <wp:effectExtent l="0" t="0" r="0" b="4445"/>
             <wp:docPr id="1103310015" name="Picture 1"/>
@@ -14170,7 +13864,7 @@
                     <pic:cNvPicPr/>
                   </pic:nvPicPr>
                   <pic:blipFill>
-                    <a:blip r:embed="rId38"/>
+                    <a:blip r:embed="rId36"/>
                     <a:stretch>
                       <a:fillRect/>
                     </a:stretch>
@@ -14201,21 +13895,7 @@
         <w:rPr>
           <w:rFonts w:ascii="Roboto Mono" w:hAnsi="Roboto Mono"/>
         </w:rPr>
-        <w:t xml:space="preserve">char </w:t>
-      </w:r>
-      <w:proofErr w:type="gramStart"/>
-      <w:r>
-        <w:rPr>
-          <w:rFonts w:ascii="Roboto Mono" w:hAnsi="Roboto Mono"/>
-        </w:rPr>
-        <w:t>name[</w:t>
-      </w:r>
-      <w:proofErr w:type="gramEnd"/>
-      <w:r>
-        <w:rPr>
-          <w:rFonts w:ascii="Roboto Mono" w:hAnsi="Roboto Mono"/>
-        </w:rPr>
-        <w:t>20];</w:t>
+        <w:t>char name[20];</w:t>
       </w:r>
     </w:p>
     <w:p>
@@ -14277,35 +13957,13 @@
         <w:rPr>
           <w:rFonts w:ascii="Roboto Mono" w:hAnsi="Roboto Mono"/>
         </w:rPr>
-        <w:t xml:space="preserve">Suggests using </w:t>
-      </w:r>
-      <w:proofErr w:type="spellStart"/>
-      <w:proofErr w:type="gramStart"/>
-      <w:r>
-        <w:rPr>
-          <w:rFonts w:ascii="Roboto Mono" w:hAnsi="Roboto Mono"/>
-        </w:rPr>
-        <w:t>fgets</w:t>
-      </w:r>
-      <w:proofErr w:type="spellEnd"/>
-      <w:r>
-        <w:rPr>
-          <w:rFonts w:ascii="Roboto Mono" w:hAnsi="Roboto Mono"/>
-        </w:rPr>
-        <w:t>(</w:t>
-      </w:r>
-      <w:proofErr w:type="gramEnd"/>
-      <w:r>
-        <w:rPr>
-          <w:rFonts w:ascii="Roboto Mono" w:hAnsi="Roboto Mono"/>
-        </w:rPr>
-        <w:t>) instead.</w:t>
-      </w:r>
-    </w:p>
-    <w:p>
-      <w:r>
-        <w:pict w14:anchorId="742D52AA">
-          <v:rect id="_x0000_i1722" style="width:0;height:1.5pt" o:hralign="center" o:hrstd="t" o:hr="t" fillcolor="#a0a0a0" stroked="f"/>
+        <w:t>Suggests using fgets() instead.</w:t>
+      </w:r>
+    </w:p>
+    <w:p>
+      <w:r>
+        <w:pict w14:anchorId="185C66DB">
+          <v:rect id="_x0000_i1072" style="width:0;height:1.5pt" o:hralign="center" o:hrstd="t" o:hr="t" fillcolor="#a0a0a0" stroked="f"/>
         </w:pict>
       </w:r>
     </w:p>
@@ -14344,21 +14002,12 @@
         </w:rPr>
         <w:t xml:space="preserve">: </w:t>
       </w:r>
-      <w:proofErr w:type="spellStart"/>
-      <w:r>
-        <w:rPr>
-          <w:b/>
-          <w:shd w:val="clear" w:color="auto" w:fill="B7B7B7"/>
-        </w:rPr>
-        <w:t>Chatgpt</w:t>
-      </w:r>
-      <w:proofErr w:type="spellEnd"/>
-      <w:r>
-        <w:rPr>
-          <w:b/>
-          <w:shd w:val="clear" w:color="auto" w:fill="B7B7B7"/>
-        </w:rPr>
-        <w:t xml:space="preserve"> </w:t>
+      <w:r>
+        <w:rPr>
+          <w:b/>
+          <w:shd w:val="clear" w:color="auto" w:fill="B7B7B7"/>
+        </w:rPr>
+        <w:t xml:space="preserve">Chatgpt </w:t>
       </w:r>
       <w:r>
         <w:rPr>
@@ -14367,7 +14016,26 @@
           <w:szCs w:val="14"/>
           <w:shd w:val="clear" w:color="auto" w:fill="B7B7B7"/>
         </w:rPr>
-        <w:t>(GPT-5-Standard) at [9/3/2025]</w:t>
+        <w:t>(GPT</w:t>
+      </w:r>
+      <w:r>
+        <w:rPr>
+          <w:rFonts w:ascii="Cambria Math" w:hAnsi="Cambria Math" w:cs="Cambria Math"/>
+          <w:b/>
+          <w:sz w:val="14"/>
+          <w:szCs w:val="14"/>
+          <w:shd w:val="clear" w:color="auto" w:fill="B7B7B7"/>
+        </w:rPr>
+        <w:t>‑</w:t>
+      </w:r>
+      <w:r>
+        <w:rPr>
+          <w:b/>
+          <w:sz w:val="14"/>
+          <w:szCs w:val="14"/>
+          <w:shd w:val="clear" w:color="auto" w:fill="B7B7B7"/>
+        </w:rPr>
+        <w:t>5 Mini) at [9/3/2025]</w:t>
       </w:r>
       <w:r>
         <w:br/>
@@ -14466,8 +14134,8 @@
     </w:p>
     <w:p>
       <w:r>
-        <w:pict w14:anchorId="09C9471D">
-          <v:rect id="_x0000_i1723" style="width:0;height:1.5pt" o:hralign="center" o:hrstd="t" o:hr="t" fillcolor="#a0a0a0" stroked="f"/>
+        <w:pict w14:anchorId="2BE29DFA">
+          <v:rect id="_x0000_i1073" style="width:0;height:1.5pt" o:hralign="center" o:hrstd="t" o:hr="t" fillcolor="#a0a0a0" stroked="f"/>
         </w:pict>
       </w:r>
     </w:p>
@@ -14497,21 +14165,12 @@
         </w:rPr>
         <w:t xml:space="preserve">: </w:t>
       </w:r>
-      <w:proofErr w:type="spellStart"/>
-      <w:r>
-        <w:rPr>
-          <w:b/>
-          <w:shd w:val="clear" w:color="auto" w:fill="B7B7B7"/>
-        </w:rPr>
-        <w:t>Chatgpt</w:t>
-      </w:r>
-      <w:proofErr w:type="spellEnd"/>
-      <w:r>
-        <w:rPr>
-          <w:b/>
-          <w:shd w:val="clear" w:color="auto" w:fill="B7B7B7"/>
-        </w:rPr>
-        <w:t xml:space="preserve"> </w:t>
+      <w:r>
+        <w:rPr>
+          <w:b/>
+          <w:shd w:val="clear" w:color="auto" w:fill="B7B7B7"/>
+        </w:rPr>
+        <w:t xml:space="preserve">Chatgpt </w:t>
       </w:r>
       <w:r>
         <w:rPr>
@@ -14520,7 +14179,26 @@
           <w:szCs w:val="14"/>
           <w:shd w:val="clear" w:color="auto" w:fill="B7B7B7"/>
         </w:rPr>
-        <w:t>(GPT-5-Standard) at [9/3/2025]</w:t>
+        <w:t>(GPT</w:t>
+      </w:r>
+      <w:r>
+        <w:rPr>
+          <w:rFonts w:ascii="Cambria Math" w:hAnsi="Cambria Math" w:cs="Cambria Math"/>
+          <w:b/>
+          <w:sz w:val="14"/>
+          <w:szCs w:val="14"/>
+          <w:shd w:val="clear" w:color="auto" w:fill="B7B7B7"/>
+        </w:rPr>
+        <w:t>‑</w:t>
+      </w:r>
+      <w:r>
+        <w:rPr>
+          <w:b/>
+          <w:sz w:val="14"/>
+          <w:szCs w:val="14"/>
+          <w:shd w:val="clear" w:color="auto" w:fill="B7B7B7"/>
+        </w:rPr>
+        <w:t>5 Mini) at [9/3/2025]</w:t>
       </w:r>
     </w:p>
     <w:p>
@@ -14736,8 +14414,8 @@
     </w:p>
     <w:p>
       <w:r>
-        <w:pict w14:anchorId="35D3F013">
-          <v:rect id="_x0000_i1756" style="width:0;height:1.5pt" o:hralign="center" o:hrstd="t" o:hr="t" fillcolor="#a0a0a0" stroked="f"/>
+        <w:pict w14:anchorId="2FD33F10">
+          <v:rect id="_x0000_i1074" style="width:0;height:1.5pt" o:hralign="center" o:hrstd="t" o:hr="t" fillcolor="#a0a0a0" stroked="f"/>
         </w:pict>
       </w:r>
     </w:p>
@@ -14829,35 +14507,7 @@
         <w:rPr>
           <w:rFonts w:ascii="Roboto Mono" w:hAnsi="Roboto Mono"/>
         </w:rPr>
-        <w:t xml:space="preserve">Tool: </w:t>
-      </w:r>
-      <w:proofErr w:type="spellStart"/>
-      <w:r>
-        <w:rPr>
-          <w:rFonts w:ascii="Roboto Mono" w:hAnsi="Roboto Mono"/>
-        </w:rPr>
-        <w:t>ESLint</w:t>
-      </w:r>
-      <w:proofErr w:type="spellEnd"/>
-      <w:r>
-        <w:rPr>
-          <w:rFonts w:ascii="Roboto Mono" w:hAnsi="Roboto Mono"/>
-        </w:rPr>
-        <w:t xml:space="preserve">, </w:t>
-      </w:r>
-      <w:proofErr w:type="spellStart"/>
-      <w:r>
-        <w:rPr>
-          <w:rFonts w:ascii="Roboto Mono" w:hAnsi="Roboto Mono"/>
-        </w:rPr>
-        <w:t>Pylint</w:t>
-      </w:r>
-      <w:proofErr w:type="spellEnd"/>
-      <w:r>
-        <w:rPr>
-          <w:rFonts w:ascii="Roboto Mono" w:hAnsi="Roboto Mono"/>
-        </w:rPr>
-        <w:t>.</w:t>
+        <w:t>Tool: ESLint, Pylint.</w:t>
       </w:r>
     </w:p>
     <w:p>
@@ -14911,49 +14561,7 @@
         <w:rPr>
           <w:rFonts w:ascii="Roboto Mono" w:hAnsi="Roboto Mono"/>
         </w:rPr>
-        <w:t xml:space="preserve">Tool: </w:t>
-      </w:r>
-      <w:proofErr w:type="spellStart"/>
-      <w:r>
-        <w:rPr>
-          <w:rFonts w:ascii="Roboto Mono" w:hAnsi="Roboto Mono"/>
-        </w:rPr>
-        <w:t>Pylint</w:t>
-      </w:r>
-      <w:proofErr w:type="spellEnd"/>
-      <w:r>
-        <w:rPr>
-          <w:rFonts w:ascii="Roboto Mono" w:hAnsi="Roboto Mono"/>
-        </w:rPr>
-        <w:t xml:space="preserve">, </w:t>
-      </w:r>
-      <w:proofErr w:type="spellStart"/>
-      <w:r>
-        <w:rPr>
-          <w:rFonts w:ascii="Roboto Mono" w:hAnsi="Roboto Mono"/>
-        </w:rPr>
-        <w:t>StyleCop</w:t>
-      </w:r>
-      <w:proofErr w:type="spellEnd"/>
-      <w:r>
-        <w:rPr>
-          <w:rFonts w:ascii="Roboto Mono" w:hAnsi="Roboto Mono"/>
-        </w:rPr>
-        <w:t xml:space="preserve">, </w:t>
-      </w:r>
-      <w:proofErr w:type="spellStart"/>
-      <w:r>
-        <w:rPr>
-          <w:rFonts w:ascii="Roboto Mono" w:hAnsi="Roboto Mono"/>
-        </w:rPr>
-        <w:t>ESLint</w:t>
-      </w:r>
-      <w:proofErr w:type="spellEnd"/>
-      <w:r>
-        <w:rPr>
-          <w:rFonts w:ascii="Roboto Mono" w:hAnsi="Roboto Mono"/>
-        </w:rPr>
-        <w:t>.</w:t>
+        <w:t>Tool: Pylint, StyleCop, ESLint.</w:t>
       </w:r>
     </w:p>
     <w:p>
@@ -15006,21 +14614,7 @@
         <w:rPr>
           <w:rFonts w:ascii="Roboto Mono" w:hAnsi="Roboto Mono"/>
         </w:rPr>
-        <w:t xml:space="preserve">Tool: SonarQube, </w:t>
-      </w:r>
-      <w:proofErr w:type="spellStart"/>
-      <w:r>
-        <w:rPr>
-          <w:rFonts w:ascii="Roboto Mono" w:hAnsi="Roboto Mono"/>
-        </w:rPr>
-        <w:t>CodeClimate</w:t>
-      </w:r>
-      <w:proofErr w:type="spellEnd"/>
-      <w:r>
-        <w:rPr>
-          <w:rFonts w:ascii="Roboto Mono" w:hAnsi="Roboto Mono"/>
-        </w:rPr>
-        <w:t>.</w:t>
+        <w:t>Tool: SonarQube, CodeClimate.</w:t>
       </w:r>
     </w:p>
     <w:p>
@@ -15073,21 +14667,7 @@
         <w:rPr>
           <w:rFonts w:ascii="Roboto Mono" w:hAnsi="Roboto Mono"/>
         </w:rPr>
-        <w:t xml:space="preserve">Tool: </w:t>
-      </w:r>
-      <w:proofErr w:type="spellStart"/>
-      <w:r>
-        <w:rPr>
-          <w:rFonts w:ascii="Roboto Mono" w:hAnsi="Roboto Mono"/>
-        </w:rPr>
-        <w:t>MyPy</w:t>
-      </w:r>
-      <w:proofErr w:type="spellEnd"/>
-      <w:r>
-        <w:rPr>
-          <w:rFonts w:ascii="Roboto Mono" w:hAnsi="Roboto Mono"/>
-        </w:rPr>
-        <w:t xml:space="preserve"> (Python), TypeScript compiler.</w:t>
+        <w:t>Tool: MyPy (Python), TypeScript compiler.</w:t>
       </w:r>
     </w:p>
     <w:p>
@@ -15246,35 +14826,7 @@
         <w:rPr>
           <w:rFonts w:ascii="Roboto Mono" w:hAnsi="Roboto Mono"/>
         </w:rPr>
-        <w:t xml:space="preserve">Tool: </w:t>
-      </w:r>
-      <w:proofErr w:type="spellStart"/>
-      <w:r>
-        <w:rPr>
-          <w:rFonts w:ascii="Roboto Mono" w:hAnsi="Roboto Mono"/>
-        </w:rPr>
-        <w:t>Cppcheck</w:t>
-      </w:r>
-      <w:proofErr w:type="spellEnd"/>
-      <w:r>
-        <w:rPr>
-          <w:rFonts w:ascii="Roboto Mono" w:hAnsi="Roboto Mono"/>
-        </w:rPr>
-        <w:t xml:space="preserve">, </w:t>
-      </w:r>
-      <w:proofErr w:type="spellStart"/>
-      <w:r>
-        <w:rPr>
-          <w:rFonts w:ascii="Roboto Mono" w:hAnsi="Roboto Mono"/>
-        </w:rPr>
-        <w:t>Polyspace</w:t>
-      </w:r>
-      <w:proofErr w:type="spellEnd"/>
-      <w:r>
-        <w:rPr>
-          <w:rFonts w:ascii="Roboto Mono" w:hAnsi="Roboto Mono"/>
-        </w:rPr>
-        <w:t>.</w:t>
+        <w:t>Tool: Cppcheck, Polyspace.</w:t>
       </w:r>
     </w:p>
     <w:p>
@@ -15327,21 +14879,7 @@
         <w:rPr>
           <w:rFonts w:ascii="Roboto Mono" w:hAnsi="Roboto Mono"/>
         </w:rPr>
-        <w:t xml:space="preserve">Tool: SonarQube, </w:t>
-      </w:r>
-      <w:proofErr w:type="spellStart"/>
-      <w:r>
-        <w:rPr>
-          <w:rFonts w:ascii="Roboto Mono" w:hAnsi="Roboto Mono"/>
-        </w:rPr>
-        <w:t>CodeClimate</w:t>
-      </w:r>
-      <w:proofErr w:type="spellEnd"/>
-      <w:r>
-        <w:rPr>
-          <w:rFonts w:ascii="Roboto Mono" w:hAnsi="Roboto Mono"/>
-        </w:rPr>
-        <w:t>.</w:t>
+        <w:t>Tool: SonarQube, CodeClimate.</w:t>
       </w:r>
     </w:p>
     <w:p>
@@ -15395,27 +14933,13 @@
         <w:rPr>
           <w:rFonts w:ascii="Roboto Mono" w:hAnsi="Roboto Mono"/>
         </w:rPr>
-        <w:t xml:space="preserve">Tool: </w:t>
-      </w:r>
-      <w:proofErr w:type="spellStart"/>
-      <w:r>
-        <w:rPr>
-          <w:rFonts w:ascii="Roboto Mono" w:hAnsi="Roboto Mono"/>
-        </w:rPr>
-        <w:t>Polyspace</w:t>
-      </w:r>
-      <w:proofErr w:type="spellEnd"/>
-      <w:r>
-        <w:rPr>
-          <w:rFonts w:ascii="Roboto Mono" w:hAnsi="Roboto Mono"/>
-        </w:rPr>
-        <w:t>, LDRA.</w:t>
-      </w:r>
-    </w:p>
-    <w:p>
-      <w:r>
-        <w:pict w14:anchorId="1EADCE37">
-          <v:rect id="_x0000_i1757" style="width:0;height:1.5pt" o:hralign="center" o:hrstd="t" o:hr="t" fillcolor="#a0a0a0" stroked="f"/>
+        <w:t>Tool: Polyspace, LDRA.</w:t>
+      </w:r>
+    </w:p>
+    <w:p>
+      <w:r>
+        <w:pict w14:anchorId="562707FA">
+          <v:rect id="_x0000_i1075" style="width:0;height:1.5pt" o:hralign="center" o:hrstd="t" o:hr="t" fillcolor="#a0a0a0" stroked="f"/>
         </w:pict>
       </w:r>
     </w:p>
@@ -15459,7 +14983,7 @@
           <w:noProof/>
         </w:rPr>
         <w:drawing>
-          <wp:inline distT="0" distB="0" distL="0" distR="0" wp14:anchorId="4B1BE739" wp14:editId="51EBFEF3">
+          <wp:inline distT="0" distB="0" distL="0" distR="0" wp14:anchorId="3CD87D24" wp14:editId="5845A4FE">
             <wp:extent cx="5943600" cy="1917700"/>
             <wp:effectExtent l="0" t="0" r="0" b="6350"/>
             <wp:docPr id="1242762297" name="Picture 1"/>
@@ -15474,7 +14998,7 @@
                     <pic:cNvPicPr/>
                   </pic:nvPicPr>
                   <pic:blipFill>
-                    <a:blip r:embed="rId39"/>
+                    <a:blip r:embed="rId37"/>
                     <a:stretch>
                       <a:fillRect/>
                     </a:stretch>
@@ -15805,11 +15329,12 @@
     </w:tbl>
     <w:p>
       <w:r>
-        <w:pict w14:anchorId="0CCCC822">
-          <v:rect id="_x0000_i1758" style="width:0;height:1.5pt" o:hralign="center" o:hrstd="t" o:hr="t" fillcolor="#a0a0a0" stroked="f"/>
+        <w:pict w14:anchorId="3269E062">
+          <v:rect id="_x0000_i1076" style="width:0;height:1.5pt" o:hralign="center" o:hrstd="t" o:hr="t" fillcolor="#a0a0a0" stroked="f"/>
         </w:pict>
       </w:r>
     </w:p>
+    <w:p/>
     <w:p/>
     <w:sectPr>
       <w:pgSz w:w="12240" w:h="15840"/>
@@ -15819,56 +15344,6 @@
     </w:sectPr>
   </w:body>
 </w:document>
-</file>
-
-<file path=word/endnotes.xml><?xml version="1.0" encoding="utf-8"?>
-<w:endnotes xmlns:wpc="http://schemas.microsoft.com/office/word/2010/wordprocessingCanvas" xmlns:cx="http://schemas.microsoft.com/office/drawing/2014/chartex" xmlns:cx1="http://schemas.microsoft.com/office/drawing/2015/9/8/chartex" xmlns:cx2="http://schemas.microsoft.com/office/drawing/2015/10/21/chartex" xmlns:cx3="http://schemas.microsoft.com/office/drawing/2016/5/9/chartex" xmlns:cx4="http://schemas.microsoft.com/office/drawing/2016/5/10/chartex" xmlns:cx5="http://schemas.microsoft.com/office/drawing/2016/5/11/chartex" xmlns:cx6="http://schemas.microsoft.com/office/drawing/2016/5/12/chartex" xmlns:cx7="http://schemas.microsoft.com/office/drawing/2016/5/13/chartex" xmlns:cx8="http://schemas.microsoft.com/office/drawing/2016/5/14/chartex" xmlns:mc="http://schemas.openxmlformats.org/markup-compatibility/2006" xmlns:aink="http://schemas.microsoft.com/office/drawing/2016/ink" xmlns:am3d="http://schemas.microsoft.com/office/drawing/2017/model3d" xmlns:o="urn:schemas-microsoft-com:office:office" xmlns:oel="http://schemas.microsoft.com/office/2019/extlst" xmlns:r="http://schemas.openxmlformats.org/officeDocument/2006/relationships" xmlns:m="http://schemas.openxmlformats.org/officeDocument/2006/math" xmlns:v="urn:schemas-microsoft-com:vml" xmlns:wp14="http://schemas.microsoft.com/office/word/2010/wordprocessingDrawing" xmlns:wp="http://schemas.openxmlformats.org/drawingml/2006/wordprocessingDrawing" xmlns:w10="urn:schemas-microsoft-com:office:word" xmlns:w="http://schemas.openxmlformats.org/wordprocessingml/2006/main" xmlns:w14="http://schemas.microsoft.com/office/word/2010/wordml" xmlns:w15="http://schemas.microsoft.com/office/word/2012/wordml" xmlns:w16cex="http://schemas.microsoft.com/office/word/2018/wordml/cex" xmlns:w16cid="http://schemas.microsoft.com/office/word/2016/wordml/cid" xmlns:w16="http://schemas.microsoft.com/office/word/2018/wordml" xmlns:w16du="http://schemas.microsoft.com/office/word/2023/wordml/word16du" xmlns:w16sdtdh="http://schemas.microsoft.com/office/word/2020/wordml/sdtdatahash" xmlns:w16sdtfl="http://schemas.microsoft.com/office/word/2024/wordml/sdtformatlock" xmlns:w16se="http://schemas.microsoft.com/office/word/2015/wordml/symex" xmlns:wpg="http://schemas.microsoft.com/office/word/2010/wordprocessingGroup" xmlns:wpi="http://schemas.microsoft.com/office/word/2010/wordprocessingInk" xmlns:wne="http://schemas.microsoft.com/office/word/2006/wordml" xmlns:wps="http://schemas.microsoft.com/office/word/2010/wordprocessingShape" mc:Ignorable="w14 w15 w16se w16cid w16 w16cex w16sdtdh w16sdtfl w16du wp14">
-  <w:endnote w:type="separator" w:id="-1">
-    <w:p>
-      <w:pPr>
-        <w:spacing w:after="0" w:line="240" w:lineRule="auto"/>
-      </w:pPr>
-      <w:r>
-        <w:separator/>
-      </w:r>
-    </w:p>
-  </w:endnote>
-  <w:endnote w:type="continuationSeparator" w:id="0">
-    <w:p>
-      <w:pPr>
-        <w:spacing w:after="0" w:line="240" w:lineRule="auto"/>
-      </w:pPr>
-      <w:r>
-        <w:continuationSeparator/>
-      </w:r>
-    </w:p>
-  </w:endnote>
-</w:endnotes>
-</file>
-
-<file path=word/footnotes.xml><?xml version="1.0" encoding="utf-8"?>
-<w:footnotes xmlns:wpc="http://schemas.microsoft.com/office/word/2010/wordprocessingCanvas" xmlns:cx="http://schemas.microsoft.com/office/drawing/2014/chartex" xmlns:cx1="http://schemas.microsoft.com/office/drawing/2015/9/8/chartex" xmlns:cx2="http://schemas.microsoft.com/office/drawing/2015/10/21/chartex" xmlns:cx3="http://schemas.microsoft.com/office/drawing/2016/5/9/chartex" xmlns:cx4="http://schemas.microsoft.com/office/drawing/2016/5/10/chartex" xmlns:cx5="http://schemas.microsoft.com/office/drawing/2016/5/11/chartex" xmlns:cx6="http://schemas.microsoft.com/office/drawing/2016/5/12/chartex" xmlns:cx7="http://schemas.microsoft.com/office/drawing/2016/5/13/chartex" xmlns:cx8="http://schemas.microsoft.com/office/drawing/2016/5/14/chartex" xmlns:mc="http://schemas.openxmlformats.org/markup-compatibility/2006" xmlns:aink="http://schemas.microsoft.com/office/drawing/2016/ink" xmlns:am3d="http://schemas.microsoft.com/office/drawing/2017/model3d" xmlns:o="urn:schemas-microsoft-com:office:office" xmlns:oel="http://schemas.microsoft.com/office/2019/extlst" xmlns:r="http://schemas.openxmlformats.org/officeDocument/2006/relationships" xmlns:m="http://schemas.openxmlformats.org/officeDocument/2006/math" xmlns:v="urn:schemas-microsoft-com:vml" xmlns:wp14="http://schemas.microsoft.com/office/word/2010/wordprocessingDrawing" xmlns:wp="http://schemas.openxmlformats.org/drawingml/2006/wordprocessingDrawing" xmlns:w10="urn:schemas-microsoft-com:office:word" xmlns:w="http://schemas.openxmlformats.org/wordprocessingml/2006/main" xmlns:w14="http://schemas.microsoft.com/office/word/2010/wordml" xmlns:w15="http://schemas.microsoft.com/office/word/2012/wordml" xmlns:w16cex="http://schemas.microsoft.com/office/word/2018/wordml/cex" xmlns:w16cid="http://schemas.microsoft.com/office/word/2016/wordml/cid" xmlns:w16="http://schemas.microsoft.com/office/word/2018/wordml" xmlns:w16du="http://schemas.microsoft.com/office/word/2023/wordml/word16du" xmlns:w16sdtdh="http://schemas.microsoft.com/office/word/2020/wordml/sdtdatahash" xmlns:w16sdtfl="http://schemas.microsoft.com/office/word/2024/wordml/sdtformatlock" xmlns:w16se="http://schemas.microsoft.com/office/word/2015/wordml/symex" xmlns:wpg="http://schemas.microsoft.com/office/word/2010/wordprocessingGroup" xmlns:wpi="http://schemas.microsoft.com/office/word/2010/wordprocessingInk" xmlns:wne="http://schemas.microsoft.com/office/word/2006/wordml" xmlns:wps="http://schemas.microsoft.com/office/word/2010/wordprocessingShape" mc:Ignorable="w14 w15 w16se w16cid w16 w16cex w16sdtdh w16sdtfl w16du wp14">
-  <w:footnote w:type="separator" w:id="-1">
-    <w:p>
-      <w:pPr>
-        <w:spacing w:after="0" w:line="240" w:lineRule="auto"/>
-      </w:pPr>
-      <w:r>
-        <w:separator/>
-      </w:r>
-    </w:p>
-  </w:footnote>
-  <w:footnote w:type="continuationSeparator" w:id="0">
-    <w:p>
-      <w:pPr>
-        <w:spacing w:after="0" w:line="240" w:lineRule="auto"/>
-      </w:pPr>
-      <w:r>
-        <w:continuationSeparator/>
-      </w:r>
-    </w:p>
-  </w:footnote>
-</w:footnotes>
 </file>
 
 <file path=word/numbering.xml><?xml version="1.0" encoding="utf-8"?>
@@ -27632,7 +27107,7 @@
   <w:style w:type="paragraph" w:default="1" w:styleId="Normal">
     <w:name w:val="Normal"/>
     <w:qFormat/>
-    <w:rsid w:val="00D178E4"/>
+    <w:rsid w:val="00B65D83"/>
   </w:style>
   <w:style w:type="paragraph" w:styleId="Heading1">
     <w:name w:val="heading 1"/>
@@ -27641,7 +27116,7 @@
     <w:link w:val="Heading1Char"/>
     <w:uiPriority w:val="9"/>
     <w:qFormat/>
-    <w:rsid w:val="002476C7"/>
+    <w:rsid w:val="00154155"/>
     <w:pPr>
       <w:keepNext/>
       <w:keepLines/>
@@ -27663,7 +27138,7 @@
     <w:uiPriority w:val="9"/>
     <w:unhideWhenUsed/>
     <w:qFormat/>
-    <w:rsid w:val="002476C7"/>
+    <w:rsid w:val="00154155"/>
     <w:pPr>
       <w:keepNext/>
       <w:keepLines/>
@@ -27685,7 +27160,7 @@
     <w:uiPriority w:val="9"/>
     <w:unhideWhenUsed/>
     <w:qFormat/>
-    <w:rsid w:val="002476C7"/>
+    <w:rsid w:val="00154155"/>
     <w:pPr>
       <w:keepNext/>
       <w:keepLines/>
@@ -27707,7 +27182,7 @@
     <w:uiPriority w:val="9"/>
     <w:unhideWhenUsed/>
     <w:qFormat/>
-    <w:rsid w:val="002476C7"/>
+    <w:rsid w:val="00154155"/>
     <w:pPr>
       <w:keepNext/>
       <w:keepLines/>
@@ -27729,7 +27204,7 @@
     <w:uiPriority w:val="9"/>
     <w:unhideWhenUsed/>
     <w:qFormat/>
-    <w:rsid w:val="002476C7"/>
+    <w:rsid w:val="00154155"/>
     <w:pPr>
       <w:keepNext/>
       <w:keepLines/>
@@ -27749,7 +27224,7 @@
     <w:uiPriority w:val="9"/>
     <w:unhideWhenUsed/>
     <w:qFormat/>
-    <w:rsid w:val="002476C7"/>
+    <w:rsid w:val="00154155"/>
     <w:pPr>
       <w:keepNext/>
       <w:keepLines/>
@@ -27772,7 +27247,7 @@
     <w:semiHidden/>
     <w:unhideWhenUsed/>
     <w:qFormat/>
-    <w:rsid w:val="002476C7"/>
+    <w:rsid w:val="00154155"/>
     <w:pPr>
       <w:keepNext/>
       <w:keepLines/>
@@ -27793,7 +27268,7 @@
     <w:semiHidden/>
     <w:unhideWhenUsed/>
     <w:qFormat/>
-    <w:rsid w:val="002476C7"/>
+    <w:rsid w:val="00154155"/>
     <w:pPr>
       <w:keepNext/>
       <w:keepLines/>
@@ -27816,7 +27291,7 @@
     <w:semiHidden/>
     <w:unhideWhenUsed/>
     <w:qFormat/>
-    <w:rsid w:val="002476C7"/>
+    <w:rsid w:val="00154155"/>
     <w:pPr>
       <w:keepNext/>
       <w:keepLines/>
@@ -27831,6 +27306,7 @@
   <w:style w:type="character" w:default="1" w:styleId="DefaultParagraphFont">
     <w:name w:val="Default Paragraph Font"/>
     <w:uiPriority w:val="1"/>
+    <w:semiHidden/>
     <w:unhideWhenUsed/>
   </w:style>
   <w:style w:type="table" w:default="1" w:styleId="TableNormal">
@@ -27859,7 +27335,7 @@
     <w:basedOn w:val="DefaultParagraphFont"/>
     <w:link w:val="Heading1"/>
     <w:uiPriority w:val="9"/>
-    <w:rsid w:val="002476C7"/>
+    <w:rsid w:val="00154155"/>
     <w:rPr>
       <w:rFonts w:asciiTheme="majorHAnsi" w:eastAsiaTheme="majorEastAsia" w:hAnsiTheme="majorHAnsi" w:cstheme="majorBidi"/>
       <w:color w:val="2F5496" w:themeColor="accent1" w:themeShade="BF"/>
@@ -27872,7 +27348,7 @@
     <w:basedOn w:val="DefaultParagraphFont"/>
     <w:link w:val="Heading2"/>
     <w:uiPriority w:val="9"/>
-    <w:rsid w:val="002476C7"/>
+    <w:rsid w:val="00154155"/>
     <w:rPr>
       <w:rFonts w:asciiTheme="majorHAnsi" w:eastAsiaTheme="majorEastAsia" w:hAnsiTheme="majorHAnsi" w:cstheme="majorBidi"/>
       <w:color w:val="2F5496" w:themeColor="accent1" w:themeShade="BF"/>
@@ -27885,7 +27361,7 @@
     <w:basedOn w:val="DefaultParagraphFont"/>
     <w:link w:val="Heading3"/>
     <w:uiPriority w:val="9"/>
-    <w:rsid w:val="002476C7"/>
+    <w:rsid w:val="00154155"/>
     <w:rPr>
       <w:rFonts w:eastAsiaTheme="majorEastAsia" w:cstheme="majorBidi"/>
       <w:color w:val="2F5496" w:themeColor="accent1" w:themeShade="BF"/>
@@ -27898,7 +27374,7 @@
     <w:basedOn w:val="DefaultParagraphFont"/>
     <w:link w:val="Heading4"/>
     <w:uiPriority w:val="9"/>
-    <w:rsid w:val="002476C7"/>
+    <w:rsid w:val="00154155"/>
     <w:rPr>
       <w:rFonts w:eastAsiaTheme="majorEastAsia" w:cstheme="majorBidi"/>
       <w:i/>
@@ -27911,7 +27387,7 @@
     <w:basedOn w:val="DefaultParagraphFont"/>
     <w:link w:val="Heading5"/>
     <w:uiPriority w:val="9"/>
-    <w:rsid w:val="002476C7"/>
+    <w:rsid w:val="00154155"/>
     <w:rPr>
       <w:rFonts w:eastAsiaTheme="majorEastAsia" w:cstheme="majorBidi"/>
       <w:color w:val="2F5496" w:themeColor="accent1" w:themeShade="BF"/>
@@ -27922,7 +27398,7 @@
     <w:basedOn w:val="DefaultParagraphFont"/>
     <w:link w:val="Heading6"/>
     <w:uiPriority w:val="9"/>
-    <w:rsid w:val="002476C7"/>
+    <w:rsid w:val="00154155"/>
     <w:rPr>
       <w:rFonts w:eastAsiaTheme="majorEastAsia" w:cstheme="majorBidi"/>
       <w:i/>
@@ -27936,7 +27412,7 @@
     <w:link w:val="Heading7"/>
     <w:uiPriority w:val="9"/>
     <w:semiHidden/>
-    <w:rsid w:val="002476C7"/>
+    <w:rsid w:val="00154155"/>
     <w:rPr>
       <w:rFonts w:eastAsiaTheme="majorEastAsia" w:cstheme="majorBidi"/>
       <w:color w:val="595959" w:themeColor="text1" w:themeTint="A6"/>
@@ -27948,7 +27424,7 @@
     <w:link w:val="Heading8"/>
     <w:uiPriority w:val="9"/>
     <w:semiHidden/>
-    <w:rsid w:val="002476C7"/>
+    <w:rsid w:val="00154155"/>
     <w:rPr>
       <w:rFonts w:eastAsiaTheme="majorEastAsia" w:cstheme="majorBidi"/>
       <w:i/>
@@ -27962,7 +27438,7 @@
     <w:link w:val="Heading9"/>
     <w:uiPriority w:val="9"/>
     <w:semiHidden/>
-    <w:rsid w:val="002476C7"/>
+    <w:rsid w:val="00154155"/>
     <w:rPr>
       <w:rFonts w:eastAsiaTheme="majorEastAsia" w:cstheme="majorBidi"/>
       <w:color w:val="272727" w:themeColor="text1" w:themeTint="D8"/>
@@ -27975,7 +27451,7 @@
     <w:link w:val="TitleChar"/>
     <w:uiPriority w:val="10"/>
     <w:qFormat/>
-    <w:rsid w:val="002476C7"/>
+    <w:rsid w:val="00154155"/>
     <w:pPr>
       <w:spacing w:after="80" w:line="240" w:lineRule="auto"/>
       <w:contextualSpacing/>
@@ -27993,7 +27469,7 @@
     <w:basedOn w:val="DefaultParagraphFont"/>
     <w:link w:val="Title"/>
     <w:uiPriority w:val="10"/>
-    <w:rsid w:val="002476C7"/>
+    <w:rsid w:val="00154155"/>
     <w:rPr>
       <w:rFonts w:asciiTheme="majorHAnsi" w:eastAsiaTheme="majorEastAsia" w:hAnsiTheme="majorHAnsi" w:cstheme="majorBidi"/>
       <w:spacing w:val="-10"/>
@@ -28009,7 +27485,7 @@
     <w:link w:val="SubtitleChar"/>
     <w:uiPriority w:val="11"/>
     <w:qFormat/>
-    <w:rsid w:val="002476C7"/>
+    <w:rsid w:val="00154155"/>
     <w:pPr>
       <w:numPr>
         <w:ilvl w:val="1"/>
@@ -28028,7 +27504,7 @@
     <w:basedOn w:val="DefaultParagraphFont"/>
     <w:link w:val="Subtitle"/>
     <w:uiPriority w:val="11"/>
-    <w:rsid w:val="002476C7"/>
+    <w:rsid w:val="00154155"/>
     <w:rPr>
       <w:rFonts w:eastAsiaTheme="majorEastAsia" w:cstheme="majorBidi"/>
       <w:color w:val="595959" w:themeColor="text1" w:themeTint="A6"/>
@@ -28044,7 +27520,7 @@
     <w:link w:val="QuoteChar"/>
     <w:uiPriority w:val="29"/>
     <w:qFormat/>
-    <w:rsid w:val="002476C7"/>
+    <w:rsid w:val="00154155"/>
     <w:pPr>
       <w:spacing w:before="160"/>
       <w:jc w:val="center"/>
@@ -28060,7 +27536,7 @@
     <w:basedOn w:val="DefaultParagraphFont"/>
     <w:link w:val="Quote"/>
     <w:uiPriority w:val="29"/>
-    <w:rsid w:val="002476C7"/>
+    <w:rsid w:val="00154155"/>
     <w:rPr>
       <w:i/>
       <w:iCs/>
@@ -28072,7 +27548,7 @@
     <w:basedOn w:val="Normal"/>
     <w:uiPriority w:val="34"/>
     <w:qFormat/>
-    <w:rsid w:val="002476C7"/>
+    <w:rsid w:val="00154155"/>
     <w:pPr>
       <w:ind w:left="720"/>
       <w:contextualSpacing/>
@@ -28083,7 +27559,7 @@
     <w:basedOn w:val="DefaultParagraphFont"/>
     <w:uiPriority w:val="21"/>
     <w:qFormat/>
-    <w:rsid w:val="002476C7"/>
+    <w:rsid w:val="00154155"/>
     <w:rPr>
       <w:i/>
       <w:iCs/>
@@ -28097,7 +27573,7 @@
     <w:link w:val="IntenseQuoteChar"/>
     <w:uiPriority w:val="30"/>
     <w:qFormat/>
-    <w:rsid w:val="002476C7"/>
+    <w:rsid w:val="00154155"/>
     <w:pPr>
       <w:pBdr>
         <w:top w:val="single" w:sz="4" w:space="10" w:color="2F5496" w:themeColor="accent1" w:themeShade="BF"/>
@@ -28118,7 +27594,7 @@
     <w:basedOn w:val="DefaultParagraphFont"/>
     <w:link w:val="IntenseQuote"/>
     <w:uiPriority w:val="30"/>
-    <w:rsid w:val="002476C7"/>
+    <w:rsid w:val="00154155"/>
     <w:rPr>
       <w:i/>
       <w:iCs/>
@@ -28130,7 +27606,7 @@
     <w:basedOn w:val="DefaultParagraphFont"/>
     <w:uiPriority w:val="32"/>
     <w:qFormat/>
-    <w:rsid w:val="002476C7"/>
+    <w:rsid w:val="00154155"/>
     <w:rPr>
       <w:b/>
       <w:bCs/>
@@ -28145,7 +27621,7 @@
     <w:link w:val="HeaderChar"/>
     <w:uiPriority w:val="99"/>
     <w:unhideWhenUsed/>
-    <w:rsid w:val="001F2EA9"/>
+    <w:rsid w:val="00B65D83"/>
     <w:pPr>
       <w:tabs>
         <w:tab w:val="center" w:pos="4320"/>
@@ -28159,7 +27635,7 @@
     <w:basedOn w:val="DefaultParagraphFont"/>
     <w:link w:val="Header"/>
     <w:uiPriority w:val="99"/>
-    <w:rsid w:val="001F2EA9"/>
+    <w:rsid w:val="00B65D83"/>
   </w:style>
   <w:style w:type="paragraph" w:styleId="Footer">
     <w:name w:val="footer"/>
@@ -28167,7 +27643,7 @@
     <w:link w:val="FooterChar"/>
     <w:uiPriority w:val="99"/>
     <w:unhideWhenUsed/>
-    <w:rsid w:val="001F2EA9"/>
+    <w:rsid w:val="00B65D83"/>
     <w:pPr>
       <w:tabs>
         <w:tab w:val="center" w:pos="4320"/>
@@ -28181,7 +27657,7 @@
     <w:basedOn w:val="DefaultParagraphFont"/>
     <w:link w:val="Footer"/>
     <w:uiPriority w:val="99"/>
-    <w:rsid w:val="001F2EA9"/>
+    <w:rsid w:val="00B65D83"/>
   </w:style>
 </w:styles>
 </file>
